--- a/Docs/Document.docx
+++ b/Docs/Document.docx
@@ -1,56 +1,59 @@
 
 <file path=word/document.xml><?xml version="1.0" encoding="utf-8"?>
-<w:document xmlns:wpc="http://schemas.microsoft.com/office/word/2010/wordprocessingCanvas" xmlns:cx="http://schemas.microsoft.com/office/drawing/2014/chartex" xmlns:cx1="http://schemas.microsoft.com/office/drawing/2015/9/8/chartex" xmlns:cx2="http://schemas.microsoft.com/office/drawing/2015/10/21/chartex" xmlns:cx3="http://schemas.microsoft.com/office/drawing/2016/5/9/chartex" xmlns:cx4="http://schemas.microsoft.com/office/drawing/2016/5/10/chartex" xmlns:cx5="http://schemas.microsoft.com/office/drawing/2016/5/11/chartex" xmlns:cx6="http://schemas.microsoft.com/office/drawing/2016/5/12/chartex" xmlns:cx7="http://schemas.microsoft.com/office/drawing/2016/5/13/chartex" xmlns:cx8="http://schemas.microsoft.com/office/drawing/2016/5/14/chartex" xmlns:mc="http://schemas.openxmlformats.org/markup-compatibility/2006" xmlns:aink="http://schemas.microsoft.com/office/drawing/2016/ink" xmlns:am3d="http://schemas.microsoft.com/office/drawing/2017/model3d" xmlns:o="urn:schemas-microsoft-com:office:office" xmlns:oel="http://schemas.microsoft.com/office/2019/extlst" xmlns:r="http://schemas.openxmlformats.org/officeDocument/2006/relationships" xmlns:m="http://schemas.openxmlformats.org/officeDocument/2006/math" xmlns:v="urn:schemas-microsoft-com:vml" xmlns:wp14="http://schemas.microsoft.com/office/word/2010/wordprocessingDrawing" xmlns:wp="http://schemas.openxmlformats.org/drawingml/2006/wordprocessingDrawing" xmlns:w10="urn:schemas-microsoft-com:office:word" xmlns:w="http://schemas.openxmlformats.org/wordprocessingml/2006/main" xmlns:w14="http://schemas.microsoft.com/office/word/2010/wordml" xmlns:w15="http://schemas.microsoft.com/office/word/2012/wordml" xmlns:w16cex="http://schemas.microsoft.com/office/word/2018/wordml/cex" xmlns:w16cid="http://schemas.microsoft.com/office/word/2016/wordml/cid" xmlns:w16="http://schemas.microsoft.com/office/word/2018/wordml" xmlns:w16du="http://schemas.microsoft.com/office/word/2023/wordml/word16du" xmlns:w16sdtdh="http://schemas.microsoft.com/office/word/2020/wordml/sdtdatahash" xmlns:w16sdtfl="http://schemas.microsoft.com/office/word/2024/wordml/sdtformatlock" xmlns:w16se="http://schemas.microsoft.com/office/word/2015/wordml/symex" xmlns:wpg="http://schemas.microsoft.com/office/word/2010/wordprocessingGroup" xmlns:wpi="http://schemas.microsoft.com/office/word/2010/wordprocessingInk" xmlns:wne="http://schemas.microsoft.com/office/word/2006/wordml" xmlns:wps="http://schemas.microsoft.com/office/word/2010/wordprocessingShape" mc:Ignorable="w14 w15 w16se w16cid w16 w16cex w16sdtdh w16sdtfl w16du wp14">
+<w:document xmlns:o="urn:schemas-microsoft-com:office:office" xmlns:r="http://schemas.openxmlformats.org/officeDocument/2006/relationships" xmlns:v="urn:schemas-microsoft-com:vml" xmlns:w="http://schemas.openxmlformats.org/wordprocessingml/2006/main" xmlns:w10="urn:schemas-microsoft-com:office:word" xmlns:wp="http://schemas.openxmlformats.org/drawingml/2006/wordprocessingDrawing" xmlns:pic="http://schemas.openxmlformats.org/drawingml/2006/picture" xmlns:wps="http://schemas.microsoft.com/office/word/2010/wordprocessingShape" xmlns:wpg="http://schemas.microsoft.com/office/word/2010/wordprocessingGroup" xmlns:mc="http://schemas.openxmlformats.org/markup-compatibility/2006" xmlns:wp14="http://schemas.microsoft.com/office/word/2010/wordprocessingDrawing" xmlns:w14="http://schemas.microsoft.com/office/word/2010/wordml" xmlns:w15="http://schemas.microsoft.com/office/word/2012/wordml" mc:Ignorable="w14 wp14 w15">
   <w:body>
     <w:p>
       <w:pPr>
+        <w:pStyle w:val="Normal"/>
         <w:jc w:val="center"/>
         <w:rPr>
-          <w:b/>
-          <w:bCs/>
-          <w:color w:val="1F3864" w:themeColor="accent1" w:themeShade="80"/>
-          <w:sz w:val="32"/>
-          <w:szCs w:val="32"/>
-          <w:rtl/>
-        </w:rPr>
-      </w:pPr>
-      <w:r>
-        <w:rPr>
-          <w:b/>
-          <w:bCs/>
-          <w:color w:val="1F3864" w:themeColor="accent1" w:themeShade="80"/>
-          <w:sz w:val="32"/>
-          <w:szCs w:val="32"/>
+          <w:sz w:val="52"/>
+          <w:szCs w:val="52"/>
+        </w:rPr>
+      </w:pPr>
+      <w:r>
+        <w:rPr>
+          <w:b/>
+          <w:bCs/>
+          <w:color w:themeColor="accent1" w:themeShade="80" w:val="1F3864"/>
+          <w:sz w:val="52"/>
+          <w:szCs w:val="52"/>
         </w:rPr>
         <w:t>Sales &amp; Customer Dashboard Documentation</w:t>
       </w:r>
     </w:p>
     <w:p>
       <w:pPr>
-        <w:rPr>
-          <w:b/>
-          <w:bCs/>
-          <w:color w:val="1F3864" w:themeColor="accent1" w:themeShade="80"/>
-        </w:rPr>
-      </w:pPr>
-      <w:r>
-        <w:rPr>
-          <w:b/>
-          <w:bCs/>
-          <w:color w:val="1F3864" w:themeColor="accent1" w:themeShade="80"/>
+        <w:pStyle w:val="Normal"/>
+        <w:rPr>
+          <w:sz w:val="36"/>
+          <w:szCs w:val="36"/>
+        </w:rPr>
+      </w:pPr>
+      <w:r>
+        <w:rPr>
+          <w:b/>
+          <w:bCs/>
+          <w:color w:themeColor="accent1" w:themeShade="80" w:val="1F3864"/>
+          <w:sz w:val="36"/>
+          <w:szCs w:val="36"/>
         </w:rPr>
         <w:t>1. Overview</w:t>
       </w:r>
     </w:p>
     <w:p>
       <w:pPr>
-        <w:rPr>
-          <w:color w:val="1F3864" w:themeColor="accent1" w:themeShade="80"/>
-        </w:rPr>
-      </w:pPr>
-      <w:r>
-        <w:rPr>
-          <w:color w:val="1F3864" w:themeColor="accent1" w:themeShade="80"/>
+        <w:pStyle w:val="Normal"/>
+        <w:rPr>
+          <w:sz w:val="28"/>
+          <w:szCs w:val="28"/>
+        </w:rPr>
+      </w:pPr>
+      <w:r>
+        <w:rPr>
+          <w:color w:themeColor="accent1" w:themeShade="80" w:val="1F3864"/>
+          <w:sz w:val="28"/>
+          <w:szCs w:val="28"/>
         </w:rPr>
         <w:t xml:space="preserve">This section documents the </w:t>
       </w:r>
@@ -58,61 +61,67 @@
         <w:rPr>
           <w:b/>
           <w:bCs/>
-          <w:color w:val="1F3864" w:themeColor="accent1" w:themeShade="80"/>
+          <w:color w:themeColor="accent1" w:themeShade="80" w:val="1F3864"/>
+          <w:sz w:val="28"/>
+          <w:szCs w:val="28"/>
         </w:rPr>
         <w:t>Sales &amp; Customer Dashboard</w:t>
       </w:r>
       <w:r>
         <w:rPr>
-          <w:color w:val="1F3864" w:themeColor="accent1" w:themeShade="80"/>
+          <w:color w:themeColor="accent1" w:themeShade="80" w:val="1F3864"/>
+          <w:sz w:val="28"/>
+          <w:szCs w:val="28"/>
         </w:rPr>
         <w:t xml:space="preserve"> created in Power BI, presenting key business metrics, pricing analysis, customer RFM segmentation, revenue trends over time, and customer geographic distribution.</w:t>
       </w:r>
     </w:p>
     <w:p>
       <w:pPr>
-        <w:rPr>
-          <w:b/>
-          <w:bCs/>
-          <w:color w:val="1F3864" w:themeColor="accent1" w:themeShade="80"/>
-        </w:rPr>
-      </w:pPr>
-      <w:r>
-        <w:rPr>
-          <w:b/>
-          <w:bCs/>
-          <w:color w:val="1F3864" w:themeColor="accent1" w:themeShade="80"/>
+        <w:pStyle w:val="Normal"/>
+        <w:rPr>
+          <w:sz w:val="28"/>
+          <w:szCs w:val="28"/>
+        </w:rPr>
+      </w:pPr>
+      <w:r>
+        <w:rPr>
+          <w:b/>
+          <w:bCs/>
+          <w:color w:themeColor="accent1" w:themeShade="80" w:val="1F3864"/>
+          <w:sz w:val="36"/>
+          <w:szCs w:val="36"/>
         </w:rPr>
         <w:t>2. KPI Cards</w:t>
       </w:r>
     </w:p>
     <w:p>
       <w:pPr>
+        <w:pStyle w:val="Normal"/>
         <w:numPr>
           <w:ilvl w:val="0"/>
           <w:numId w:val="1"/>
         </w:numPr>
-        <w:rPr>
-          <w:color w:val="1F3864" w:themeColor="accent1" w:themeShade="80"/>
-        </w:rPr>
-      </w:pPr>
-      <w:r>
-        <w:rPr>
-          <w:color w:val="1F3864" w:themeColor="accent1" w:themeShade="80"/>
-        </w:rPr>
+        <w:spacing w:before="0" w:after="46"/>
+        <w:rPr>
+          <w:sz w:val="28"/>
+          <w:szCs w:val="28"/>
+        </w:rPr>
+      </w:pPr>
+      <w:r>
         <w:drawing>
-          <wp:anchor distT="0" distB="0" distL="114300" distR="114300" simplePos="0" relativeHeight="251658240" behindDoc="0" locked="0" layoutInCell="1" allowOverlap="1" wp14:anchorId="75D69DC3" wp14:editId="16AE4B8F">
+          <wp:anchor distT="0" distB="0" distL="114300" distR="114300" simplePos="0" relativeHeight="3" behindDoc="0" locked="0" layoutInCell="0" allowOverlap="1">
             <wp:simplePos x="0" y="0"/>
-            <wp:positionH relativeFrom="page">
-              <wp:posOffset>4232910</wp:posOffset>
+            <wp:positionH relativeFrom="column">
+              <wp:posOffset>3627755</wp:posOffset>
             </wp:positionH>
             <wp:positionV relativeFrom="paragraph">
-              <wp:posOffset>239395</wp:posOffset>
+              <wp:posOffset>-120015</wp:posOffset>
             </wp:positionV>
             <wp:extent cx="3320415" cy="812800"/>
-            <wp:effectExtent l="0" t="0" r="0" b="6350"/>
+            <wp:effectExtent l="0" t="0" r="0" b="0"/>
             <wp:wrapSquare wrapText="bothSides"/>
-            <wp:docPr id="1993658623" name="Picture 1"/>
+            <wp:docPr id="1" name="Picture 1"/>
             <wp:cNvGraphicFramePr>
               <a:graphicFrameLocks xmlns:a="http://schemas.openxmlformats.org/drawingml/2006/main" noChangeAspect="1"/>
             </wp:cNvGraphicFramePr>
@@ -120,22 +129,18 @@
               <a:graphicData uri="http://schemas.openxmlformats.org/drawingml/2006/picture">
                 <pic:pic xmlns:pic="http://schemas.openxmlformats.org/drawingml/2006/picture">
                   <pic:nvPicPr>
-                    <pic:cNvPr id="1993658623" name=""/>
-                    <pic:cNvPicPr/>
+                    <pic:cNvPr id="1" name="Picture 1"/>
+                    <pic:cNvPicPr>
+                      <a:picLocks noChangeAspect="1" noChangeArrowheads="1"/>
+                    </pic:cNvPicPr>
                   </pic:nvPicPr>
                   <pic:blipFill>
-                    <a:blip r:embed="rId5">
-                      <a:extLst>
-                        <a:ext uri="{28A0092B-C50C-407E-A947-70E740481C1C}">
-                          <a14:useLocalDpi xmlns:a14="http://schemas.microsoft.com/office/drawing/2010/main" val="0"/>
-                        </a:ext>
-                      </a:extLst>
-                    </a:blip>
+                    <a:blip r:embed="rId2"/>
                     <a:stretch>
                       <a:fillRect/>
                     </a:stretch>
                   </pic:blipFill>
-                  <pic:spPr>
+                  <pic:spPr bwMode="auto">
                     <a:xfrm>
                       <a:off x="0" y="0"/>
                       <a:ext cx="3320415" cy="812800"/>
@@ -143,16 +148,11 @@
                     <a:prstGeom prst="rect">
                       <a:avLst/>
                     </a:prstGeom>
+                    <a:noFill/>
                   </pic:spPr>
                 </pic:pic>
               </a:graphicData>
             </a:graphic>
-            <wp14:sizeRelH relativeFrom="margin">
-              <wp14:pctWidth>0</wp14:pctWidth>
-            </wp14:sizeRelH>
-            <wp14:sizeRelV relativeFrom="margin">
-              <wp14:pctHeight>0</wp14:pctHeight>
-            </wp14:sizeRelV>
           </wp:anchor>
         </w:drawing>
       </w:r>
@@ -160,94 +160,86 @@
         <w:rPr>
           <w:b/>
           <w:bCs/>
-          <w:color w:val="1F3864" w:themeColor="accent1" w:themeShade="80"/>
+          <w:color w:themeColor="accent1" w:themeShade="80" w:val="1F3864"/>
+          <w:sz w:val="28"/>
+          <w:szCs w:val="28"/>
         </w:rPr>
         <w:t>Total Revenue | $15.74M</w:t>
       </w:r>
     </w:p>
     <w:p>
       <w:pPr>
+        <w:pStyle w:val="Normal"/>
         <w:numPr>
           <w:ilvl w:val="1"/>
           <w:numId w:val="1"/>
         </w:numPr>
-        <w:rPr>
-          <w:color w:val="1F3864" w:themeColor="accent1" w:themeShade="80"/>
-        </w:rPr>
-      </w:pPr>
-      <w:r>
-        <w:rPr>
-          <w:color w:val="1F3864" w:themeColor="accent1" w:themeShade="80"/>
-        </w:rPr>
-        <w:t>Cumulative payment value across al</w:t>
-      </w:r>
-      <w:r>
-        <w:rPr>
-          <w:color w:val="1F3864" w:themeColor="accent1" w:themeShade="80"/>
-        </w:rPr>
-        <w:t xml:space="preserve">l </w:t>
-      </w:r>
-      <w:r>
-        <w:rPr>
-          <w:color w:val="1F3864" w:themeColor="accent1" w:themeShade="80"/>
-        </w:rPr>
-        <w:t>orders.</w:t>
-      </w:r>
-      <w:r>
-        <w:rPr>
-          <w:color w:val="1F3864" w:themeColor="accent1" w:themeShade="80"/>
-        </w:rPr>
-        <w:t xml:space="preserve"> </w:t>
-      </w:r>
-    </w:p>
-    <w:p>
-      <w:pPr>
+        <w:spacing w:before="0" w:after="46"/>
+        <w:rPr>
+          <w:sz w:val="28"/>
+          <w:szCs w:val="28"/>
+        </w:rPr>
+      </w:pPr>
+      <w:r>
+        <w:rPr>
+          <w:color w:themeColor="accent1" w:themeShade="80" w:val="1F3864"/>
+          <w:sz w:val="28"/>
+          <w:szCs w:val="28"/>
+        </w:rPr>
+        <w:t xml:space="preserve">Cumulative payment value across all orders. </w:t>
+      </w:r>
+    </w:p>
+    <w:p>
+      <w:pPr>
+        <w:pStyle w:val="Normal"/>
         <w:numPr>
           <w:ilvl w:val="0"/>
           <w:numId w:val="1"/>
         </w:numPr>
-        <w:rPr>
-          <w:color w:val="1F3864" w:themeColor="accent1" w:themeShade="80"/>
-        </w:rPr>
-      </w:pPr>
-      <w:r>
-        <w:rPr>
-          <w:b/>
-          <w:bCs/>
-          <w:color w:val="1F3864" w:themeColor="accent1" w:themeShade="80"/>
+        <w:spacing w:before="0" w:after="46"/>
+        <w:rPr>
+          <w:sz w:val="28"/>
+          <w:szCs w:val="28"/>
+        </w:rPr>
+      </w:pPr>
+      <w:r>
+        <w:rPr>
+          <w:b/>
+          <w:bCs/>
+          <w:color w:themeColor="accent1" w:themeShade="80" w:val="1F3864"/>
+          <w:sz w:val="28"/>
+          <w:szCs w:val="28"/>
         </w:rPr>
         <w:t>Total Customer | 96,092</w:t>
       </w:r>
     </w:p>
     <w:p>
       <w:pPr>
+        <w:pStyle w:val="Normal"/>
         <w:numPr>
           <w:ilvl w:val="1"/>
           <w:numId w:val="1"/>
         </w:numPr>
-        <w:rPr>
-          <w:color w:val="1F3864" w:themeColor="accent1" w:themeShade="80"/>
-        </w:rPr>
-      </w:pPr>
-      <w:r>
-        <w:rPr>
-          <w:b/>
-          <w:bCs/>
-          <w:color w:val="1F3864" w:themeColor="accent1" w:themeShade="80"/>
-        </w:rPr>
+        <w:spacing w:before="0" w:after="46"/>
+        <w:rPr>
+          <w:sz w:val="28"/>
+          <w:szCs w:val="28"/>
+        </w:rPr>
+      </w:pPr>
+      <w:r>
         <w:drawing>
-          <wp:anchor distT="0" distB="0" distL="114300" distR="114300" simplePos="0" relativeHeight="251659264" behindDoc="0" locked="0" layoutInCell="1" allowOverlap="1" wp14:anchorId="01EC378C" wp14:editId="5D76F413">
+          <wp:anchor distT="0" distB="0" distL="114300" distR="0" simplePos="0" relativeHeight="4" behindDoc="0" locked="0" layoutInCell="0" allowOverlap="1">
             <wp:simplePos x="0" y="0"/>
-            <wp:positionH relativeFrom="page">
-              <wp:align>right</wp:align>
+            <wp:positionH relativeFrom="column">
+              <wp:posOffset>3619500</wp:posOffset>
             </wp:positionH>
             <wp:positionV relativeFrom="paragraph">
-              <wp:posOffset>92710</wp:posOffset>
+              <wp:posOffset>40005</wp:posOffset>
             </wp:positionV>
             <wp:extent cx="3313430" cy="891540"/>
-            <wp:effectExtent l="0" t="0" r="1270" b="3810"/>
+            <wp:effectExtent l="0" t="0" r="0" b="0"/>
             <wp:wrapSquare wrapText="bothSides"/>
-            <wp:docPr id="1889342641" name="Picture 1"/>
+            <wp:docPr id="2" name="Image2"/>
             <wp:cNvGraphicFramePr>
               <a:graphicFrameLocks xmlns:a="http://schemas.openxmlformats.org/drawingml/2006/main" noChangeAspect="1"/>
             </wp:cNvGraphicFramePr>
@@ -255,22 +247,18 @@
               <a:graphicData uri="http://schemas.openxmlformats.org/drawingml/2006/picture">
                 <pic:pic xmlns:pic="http://schemas.openxmlformats.org/drawingml/2006/picture">
                   <pic:nvPicPr>
-                    <pic:cNvPr id="1889342641" name=""/>
-                    <pic:cNvPicPr/>
+                    <pic:cNvPr id="2" name="Image2"/>
+                    <pic:cNvPicPr>
+                      <a:picLocks noChangeAspect="1" noChangeArrowheads="1"/>
+                    </pic:cNvPicPr>
                   </pic:nvPicPr>
                   <pic:blipFill>
-                    <a:blip r:embed="rId6">
-                      <a:extLst>
-                        <a:ext uri="{28A0092B-C50C-407E-A947-70E740481C1C}">
-                          <a14:useLocalDpi xmlns:a14="http://schemas.microsoft.com/office/drawing/2010/main" val="0"/>
-                        </a:ext>
-                      </a:extLst>
-                    </a:blip>
+                    <a:blip r:embed="rId3"/>
                     <a:stretch>
                       <a:fillRect/>
                     </a:stretch>
                   </pic:blipFill>
-                  <pic:spPr>
+                  <pic:spPr bwMode="auto">
                     <a:xfrm>
                       <a:off x="0" y="0"/>
                       <a:ext cx="3313430" cy="891540"/>
@@ -278,72 +266,65 @@
                     <a:prstGeom prst="rect">
                       <a:avLst/>
                     </a:prstGeom>
+                    <a:noFill/>
                   </pic:spPr>
                 </pic:pic>
               </a:graphicData>
             </a:graphic>
-            <wp14:sizeRelH relativeFrom="margin">
-              <wp14:pctWidth>0</wp14:pctWidth>
-            </wp14:sizeRelH>
           </wp:anchor>
         </w:drawing>
       </w:r>
       <w:r>
         <w:rPr>
-          <w:color w:val="1F3864" w:themeColor="accent1" w:themeShade="80"/>
-        </w:rPr>
-        <w:t>Total count of distinct customers.</w:t>
-      </w:r>
-      <w:r>
-        <w:rPr>
-          <w:noProof/>
-          <w:color w:val="1F3864" w:themeColor="accent1" w:themeShade="80"/>
-        </w:rPr>
-        <w:t xml:space="preserve"> </w:t>
-      </w:r>
-    </w:p>
-    <w:p>
-      <w:pPr>
+          <w:color w:themeColor="accent1" w:themeShade="80" w:val="1F3864"/>
+          <w:sz w:val="28"/>
+          <w:szCs w:val="28"/>
+        </w:rPr>
+        <w:t xml:space="preserve">Total count of distinct customers. </w:t>
+      </w:r>
+    </w:p>
+    <w:p>
+      <w:pPr>
+        <w:pStyle w:val="Normal"/>
         <w:numPr>
           <w:ilvl w:val="0"/>
           <w:numId w:val="1"/>
         </w:numPr>
-        <w:rPr>
-          <w:color w:val="1F3864" w:themeColor="accent1" w:themeShade="80"/>
-        </w:rPr>
-      </w:pPr>
-      <w:proofErr w:type="spellStart"/>
-      <w:r>
-        <w:rPr>
-          <w:b/>
-          <w:bCs/>
-          <w:color w:val="1F3864" w:themeColor="accent1" w:themeShade="80"/>
-        </w:rPr>
-        <w:t>Avg</w:t>
-      </w:r>
-      <w:proofErr w:type="spellEnd"/>
-      <w:r>
-        <w:rPr>
-          <w:b/>
-          <w:bCs/>
-          <w:color w:val="1F3864" w:themeColor="accent1" w:themeShade="80"/>
-        </w:rPr>
-        <w:t xml:space="preserve"> Product Price | $145.7</w:t>
-      </w:r>
-    </w:p>
-    <w:p>
-      <w:pPr>
+        <w:spacing w:before="0" w:after="46"/>
+        <w:rPr>
+          <w:sz w:val="28"/>
+          <w:szCs w:val="28"/>
+        </w:rPr>
+      </w:pPr>
+      <w:r>
+        <w:rPr>
+          <w:b/>
+          <w:bCs/>
+          <w:color w:themeColor="accent1" w:themeShade="80" w:val="1F3864"/>
+          <w:sz w:val="28"/>
+          <w:szCs w:val="28"/>
+        </w:rPr>
+        <w:t>Avg Product Price | $145.7</w:t>
+      </w:r>
+    </w:p>
+    <w:p>
+      <w:pPr>
+        <w:pStyle w:val="Normal"/>
         <w:numPr>
           <w:ilvl w:val="1"/>
           <w:numId w:val="1"/>
         </w:numPr>
-        <w:rPr>
-          <w:color w:val="1F3864" w:themeColor="accent1" w:themeShade="80"/>
-        </w:rPr>
-      </w:pPr>
-      <w:r>
-        <w:rPr>
-          <w:color w:val="1F3864" w:themeColor="accent1" w:themeShade="80"/>
+        <w:spacing w:before="0" w:after="46"/>
+        <w:rPr>
+          <w:sz w:val="28"/>
+          <w:szCs w:val="28"/>
+        </w:rPr>
+      </w:pPr>
+      <w:r>
+        <w:rPr>
+          <w:color w:themeColor="accent1" w:themeShade="80" w:val="1F3864"/>
+          <w:sz w:val="28"/>
+          <w:szCs w:val="28"/>
         </w:rPr>
         <w:t>Average price of products.</w:t>
       </w:r>
@@ -351,103 +332,106 @@
         <w:rPr>
           <w:b/>
           <w:bCs/>
-          <w:color w:val="1F3864" w:themeColor="accent1" w:themeShade="80"/>
+          <w:color w:themeColor="accent1" w:themeShade="80" w:val="1F3864"/>
+          <w:sz w:val="28"/>
+          <w:szCs w:val="28"/>
         </w:rPr>
         <w:t xml:space="preserve"> </w:t>
       </w:r>
     </w:p>
     <w:p>
       <w:pPr>
+        <w:pStyle w:val="Normal"/>
         <w:numPr>
           <w:ilvl w:val="0"/>
           <w:numId w:val="1"/>
         </w:numPr>
-        <w:rPr>
-          <w:color w:val="1F3864" w:themeColor="accent1" w:themeShade="80"/>
-        </w:rPr>
-      </w:pPr>
-      <w:proofErr w:type="spellStart"/>
-      <w:r>
-        <w:rPr>
-          <w:b/>
-          <w:bCs/>
-          <w:color w:val="1F3864" w:themeColor="accent1" w:themeShade="80"/>
-        </w:rPr>
-        <w:t>Avg</w:t>
-      </w:r>
-      <w:proofErr w:type="spellEnd"/>
-      <w:r>
-        <w:rPr>
-          <w:b/>
-          <w:bCs/>
-          <w:color w:val="1F3864" w:themeColor="accent1" w:themeShade="80"/>
-        </w:rPr>
-        <w:t xml:space="preserve"> Order Freight | $19.99</w:t>
-      </w:r>
-    </w:p>
-    <w:p>
-      <w:pPr>
+        <w:spacing w:before="0" w:after="46"/>
+        <w:rPr>
+          <w:sz w:val="28"/>
+          <w:szCs w:val="28"/>
+        </w:rPr>
+      </w:pPr>
+      <w:r>
+        <w:rPr>
+          <w:b/>
+          <w:bCs/>
+          <w:color w:themeColor="accent1" w:themeShade="80" w:val="1F3864"/>
+          <w:sz w:val="28"/>
+          <w:szCs w:val="28"/>
+        </w:rPr>
+        <w:t>Avg Order Freight | $19.99</w:t>
+      </w:r>
+    </w:p>
+    <w:p>
+      <w:pPr>
+        <w:pStyle w:val="Normal"/>
         <w:numPr>
           <w:ilvl w:val="1"/>
           <w:numId w:val="1"/>
         </w:numPr>
-        <w:rPr>
-          <w:color w:val="1F3864" w:themeColor="accent1" w:themeShade="80"/>
-        </w:rPr>
-      </w:pPr>
-      <w:r>
-        <w:rPr>
-          <w:color w:val="1F3864" w:themeColor="accent1" w:themeShade="80"/>
-        </w:rPr>
-        <w:t>Average freight value per order.</w:t>
-      </w:r>
-      <w:r>
-        <w:rPr>
-          <w:noProof/>
-          <w:color w:val="1F3864" w:themeColor="accent1" w:themeShade="80"/>
-        </w:rPr>
-        <w:t xml:space="preserve"> </w:t>
-      </w:r>
-    </w:p>
-    <w:p>
-      <w:pPr>
-        <w:rPr>
-          <w:noProof/>
-          <w:color w:val="1F3864" w:themeColor="accent1" w:themeShade="80"/>
-        </w:rPr>
-      </w:pPr>
-    </w:p>
-    <w:p>
-      <w:pPr>
-        <w:rPr>
-          <w:b/>
-          <w:bCs/>
-          <w:color w:val="1F3864" w:themeColor="accent1" w:themeShade="80"/>
-        </w:rPr>
-      </w:pPr>
-      <w:r>
-        <w:rPr>
-          <w:b/>
-          <w:bCs/>
-          <w:color w:val="1F3864" w:themeColor="accent1" w:themeShade="80"/>
+        <w:spacing w:before="0" w:after="46"/>
+        <w:rPr>
+          <w:sz w:val="28"/>
+          <w:szCs w:val="28"/>
+        </w:rPr>
+      </w:pPr>
+      <w:r>
+        <w:rPr>
+          <w:color w:themeColor="accent1" w:themeShade="80" w:val="1F3864"/>
+          <w:sz w:val="28"/>
+          <w:szCs w:val="28"/>
+        </w:rPr>
+        <w:t xml:space="preserve">Average freight value per order. </w:t>
+      </w:r>
+    </w:p>
+    <w:p>
+      <w:pPr>
+        <w:pStyle w:val="Normal"/>
+        <w:rPr>
+          <w:color w:themeColor="accent1" w:themeShade="80" w:val="1F3864"/>
+          <w:sz w:val="30"/>
+          <w:szCs w:val="30"/>
+        </w:rPr>
+      </w:pPr>
+      <w:r>
+        <w:rPr>
+          <w:color w:themeColor="accent1" w:themeShade="80" w:val="1F3864"/>
+          <w:sz w:val="30"/>
+          <w:szCs w:val="30"/>
+        </w:rPr>
+      </w:r>
+    </w:p>
+    <w:p>
+      <w:pPr>
+        <w:pStyle w:val="Normal"/>
+        <w:rPr>
+          <w:sz w:val="36"/>
+          <w:szCs w:val="36"/>
+        </w:rPr>
+      </w:pPr>
+      <w:r>
+        <w:rPr>
+          <w:b/>
+          <w:bCs/>
+          <w:color w:themeColor="accent1" w:themeShade="80" w:val="1F3864"/>
+          <w:sz w:val="36"/>
+          <w:szCs w:val="36"/>
         </w:rPr>
         <w:t>3. Dashboard Visuals</w:t>
       </w:r>
     </w:p>
     <w:p>
       <w:pPr>
-        <w:rPr>
-          <w:b/>
-          <w:bCs/>
-          <w:color w:val="1F3864" w:themeColor="accent1" w:themeShade="80"/>
-        </w:rPr>
-      </w:pPr>
-      <w:r>
-        <w:rPr>
-          <w:color w:val="1F3864" w:themeColor="accent1" w:themeShade="80"/>
-        </w:rPr>
+        <w:pStyle w:val="Normal"/>
+        <w:rPr>
+          <w:sz w:val="32"/>
+          <w:szCs w:val="32"/>
+        </w:rPr>
+      </w:pPr>
+      <w:r>
         <w:drawing>
-          <wp:anchor distT="0" distB="0" distL="114300" distR="114300" simplePos="0" relativeHeight="251660288" behindDoc="0" locked="0" layoutInCell="1" allowOverlap="1" wp14:anchorId="0E753EAF" wp14:editId="77F1AA8B">
+          <wp:anchor distT="0" distB="0" distL="114300" distR="114300" simplePos="0" relativeHeight="5" behindDoc="0" locked="0" layoutInCell="0" allowOverlap="1">
             <wp:simplePos x="0" y="0"/>
             <wp:positionH relativeFrom="page">
               <wp:posOffset>3445510</wp:posOffset>
@@ -456,9 +440,9 @@
               <wp:posOffset>201295</wp:posOffset>
             </wp:positionV>
             <wp:extent cx="4105910" cy="1921510"/>
-            <wp:effectExtent l="0" t="0" r="8890" b="2540"/>
+            <wp:effectExtent l="0" t="0" r="0" b="0"/>
             <wp:wrapSquare wrapText="bothSides"/>
-            <wp:docPr id="589845939" name="Picture 1"/>
+            <wp:docPr id="3" name="Image3"/>
             <wp:cNvGraphicFramePr>
               <a:graphicFrameLocks xmlns:a="http://schemas.openxmlformats.org/drawingml/2006/main" noChangeAspect="1"/>
             </wp:cNvGraphicFramePr>
@@ -466,22 +450,18 @@
               <a:graphicData uri="http://schemas.openxmlformats.org/drawingml/2006/picture">
                 <pic:pic xmlns:pic="http://schemas.openxmlformats.org/drawingml/2006/picture">
                   <pic:nvPicPr>
-                    <pic:cNvPr id="589845939" name=""/>
-                    <pic:cNvPicPr/>
+                    <pic:cNvPr id="3" name="Image3"/>
+                    <pic:cNvPicPr>
+                      <a:picLocks noChangeAspect="1" noChangeArrowheads="1"/>
+                    </pic:cNvPicPr>
                   </pic:nvPicPr>
                   <pic:blipFill>
-                    <a:blip r:embed="rId7">
-                      <a:extLst>
-                        <a:ext uri="{28A0092B-C50C-407E-A947-70E740481C1C}">
-                          <a14:useLocalDpi xmlns:a14="http://schemas.microsoft.com/office/drawing/2010/main" val="0"/>
-                        </a:ext>
-                      </a:extLst>
-                    </a:blip>
+                    <a:blip r:embed="rId4"/>
                     <a:stretch>
                       <a:fillRect/>
                     </a:stretch>
                   </pic:blipFill>
-                  <pic:spPr>
+                  <pic:spPr bwMode="auto">
                     <a:xfrm>
                       <a:off x="0" y="0"/>
                       <a:ext cx="4105910" cy="1921510"/>
@@ -489,16 +469,11 @@
                     <a:prstGeom prst="rect">
                       <a:avLst/>
                     </a:prstGeom>
+                    <a:noFill/>
                   </pic:spPr>
                 </pic:pic>
               </a:graphicData>
             </a:graphic>
-            <wp14:sizeRelH relativeFrom="margin">
-              <wp14:pctWidth>0</wp14:pctWidth>
-            </wp14:sizeRelH>
-            <wp14:sizeRelV relativeFrom="margin">
-              <wp14:pctHeight>0</wp14:pctHeight>
-            </wp14:sizeRelV>
           </wp:anchor>
         </w:drawing>
       </w:r>
@@ -506,184 +481,291 @@
         <w:rPr>
           <w:b/>
           <w:bCs/>
-          <w:color w:val="1F3864" w:themeColor="accent1" w:themeShade="80"/>
+          <w:color w:themeColor="accent1" w:themeShade="80" w:val="1F3864"/>
+          <w:sz w:val="32"/>
+          <w:szCs w:val="32"/>
         </w:rPr>
         <w:t>A. Average Product Price by Category (Bar Chart)</w:t>
       </w:r>
     </w:p>
     <w:p>
       <w:pPr>
-        <w:rPr>
-          <w:color w:val="1F3864" w:themeColor="accent1" w:themeShade="80"/>
-        </w:rPr>
-      </w:pPr>
-      <w:r>
-        <w:rPr>
-          <w:color w:val="1F3864" w:themeColor="accent1" w:themeShade="80"/>
+        <w:pStyle w:val="Normal"/>
+        <w:spacing w:before="0" w:after="46"/>
+        <w:rPr>
+          <w:sz w:val="28"/>
+          <w:szCs w:val="28"/>
+        </w:rPr>
+      </w:pPr>
+      <w:r>
+        <w:rPr>
+          <w:color w:themeColor="accent1" w:themeShade="80" w:val="1F3864"/>
+          <w:sz w:val="28"/>
+          <w:szCs w:val="28"/>
         </w:rPr>
         <w:t>Displays the top categories ranked by average product price:</w:t>
       </w:r>
     </w:p>
     <w:p>
       <w:pPr>
+        <w:pStyle w:val="Normal"/>
         <w:numPr>
           <w:ilvl w:val="0"/>
           <w:numId w:val="2"/>
         </w:numPr>
-        <w:rPr>
-          <w:color w:val="1F3864" w:themeColor="accent1" w:themeShade="80"/>
-        </w:rPr>
-      </w:pPr>
-      <w:r>
-        <w:rPr>
-          <w:b/>
-          <w:bCs/>
-          <w:color w:val="1F3864" w:themeColor="accent1" w:themeShade="80"/>
+        <w:spacing w:before="0" w:after="46"/>
+        <w:rPr>
+          <w:sz w:val="28"/>
+          <w:szCs w:val="28"/>
+        </w:rPr>
+      </w:pPr>
+      <w:r>
+        <w:rPr>
+          <w:b/>
+          <w:bCs/>
+          <w:color w:themeColor="accent1" w:themeShade="80" w:val="1F3864"/>
+          <w:sz w:val="28"/>
+          <w:szCs w:val="28"/>
         </w:rPr>
         <w:t>pcs</w:t>
       </w:r>
       <w:r>
         <w:rPr>
-          <w:color w:val="1F3864" w:themeColor="accent1" w:themeShade="80"/>
+          <w:color w:themeColor="accent1" w:themeShade="80" w:val="1F3864"/>
+          <w:sz w:val="28"/>
+          <w:szCs w:val="28"/>
         </w:rPr>
         <w:t>: $1290</w:t>
       </w:r>
     </w:p>
     <w:p>
       <w:pPr>
+        <w:pStyle w:val="Normal"/>
         <w:numPr>
           <w:ilvl w:val="0"/>
           <w:numId w:val="2"/>
         </w:numPr>
-        <w:rPr>
-          <w:color w:val="1F3864" w:themeColor="accent1" w:themeShade="80"/>
-        </w:rPr>
-      </w:pPr>
-      <w:proofErr w:type="spellStart"/>
-      <w:r>
-        <w:rPr>
-          <w:b/>
-          <w:bCs/>
-          <w:color w:val="1F3864" w:themeColor="accent1" w:themeShade="80"/>
+        <w:spacing w:before="0" w:after="46"/>
+        <w:rPr>
+          <w:sz w:val="28"/>
+          <w:szCs w:val="28"/>
+        </w:rPr>
+      </w:pPr>
+      <w:r>
+        <w:rPr>
+          <w:b/>
+          <w:bCs/>
+          <w:color w:themeColor="accent1" w:themeShade="80" w:val="1F3864"/>
+          <w:sz w:val="28"/>
+          <w:szCs w:val="28"/>
         </w:rPr>
         <w:t>portateis_casa_forno_e_cafe</w:t>
       </w:r>
-      <w:proofErr w:type="spellEnd"/>
-      <w:r>
-        <w:rPr>
-          <w:color w:val="1F3864" w:themeColor="accent1" w:themeShade="80"/>
+      <w:r>
+        <w:rPr>
+          <w:color w:themeColor="accent1" w:themeShade="80" w:val="1F3864"/>
+          <w:sz w:val="28"/>
+          <w:szCs w:val="28"/>
         </w:rPr>
         <w:t>: $523</w:t>
       </w:r>
     </w:p>
     <w:p>
       <w:pPr>
+        <w:pStyle w:val="Normal"/>
         <w:numPr>
           <w:ilvl w:val="0"/>
           <w:numId w:val="2"/>
         </w:numPr>
-        <w:rPr>
-          <w:color w:val="1F3864" w:themeColor="accent1" w:themeShade="80"/>
-        </w:rPr>
-      </w:pPr>
-      <w:r>
-        <w:rPr>
-          <w:b/>
-          <w:bCs/>
-          <w:color w:val="1F3864" w:themeColor="accent1" w:themeShade="80"/>
+        <w:spacing w:before="0" w:after="46"/>
+        <w:rPr>
+          <w:sz w:val="28"/>
+          <w:szCs w:val="28"/>
+        </w:rPr>
+      </w:pPr>
+      <w:r>
+        <w:rPr>
+          <w:b/>
+          <w:bCs/>
+          <w:color w:themeColor="accent1" w:themeShade="80" w:val="1F3864"/>
+          <w:sz w:val="28"/>
+          <w:szCs w:val="28"/>
         </w:rPr>
         <w:t>eletrodomesticos_2</w:t>
       </w:r>
       <w:r>
         <w:rPr>
-          <w:color w:val="1F3864" w:themeColor="accent1" w:themeShade="80"/>
+          <w:color w:themeColor="accent1" w:themeShade="80" w:val="1F3864"/>
+          <w:sz w:val="28"/>
+          <w:szCs w:val="28"/>
         </w:rPr>
         <w:t>: $450</w:t>
       </w:r>
     </w:p>
     <w:p>
       <w:pPr>
+        <w:pStyle w:val="Normal"/>
         <w:numPr>
           <w:ilvl w:val="0"/>
           <w:numId w:val="2"/>
         </w:numPr>
-        <w:rPr>
-          <w:color w:val="1F3864" w:themeColor="accent1" w:themeShade="80"/>
-        </w:rPr>
-      </w:pPr>
-      <w:proofErr w:type="spellStart"/>
-      <w:r>
-        <w:rPr>
-          <w:b/>
-          <w:bCs/>
-          <w:color w:val="1F3864" w:themeColor="accent1" w:themeShade="80"/>
+        <w:spacing w:before="0" w:after="46"/>
+        <w:rPr>
+          <w:sz w:val="28"/>
+          <w:szCs w:val="28"/>
+        </w:rPr>
+      </w:pPr>
+      <w:r>
+        <w:rPr>
+          <w:b/>
+          <w:bCs/>
+          <w:color w:themeColor="accent1" w:themeShade="80" w:val="1F3864"/>
+          <w:sz w:val="28"/>
+          <w:szCs w:val="28"/>
         </w:rPr>
         <w:t>agro_industria_e_comercio</w:t>
       </w:r>
-      <w:proofErr w:type="spellEnd"/>
-      <w:r>
-        <w:rPr>
-          <w:color w:val="1F3864" w:themeColor="accent1" w:themeShade="80"/>
+      <w:r>
+        <w:rPr>
+          <w:color w:themeColor="accent1" w:themeShade="80" w:val="1F3864"/>
+          <w:sz w:val="28"/>
+          <w:szCs w:val="28"/>
         </w:rPr>
         <w:t>: $410</w:t>
       </w:r>
     </w:p>
     <w:p>
       <w:pPr>
+        <w:pStyle w:val="Normal"/>
         <w:numPr>
           <w:ilvl w:val="0"/>
           <w:numId w:val="2"/>
         </w:numPr>
-        <w:rPr>
-          <w:color w:val="1F3864" w:themeColor="accent1" w:themeShade="80"/>
-        </w:rPr>
-      </w:pPr>
-      <w:proofErr w:type="spellStart"/>
-      <w:r>
-        <w:rPr>
-          <w:b/>
-          <w:bCs/>
-          <w:color w:val="1F3864" w:themeColor="accent1" w:themeShade="80"/>
+        <w:spacing w:before="0" w:after="46"/>
+        <w:rPr>
+          <w:sz w:val="28"/>
+          <w:szCs w:val="28"/>
+        </w:rPr>
+      </w:pPr>
+      <w:r>
+        <w:rPr>
+          <w:b/>
+          <w:bCs/>
+          <w:color w:themeColor="accent1" w:themeShade="80" w:val="1F3864"/>
+          <w:sz w:val="28"/>
+          <w:szCs w:val="28"/>
         </w:rPr>
         <w:t>instrumentos_musicais</w:t>
       </w:r>
-      <w:proofErr w:type="spellEnd"/>
-      <w:r>
-        <w:rPr>
-          <w:color w:val="1F3864" w:themeColor="accent1" w:themeShade="80"/>
+      <w:r>
+        <w:rPr>
+          <w:color w:themeColor="accent1" w:themeShade="80" w:val="1F3864"/>
+          <w:sz w:val="28"/>
+          <w:szCs w:val="28"/>
         </w:rPr>
         <w:t>: $323</w:t>
       </w:r>
     </w:p>
     <w:p>
       <w:pPr>
-        <w:rPr>
-          <w:b/>
-          <w:bCs/>
-          <w:color w:val="1F3864" w:themeColor="accent1" w:themeShade="80"/>
-        </w:rPr>
-      </w:pPr>
-      <w:r>
-        <w:rPr>
-          <w:b/>
-          <w:bCs/>
-          <w:color w:val="1F3864" w:themeColor="accent1" w:themeShade="80"/>
+        <w:pStyle w:val="Normal"/>
+        <w:spacing w:before="202" w:after="216"/>
+        <w:rPr>
+          <w:b/>
+          <w:bCs/>
+          <w:color w:themeColor="accent1" w:themeShade="80" w:val="1F3864"/>
+          <w:sz w:val="32"/>
+          <w:szCs w:val="32"/>
+        </w:rPr>
+      </w:pPr>
+      <w:r>
+        <w:rPr>
+          <w:b/>
+          <w:bCs/>
+          <w:color w:themeColor="accent1" w:themeShade="80" w:val="1F3864"/>
+          <w:sz w:val="32"/>
+          <w:szCs w:val="32"/>
+        </w:rPr>
+      </w:r>
+    </w:p>
+    <w:p>
+      <w:pPr>
+        <w:pStyle w:val="Normal"/>
+        <w:spacing w:before="202" w:after="216"/>
+        <w:rPr>
+          <w:b/>
+          <w:bCs/>
+          <w:color w:themeColor="accent1" w:themeShade="80" w:val="1F3864"/>
+          <w:sz w:val="32"/>
+          <w:szCs w:val="32"/>
+        </w:rPr>
+      </w:pPr>
+      <w:r>
+        <w:rPr>
+          <w:b/>
+          <w:bCs/>
+          <w:color w:themeColor="accent1" w:themeShade="80" w:val="1F3864"/>
+          <w:sz w:val="32"/>
+          <w:szCs w:val="32"/>
+        </w:rPr>
+      </w:r>
+    </w:p>
+    <w:p>
+      <w:pPr>
+        <w:pStyle w:val="Normal"/>
+        <w:spacing w:before="202" w:after="216"/>
+        <w:rPr>
+          <w:b/>
+          <w:bCs/>
+          <w:color w:themeColor="accent1" w:themeShade="80" w:val="1F3864"/>
+          <w:sz w:val="32"/>
+          <w:szCs w:val="32"/>
+        </w:rPr>
+      </w:pPr>
+      <w:r>
+        <w:rPr>
+          <w:b/>
+          <w:bCs/>
+          <w:color w:themeColor="accent1" w:themeShade="80" w:val="1F3864"/>
+          <w:sz w:val="32"/>
+          <w:szCs w:val="32"/>
+        </w:rPr>
+      </w:r>
+    </w:p>
+    <w:p>
+      <w:pPr>
+        <w:pStyle w:val="Normal"/>
+        <w:spacing w:before="202" w:after="216"/>
+        <w:rPr>
+          <w:b/>
+          <w:bCs/>
+          <w:color w:themeColor="accent1" w:themeShade="80" w:val="1F3864"/>
+          <w:sz w:val="32"/>
+          <w:szCs w:val="32"/>
+        </w:rPr>
+      </w:pPr>
+      <w:r>
+        <w:rPr>
+          <w:b/>
+          <w:bCs/>
+          <w:color w:themeColor="accent1" w:themeShade="80" w:val="1F3864"/>
+          <w:sz w:val="32"/>
+          <w:szCs w:val="32"/>
         </w:rPr>
         <w:t>B. Customers by RFM Segment (Donut Chart)</w:t>
       </w:r>
     </w:p>
     <w:p>
       <w:pPr>
-        <w:rPr>
-          <w:color w:val="1F3864" w:themeColor="accent1" w:themeShade="80"/>
-        </w:rPr>
-      </w:pPr>
-      <w:r>
-        <w:rPr>
-          <w:color w:val="1F3864" w:themeColor="accent1" w:themeShade="80"/>
-        </w:rPr>
+        <w:pStyle w:val="Normal"/>
+        <w:rPr>
+          <w:sz w:val="28"/>
+          <w:szCs w:val="28"/>
+        </w:rPr>
+      </w:pPr>
+      <w:r>
         <w:drawing>
-          <wp:anchor distT="0" distB="0" distL="114300" distR="114300" simplePos="0" relativeHeight="251661312" behindDoc="0" locked="0" layoutInCell="1" allowOverlap="1" wp14:anchorId="23E49719" wp14:editId="784BAE58">
+          <wp:anchor distT="0" distB="0" distL="114300" distR="114300" simplePos="0" relativeHeight="6" behindDoc="0" locked="0" layoutInCell="0" allowOverlap="1">
             <wp:simplePos x="0" y="0"/>
             <wp:positionH relativeFrom="column">
               <wp:posOffset>3047365</wp:posOffset>
@@ -694,7 +776,7 @@
             <wp:extent cx="3832860" cy="1943100"/>
             <wp:effectExtent l="0" t="0" r="0" b="0"/>
             <wp:wrapSquare wrapText="bothSides"/>
-            <wp:docPr id="17713102" name="Picture 1"/>
+            <wp:docPr id="4" name="Image4"/>
             <wp:cNvGraphicFramePr>
               <a:graphicFrameLocks xmlns:a="http://schemas.openxmlformats.org/drawingml/2006/main" noChangeAspect="1"/>
             </wp:cNvGraphicFramePr>
@@ -702,22 +784,18 @@
               <a:graphicData uri="http://schemas.openxmlformats.org/drawingml/2006/picture">
                 <pic:pic xmlns:pic="http://schemas.openxmlformats.org/drawingml/2006/picture">
                   <pic:nvPicPr>
-                    <pic:cNvPr id="17713102" name=""/>
-                    <pic:cNvPicPr/>
+                    <pic:cNvPr id="4" name="Image4"/>
+                    <pic:cNvPicPr>
+                      <a:picLocks noChangeAspect="1" noChangeArrowheads="1"/>
+                    </pic:cNvPicPr>
                   </pic:nvPicPr>
                   <pic:blipFill>
-                    <a:blip r:embed="rId8">
-                      <a:extLst>
-                        <a:ext uri="{28A0092B-C50C-407E-A947-70E740481C1C}">
-                          <a14:useLocalDpi xmlns:a14="http://schemas.microsoft.com/office/drawing/2010/main" val="0"/>
-                        </a:ext>
-                      </a:extLst>
-                    </a:blip>
+                    <a:blip r:embed="rId5"/>
                     <a:stretch>
                       <a:fillRect/>
                     </a:stretch>
                   </pic:blipFill>
-                  <pic:spPr>
+                  <pic:spPr bwMode="auto">
                     <a:xfrm>
                       <a:off x="0" y="0"/>
                       <a:ext cx="3832860" cy="1943100"/>
@@ -725,6 +803,7 @@
                     <a:prstGeom prst="rect">
                       <a:avLst/>
                     </a:prstGeom>
+                    <a:noFill/>
                   </pic:spPr>
                 </pic:pic>
               </a:graphicData>
@@ -734,7 +813,9 @@
       </w:r>
       <w:r>
         <w:rPr>
-          <w:color w:val="1F3864" w:themeColor="accent1" w:themeShade="80"/>
+          <w:color w:themeColor="accent1" w:themeShade="80" w:val="1F3864"/>
+          <w:sz w:val="28"/>
+          <w:szCs w:val="28"/>
         </w:rPr>
         <w:t xml:space="preserve">Segments the total customer base of </w:t>
       </w:r>
@@ -742,189 +823,232 @@
         <w:rPr>
           <w:b/>
           <w:bCs/>
-          <w:color w:val="1F3864" w:themeColor="accent1" w:themeShade="80"/>
+          <w:color w:themeColor="accent1" w:themeShade="80" w:val="1F3864"/>
+          <w:sz w:val="28"/>
+          <w:szCs w:val="28"/>
         </w:rPr>
         <w:t>96.1K</w:t>
       </w:r>
       <w:r>
         <w:rPr>
-          <w:color w:val="1F3864" w:themeColor="accent1" w:themeShade="80"/>
+          <w:color w:themeColor="accent1" w:themeShade="80" w:val="1F3864"/>
+          <w:sz w:val="28"/>
+          <w:szCs w:val="28"/>
         </w:rPr>
         <w:t xml:space="preserve"> customers into RFM categories:</w:t>
       </w:r>
     </w:p>
     <w:p>
       <w:pPr>
+        <w:pStyle w:val="Normal"/>
         <w:numPr>
           <w:ilvl w:val="0"/>
           <w:numId w:val="3"/>
         </w:numPr>
-        <w:rPr>
-          <w:color w:val="1F3864" w:themeColor="accent1" w:themeShade="80"/>
-        </w:rPr>
-      </w:pPr>
-      <w:r>
-        <w:rPr>
-          <w:b/>
-          <w:bCs/>
-          <w:color w:val="1F3864" w:themeColor="accent1" w:themeShade="80"/>
+        <w:spacing w:before="0" w:after="46"/>
+        <w:rPr>
+          <w:sz w:val="28"/>
+          <w:szCs w:val="28"/>
+        </w:rPr>
+      </w:pPr>
+      <w:r>
+        <w:rPr>
+          <w:b/>
+          <w:bCs/>
+          <w:color w:themeColor="accent1" w:themeShade="80" w:val="1F3864"/>
+          <w:sz w:val="28"/>
+          <w:szCs w:val="28"/>
         </w:rPr>
         <w:t>Potential Loyalists</w:t>
       </w:r>
       <w:r>
         <w:rPr>
-          <w:color w:val="1F3864" w:themeColor="accent1" w:themeShade="80"/>
+          <w:color w:themeColor="accent1" w:themeShade="80" w:val="1F3864"/>
+          <w:sz w:val="28"/>
+          <w:szCs w:val="28"/>
         </w:rPr>
         <w:t>: 29.0K (30.1%)</w:t>
       </w:r>
     </w:p>
     <w:p>
       <w:pPr>
+        <w:pStyle w:val="Normal"/>
         <w:numPr>
           <w:ilvl w:val="0"/>
           <w:numId w:val="3"/>
         </w:numPr>
-        <w:rPr>
-          <w:color w:val="1F3864" w:themeColor="accent1" w:themeShade="80"/>
-        </w:rPr>
-      </w:pPr>
-      <w:r>
-        <w:rPr>
-          <w:b/>
-          <w:bCs/>
-          <w:color w:val="1F3864" w:themeColor="accent1" w:themeShade="80"/>
+        <w:spacing w:before="0" w:after="46"/>
+        <w:rPr>
+          <w:sz w:val="28"/>
+          <w:szCs w:val="28"/>
+        </w:rPr>
+      </w:pPr>
+      <w:r>
+        <w:rPr>
+          <w:b/>
+          <w:bCs/>
+          <w:color w:themeColor="accent1" w:themeShade="80" w:val="1F3864"/>
+          <w:sz w:val="28"/>
+          <w:szCs w:val="28"/>
         </w:rPr>
         <w:t>Champions</w:t>
       </w:r>
       <w:r>
         <w:rPr>
-          <w:color w:val="1F3864" w:themeColor="accent1" w:themeShade="80"/>
+          <w:color w:themeColor="accent1" w:themeShade="80" w:val="1F3864"/>
+          <w:sz w:val="28"/>
+          <w:szCs w:val="28"/>
         </w:rPr>
         <w:t>: 26.6K (27.7%)</w:t>
       </w:r>
     </w:p>
     <w:p>
       <w:pPr>
+        <w:pStyle w:val="Normal"/>
         <w:numPr>
           <w:ilvl w:val="0"/>
           <w:numId w:val="3"/>
         </w:numPr>
-        <w:rPr>
-          <w:color w:val="1F3864" w:themeColor="accent1" w:themeShade="80"/>
-        </w:rPr>
-      </w:pPr>
-      <w:r>
-        <w:rPr>
-          <w:b/>
-          <w:bCs/>
-          <w:color w:val="1F3864" w:themeColor="accent1" w:themeShade="80"/>
+        <w:spacing w:before="0" w:after="46"/>
+        <w:rPr>
+          <w:sz w:val="28"/>
+          <w:szCs w:val="28"/>
+        </w:rPr>
+      </w:pPr>
+      <w:r>
+        <w:rPr>
+          <w:b/>
+          <w:bCs/>
+          <w:color w:themeColor="accent1" w:themeShade="80" w:val="1F3864"/>
+          <w:sz w:val="28"/>
+          <w:szCs w:val="28"/>
         </w:rPr>
         <w:t>Frequent / Good Buyers</w:t>
       </w:r>
       <w:r>
         <w:rPr>
-          <w:color w:val="1F3864" w:themeColor="accent1" w:themeShade="80"/>
+          <w:color w:themeColor="accent1" w:themeShade="80" w:val="1F3864"/>
+          <w:sz w:val="28"/>
+          <w:szCs w:val="28"/>
         </w:rPr>
         <w:t>: 17.5K (18.2%)</w:t>
       </w:r>
     </w:p>
     <w:p>
       <w:pPr>
+        <w:pStyle w:val="Normal"/>
         <w:numPr>
           <w:ilvl w:val="0"/>
           <w:numId w:val="3"/>
         </w:numPr>
-        <w:rPr>
-          <w:color w:val="1F3864" w:themeColor="accent1" w:themeShade="80"/>
-        </w:rPr>
-      </w:pPr>
-      <w:r>
-        <w:rPr>
-          <w:b/>
-          <w:bCs/>
-          <w:color w:val="1F3864" w:themeColor="accent1" w:themeShade="80"/>
+        <w:spacing w:before="0" w:after="46"/>
+        <w:rPr>
+          <w:sz w:val="28"/>
+          <w:szCs w:val="28"/>
+        </w:rPr>
+      </w:pPr>
+      <w:r>
+        <w:rPr>
+          <w:b/>
+          <w:bCs/>
+          <w:color w:themeColor="accent1" w:themeShade="80" w:val="1F3864"/>
+          <w:sz w:val="28"/>
+          <w:szCs w:val="28"/>
         </w:rPr>
         <w:t>Loyal Customers</w:t>
       </w:r>
       <w:r>
         <w:rPr>
-          <w:color w:val="1F3864" w:themeColor="accent1" w:themeShade="80"/>
+          <w:color w:themeColor="accent1" w:themeShade="80" w:val="1F3864"/>
+          <w:sz w:val="28"/>
+          <w:szCs w:val="28"/>
         </w:rPr>
         <w:t>: 11.7K (12.2%)</w:t>
       </w:r>
     </w:p>
     <w:p>
       <w:pPr>
+        <w:pStyle w:val="Normal"/>
         <w:numPr>
           <w:ilvl w:val="0"/>
           <w:numId w:val="3"/>
         </w:numPr>
-        <w:rPr>
-          <w:color w:val="1F3864" w:themeColor="accent1" w:themeShade="80"/>
-        </w:rPr>
-      </w:pPr>
-      <w:r>
-        <w:rPr>
-          <w:b/>
-          <w:bCs/>
-          <w:color w:val="1F3864" w:themeColor="accent1" w:themeShade="80"/>
+        <w:spacing w:before="0" w:after="46"/>
+        <w:rPr>
+          <w:sz w:val="28"/>
+          <w:szCs w:val="28"/>
+        </w:rPr>
+      </w:pPr>
+      <w:r>
+        <w:rPr>
+          <w:b/>
+          <w:bCs/>
+          <w:color w:themeColor="accent1" w:themeShade="80" w:val="1F3864"/>
+          <w:sz w:val="28"/>
+          <w:szCs w:val="28"/>
         </w:rPr>
         <w:t>Low Value / Regular</w:t>
       </w:r>
       <w:r>
         <w:rPr>
-          <w:color w:val="1F3864" w:themeColor="accent1" w:themeShade="80"/>
+          <w:color w:themeColor="accent1" w:themeShade="80" w:val="1F3864"/>
+          <w:sz w:val="28"/>
+          <w:szCs w:val="28"/>
         </w:rPr>
         <w:t>: 11.3K (11.8%)</w:t>
       </w:r>
     </w:p>
     <w:p>
       <w:pPr>
-        <w:rPr>
-          <w:b/>
-          <w:bCs/>
-          <w:color w:val="1F3864" w:themeColor="accent1" w:themeShade="80"/>
-        </w:rPr>
-      </w:pPr>
-      <w:r>
-        <w:rPr>
-          <w:b/>
-          <w:bCs/>
-          <w:color w:val="1F3864" w:themeColor="accent1" w:themeShade="80"/>
-        </w:rPr>
-        <w:lastRenderedPageBreak/>
+        <w:pStyle w:val="Normal"/>
+        <w:rPr>
+          <w:sz w:val="32"/>
+          <w:szCs w:val="32"/>
+        </w:rPr>
+      </w:pPr>
+      <w:r>
+        <w:rPr>
+          <w:b/>
+          <w:bCs/>
+          <w:color w:themeColor="accent1" w:themeShade="80" w:val="1F3864"/>
+          <w:sz w:val="32"/>
+          <w:szCs w:val="32"/>
+        </w:rPr>
         <w:t>C. Sales Trend over Time (Area Chart)</w:t>
       </w:r>
     </w:p>
     <w:p>
       <w:pPr>
-        <w:rPr>
-          <w:color w:val="1F3864" w:themeColor="accent1" w:themeShade="80"/>
-        </w:rPr>
-      </w:pPr>
-      <w:r>
-        <w:rPr>
-          <w:color w:val="1F3864" w:themeColor="accent1" w:themeShade="80"/>
+        <w:pStyle w:val="Normal"/>
+        <w:rPr>
+          <w:sz w:val="28"/>
+          <w:szCs w:val="28"/>
+        </w:rPr>
+      </w:pPr>
+      <w:r>
+        <w:rPr>
+          <w:color w:themeColor="accent1" w:themeShade="80" w:val="1F3864"/>
+          <w:sz w:val="28"/>
+          <w:szCs w:val="28"/>
         </w:rPr>
         <w:t>Tracks revenue values across quarters:</w:t>
       </w:r>
     </w:p>
     <w:p>
       <w:pPr>
+        <w:pStyle w:val="Normal"/>
         <w:numPr>
           <w:ilvl w:val="0"/>
           <w:numId w:val="4"/>
         </w:numPr>
         <w:rPr>
-          <w:color w:val="1F3864" w:themeColor="accent1" w:themeShade="80"/>
-        </w:rPr>
-      </w:pPr>
-      <w:r>
-        <w:rPr>
-          <w:color w:val="1F3864" w:themeColor="accent1" w:themeShade="80"/>
-        </w:rPr>
+          <w:sz w:val="28"/>
+          <w:szCs w:val="28"/>
+        </w:rPr>
+      </w:pPr>
+      <w:r>
         <w:drawing>
-          <wp:anchor distT="0" distB="0" distL="114300" distR="114300" simplePos="0" relativeHeight="251662336" behindDoc="0" locked="0" layoutInCell="1" allowOverlap="1" wp14:anchorId="2195E59F" wp14:editId="5407BC1B">
+          <wp:anchor distT="0" distB="0" distL="114300" distR="0" simplePos="0" relativeHeight="7" behindDoc="0" locked="0" layoutInCell="0" allowOverlap="1">
             <wp:simplePos x="0" y="0"/>
             <wp:positionH relativeFrom="margin">
               <wp:align>right</wp:align>
@@ -933,9 +1057,9 @@
               <wp:posOffset>238125</wp:posOffset>
             </wp:positionV>
             <wp:extent cx="3825240" cy="1958340"/>
-            <wp:effectExtent l="0" t="0" r="3810" b="3810"/>
+            <wp:effectExtent l="0" t="0" r="0" b="0"/>
             <wp:wrapSquare wrapText="bothSides"/>
-            <wp:docPr id="1475955989" name="Picture 1"/>
+            <wp:docPr id="5" name="Image5"/>
             <wp:cNvGraphicFramePr>
               <a:graphicFrameLocks xmlns:a="http://schemas.openxmlformats.org/drawingml/2006/main" noChangeAspect="1"/>
             </wp:cNvGraphicFramePr>
@@ -943,22 +1067,18 @@
               <a:graphicData uri="http://schemas.openxmlformats.org/drawingml/2006/picture">
                 <pic:pic xmlns:pic="http://schemas.openxmlformats.org/drawingml/2006/picture">
                   <pic:nvPicPr>
-                    <pic:cNvPr id="1475955989" name=""/>
-                    <pic:cNvPicPr/>
+                    <pic:cNvPr id="5" name="Image5"/>
+                    <pic:cNvPicPr>
+                      <a:picLocks noChangeAspect="1" noChangeArrowheads="1"/>
+                    </pic:cNvPicPr>
                   </pic:nvPicPr>
                   <pic:blipFill>
-                    <a:blip r:embed="rId9">
-                      <a:extLst>
-                        <a:ext uri="{28A0092B-C50C-407E-A947-70E740481C1C}">
-                          <a14:useLocalDpi xmlns:a14="http://schemas.microsoft.com/office/drawing/2010/main" val="0"/>
-                        </a:ext>
-                      </a:extLst>
-                    </a:blip>
+                    <a:blip r:embed="rId6"/>
                     <a:stretch>
                       <a:fillRect/>
                     </a:stretch>
                   </pic:blipFill>
-                  <pic:spPr>
+                  <pic:spPr bwMode="auto">
                     <a:xfrm>
                       <a:off x="0" y="0"/>
                       <a:ext cx="3825240" cy="1958340"/>
@@ -966,6 +1086,7 @@
                     <a:prstGeom prst="rect">
                       <a:avLst/>
                     </a:prstGeom>
+                    <a:noFill/>
                   </pic:spPr>
                 </pic:pic>
               </a:graphicData>
@@ -977,213 +1098,265 @@
         <w:rPr>
           <w:b/>
           <w:bCs/>
-          <w:color w:val="1F3864" w:themeColor="accent1" w:themeShade="80"/>
+          <w:color w:themeColor="accent1" w:themeShade="80" w:val="1F3864"/>
+          <w:sz w:val="28"/>
+          <w:szCs w:val="28"/>
         </w:rPr>
         <w:t>2016-Q3</w:t>
       </w:r>
       <w:r>
         <w:rPr>
-          <w:color w:val="1F3864" w:themeColor="accent1" w:themeShade="80"/>
+          <w:color w:themeColor="accent1" w:themeShade="80" w:val="1F3864"/>
+          <w:sz w:val="28"/>
+          <w:szCs w:val="28"/>
         </w:rPr>
         <w:t>: 0.0M</w:t>
       </w:r>
     </w:p>
     <w:p>
       <w:pPr>
+        <w:pStyle w:val="Normal"/>
         <w:numPr>
           <w:ilvl w:val="0"/>
           <w:numId w:val="4"/>
         </w:numPr>
         <w:rPr>
-          <w:color w:val="1F3864" w:themeColor="accent1" w:themeShade="80"/>
-        </w:rPr>
-      </w:pPr>
-      <w:r>
-        <w:rPr>
-          <w:b/>
-          <w:bCs/>
-          <w:color w:val="1F3864" w:themeColor="accent1" w:themeShade="80"/>
+          <w:sz w:val="28"/>
+          <w:szCs w:val="28"/>
+        </w:rPr>
+      </w:pPr>
+      <w:r>
+        <w:rPr>
+          <w:b/>
+          <w:bCs/>
+          <w:color w:themeColor="accent1" w:themeShade="80" w:val="1F3864"/>
+          <w:sz w:val="28"/>
+          <w:szCs w:val="28"/>
         </w:rPr>
         <w:t>2016-Q4</w:t>
       </w:r>
       <w:r>
         <w:rPr>
-          <w:color w:val="1F3864" w:themeColor="accent1" w:themeShade="80"/>
+          <w:color w:themeColor="accent1" w:themeShade="80" w:val="1F3864"/>
+          <w:sz w:val="28"/>
+          <w:szCs w:val="28"/>
         </w:rPr>
         <w:t>: 0.1M</w:t>
       </w:r>
     </w:p>
     <w:p>
       <w:pPr>
+        <w:pStyle w:val="Normal"/>
         <w:numPr>
           <w:ilvl w:val="0"/>
           <w:numId w:val="4"/>
         </w:numPr>
         <w:rPr>
-          <w:color w:val="1F3864" w:themeColor="accent1" w:themeShade="80"/>
-        </w:rPr>
-      </w:pPr>
-      <w:r>
-        <w:rPr>
-          <w:b/>
-          <w:bCs/>
-          <w:color w:val="1F3864" w:themeColor="accent1" w:themeShade="80"/>
+          <w:sz w:val="28"/>
+          <w:szCs w:val="28"/>
+        </w:rPr>
+      </w:pPr>
+      <w:r>
+        <w:rPr>
+          <w:b/>
+          <w:bCs/>
+          <w:color w:themeColor="accent1" w:themeShade="80" w:val="1F3864"/>
+          <w:sz w:val="28"/>
+          <w:szCs w:val="28"/>
         </w:rPr>
         <w:t>2017-Q1</w:t>
       </w:r>
       <w:r>
         <w:rPr>
-          <w:color w:val="1F3864" w:themeColor="accent1" w:themeShade="80"/>
+          <w:color w:themeColor="accent1" w:themeShade="80" w:val="1F3864"/>
+          <w:sz w:val="28"/>
+          <w:szCs w:val="28"/>
         </w:rPr>
         <w:t>: 0.9M</w:t>
       </w:r>
     </w:p>
     <w:p>
       <w:pPr>
+        <w:pStyle w:val="Normal"/>
         <w:numPr>
           <w:ilvl w:val="0"/>
           <w:numId w:val="4"/>
         </w:numPr>
         <w:rPr>
-          <w:color w:val="1F3864" w:themeColor="accent1" w:themeShade="80"/>
-        </w:rPr>
-      </w:pPr>
-      <w:r>
-        <w:rPr>
-          <w:b/>
-          <w:bCs/>
-          <w:color w:val="1F3864" w:themeColor="accent1" w:themeShade="80"/>
+          <w:sz w:val="28"/>
+          <w:szCs w:val="28"/>
+        </w:rPr>
+      </w:pPr>
+      <w:r>
+        <w:rPr>
+          <w:b/>
+          <w:bCs/>
+          <w:color w:themeColor="accent1" w:themeShade="80" w:val="1F3864"/>
+          <w:sz w:val="28"/>
+          <w:szCs w:val="28"/>
         </w:rPr>
         <w:t>2017-Q2</w:t>
       </w:r>
       <w:r>
         <w:rPr>
-          <w:color w:val="1F3864" w:themeColor="accent1" w:themeShade="80"/>
+          <w:color w:themeColor="accent1" w:themeShade="80" w:val="1F3864"/>
+          <w:sz w:val="28"/>
+          <w:szCs w:val="28"/>
         </w:rPr>
         <w:t>: 1.5M</w:t>
       </w:r>
     </w:p>
     <w:p>
       <w:pPr>
+        <w:pStyle w:val="Normal"/>
         <w:numPr>
           <w:ilvl w:val="0"/>
           <w:numId w:val="4"/>
         </w:numPr>
         <w:rPr>
-          <w:color w:val="1F3864" w:themeColor="accent1" w:themeShade="80"/>
-        </w:rPr>
-      </w:pPr>
-      <w:r>
-        <w:rPr>
-          <w:b/>
-          <w:bCs/>
-          <w:color w:val="1F3864" w:themeColor="accent1" w:themeShade="80"/>
+          <w:sz w:val="28"/>
+          <w:szCs w:val="28"/>
+        </w:rPr>
+      </w:pPr>
+      <w:r>
+        <w:rPr>
+          <w:b/>
+          <w:bCs/>
+          <w:color w:themeColor="accent1" w:themeShade="80" w:val="1F3864"/>
+          <w:sz w:val="28"/>
+          <w:szCs w:val="28"/>
         </w:rPr>
         <w:t>2017-Q3</w:t>
       </w:r>
       <w:r>
         <w:rPr>
-          <w:color w:val="1F3864" w:themeColor="accent1" w:themeShade="80"/>
+          <w:color w:themeColor="accent1" w:themeShade="80" w:val="1F3864"/>
+          <w:sz w:val="28"/>
+          <w:szCs w:val="28"/>
         </w:rPr>
         <w:t>: 2.0M</w:t>
       </w:r>
     </w:p>
     <w:p>
       <w:pPr>
+        <w:pStyle w:val="Normal"/>
         <w:numPr>
           <w:ilvl w:val="0"/>
           <w:numId w:val="4"/>
         </w:numPr>
         <w:rPr>
-          <w:color w:val="1F3864" w:themeColor="accent1" w:themeShade="80"/>
-        </w:rPr>
-      </w:pPr>
-      <w:r>
-        <w:rPr>
-          <w:b/>
-          <w:bCs/>
-          <w:color w:val="1F3864" w:themeColor="accent1" w:themeShade="80"/>
+          <w:sz w:val="28"/>
+          <w:szCs w:val="28"/>
+        </w:rPr>
+      </w:pPr>
+      <w:r>
+        <w:rPr>
+          <w:b/>
+          <w:bCs/>
+          <w:color w:themeColor="accent1" w:themeShade="80" w:val="1F3864"/>
+          <w:sz w:val="28"/>
+          <w:szCs w:val="28"/>
         </w:rPr>
         <w:t>2017-Q4</w:t>
       </w:r>
       <w:r>
         <w:rPr>
-          <w:color w:val="1F3864" w:themeColor="accent1" w:themeShade="80"/>
+          <w:color w:themeColor="accent1" w:themeShade="80" w:val="1F3864"/>
+          <w:sz w:val="28"/>
+          <w:szCs w:val="28"/>
         </w:rPr>
         <w:t>: 2.8M</w:t>
       </w:r>
     </w:p>
     <w:p>
       <w:pPr>
+        <w:pStyle w:val="Normal"/>
         <w:numPr>
           <w:ilvl w:val="0"/>
           <w:numId w:val="4"/>
         </w:numPr>
         <w:rPr>
-          <w:color w:val="1F3864" w:themeColor="accent1" w:themeShade="80"/>
-        </w:rPr>
-      </w:pPr>
-      <w:r>
-        <w:rPr>
-          <w:b/>
-          <w:bCs/>
-          <w:color w:val="1F3864" w:themeColor="accent1" w:themeShade="80"/>
+          <w:sz w:val="28"/>
+          <w:szCs w:val="28"/>
+        </w:rPr>
+      </w:pPr>
+      <w:r>
+        <w:rPr>
+          <w:b/>
+          <w:bCs/>
+          <w:color w:themeColor="accent1" w:themeShade="80" w:val="1F3864"/>
+          <w:sz w:val="28"/>
+          <w:szCs w:val="28"/>
         </w:rPr>
         <w:t>2018-Q1</w:t>
       </w:r>
       <w:r>
         <w:rPr>
-          <w:color w:val="1F3864" w:themeColor="accent1" w:themeShade="80"/>
+          <w:color w:themeColor="accent1" w:themeShade="80" w:val="1F3864"/>
+          <w:sz w:val="28"/>
+          <w:szCs w:val="28"/>
         </w:rPr>
         <w:t>: 3.2M</w:t>
       </w:r>
     </w:p>
     <w:p>
       <w:pPr>
+        <w:pStyle w:val="Normal"/>
         <w:numPr>
           <w:ilvl w:val="0"/>
           <w:numId w:val="4"/>
         </w:numPr>
         <w:rPr>
-          <w:color w:val="1F3864" w:themeColor="accent1" w:themeShade="80"/>
-        </w:rPr>
-      </w:pPr>
-      <w:r>
-        <w:rPr>
-          <w:b/>
-          <w:bCs/>
-          <w:color w:val="1F3864" w:themeColor="accent1" w:themeShade="80"/>
+          <w:sz w:val="28"/>
+          <w:szCs w:val="28"/>
+        </w:rPr>
+      </w:pPr>
+      <w:r>
+        <w:rPr>
+          <w:b/>
+          <w:bCs/>
+          <w:color w:themeColor="accent1" w:themeShade="80" w:val="1F3864"/>
+          <w:sz w:val="28"/>
+          <w:szCs w:val="28"/>
         </w:rPr>
         <w:t>2018-Q2</w:t>
       </w:r>
       <w:r>
         <w:rPr>
-          <w:color w:val="1F3864" w:themeColor="accent1" w:themeShade="80"/>
+          <w:color w:themeColor="accent1" w:themeShade="80" w:val="1F3864"/>
+          <w:sz w:val="28"/>
+          <w:szCs w:val="28"/>
         </w:rPr>
         <w:t>: 3.3M</w:t>
       </w:r>
     </w:p>
     <w:p>
       <w:pPr>
+        <w:pStyle w:val="Normal"/>
         <w:numPr>
           <w:ilvl w:val="0"/>
           <w:numId w:val="4"/>
         </w:numPr>
         <w:rPr>
-          <w:color w:val="1F3864" w:themeColor="accent1" w:themeShade="80"/>
-        </w:rPr>
-      </w:pPr>
-      <w:r>
-        <w:rPr>
-          <w:b/>
-          <w:bCs/>
-          <w:color w:val="1F3864" w:themeColor="accent1" w:themeShade="80"/>
+          <w:sz w:val="28"/>
+          <w:szCs w:val="28"/>
+        </w:rPr>
+      </w:pPr>
+      <w:r>
+        <w:rPr>
+          <w:b/>
+          <w:bCs/>
+          <w:color w:themeColor="accent1" w:themeShade="80" w:val="1F3864"/>
+          <w:sz w:val="28"/>
+          <w:szCs w:val="28"/>
         </w:rPr>
         <w:t>2018-Q3</w:t>
       </w:r>
       <w:r>
         <w:rPr>
-          <w:color w:val="1F3864" w:themeColor="accent1" w:themeShade="80"/>
+          <w:color w:themeColor="accent1" w:themeShade="80" w:val="1F3864"/>
+          <w:sz w:val="28"/>
+          <w:szCs w:val="28"/>
         </w:rPr>
         <w:t>: 2.1M</w:t>
       </w:r>
@@ -1195,16 +1368,17 @@
           <w:ilvl w:val="0"/>
           <w:numId w:val="4"/>
         </w:numPr>
-        <w:rPr>
-          <w:color w:val="1F3864" w:themeColor="accent1" w:themeShade="80"/>
+        <w:spacing w:before="280" w:after="280"/>
+        <w:rPr>
+          <w:color w:themeColor="accent1" w:themeShade="80" w:val="1F3864"/>
           <w:sz w:val="36"/>
           <w:szCs w:val="36"/>
         </w:rPr>
       </w:pPr>
       <w:r>
         <w:rPr>
-          <w:rFonts w:ascii="Segoe UI Emoji" w:hAnsi="Segoe UI Emoji" w:cs="Segoe UI Emoji"/>
-          <w:color w:val="1F3864" w:themeColor="accent1" w:themeShade="80"/>
+          <w:rFonts w:cs="Segoe UI Emoji" w:ascii="Segoe UI Emoji" w:hAnsi="Segoe UI Emoji"/>
+          <w:color w:themeColor="accent1" w:themeShade="80" w:val="1F3864"/>
           <w:sz w:val="36"/>
           <w:szCs w:val="36"/>
         </w:rPr>
@@ -1212,7 +1386,7 @@
       </w:r>
       <w:r>
         <w:rPr>
-          <w:color w:val="1F3864" w:themeColor="accent1" w:themeShade="80"/>
+          <w:color w:themeColor="accent1" w:themeShade="80" w:val="1F3864"/>
           <w:sz w:val="36"/>
           <w:szCs w:val="36"/>
         </w:rPr>
@@ -1222,7 +1396,7 @@
         <w:rPr>
           <w:b/>
           <w:bCs/>
-          <w:color w:val="1F3864" w:themeColor="accent1" w:themeShade="80"/>
+          <w:color w:themeColor="accent1" w:themeShade="80" w:val="1F3864"/>
           <w:sz w:val="36"/>
           <w:szCs w:val="36"/>
         </w:rPr>
@@ -1232,14 +1406,18 @@
     <w:p>
       <w:pPr>
         <w:pStyle w:val="NormalWeb"/>
-        <w:ind w:left="720"/>
-        <w:rPr>
-          <w:color w:val="1F3864" w:themeColor="accent1" w:themeShade="80"/>
-        </w:rPr>
-      </w:pPr>
-      <w:r>
-        <w:rPr>
-          <w:color w:val="1F3864" w:themeColor="accent1" w:themeShade="80"/>
+        <w:spacing w:before="280" w:after="280"/>
+        <w:ind w:start="720"/>
+        <w:rPr>
+          <w:sz w:val="28"/>
+          <w:szCs w:val="28"/>
+        </w:rPr>
+      </w:pPr>
+      <w:r>
+        <w:rPr>
+          <w:color w:themeColor="accent1" w:themeShade="80" w:val="1F3864"/>
+          <w:sz w:val="28"/>
+          <w:szCs w:val="28"/>
         </w:rPr>
         <w:t xml:space="preserve">The drop observed in </w:t>
       </w:r>
@@ -1247,13 +1425,17 @@
         <w:rPr>
           <w:b/>
           <w:bCs/>
-          <w:color w:val="1F3864" w:themeColor="accent1" w:themeShade="80"/>
+          <w:color w:themeColor="accent1" w:themeShade="80" w:val="1F3864"/>
+          <w:sz w:val="28"/>
+          <w:szCs w:val="28"/>
         </w:rPr>
         <w:t>2018-Q3 ($2.1M)</w:t>
       </w:r>
       <w:r>
         <w:rPr>
-          <w:color w:val="1F3864" w:themeColor="accent1" w:themeShade="80"/>
+          <w:color w:themeColor="accent1" w:themeShade="80" w:val="1F3864"/>
+          <w:sz w:val="28"/>
+          <w:szCs w:val="28"/>
         </w:rPr>
         <w:t xml:space="preserve"> does </w:t>
       </w:r>
@@ -1261,13 +1443,17 @@
         <w:rPr>
           <w:b/>
           <w:bCs/>
-          <w:color w:val="1F3864" w:themeColor="accent1" w:themeShade="80"/>
+          <w:color w:themeColor="accent1" w:themeShade="80" w:val="1F3864"/>
+          <w:sz w:val="28"/>
+          <w:szCs w:val="28"/>
         </w:rPr>
         <w:t>not</w:t>
       </w:r>
       <w:r>
         <w:rPr>
-          <w:color w:val="1F3864" w:themeColor="accent1" w:themeShade="80"/>
+          <w:color w:themeColor="accent1" w:themeShade="80" w:val="1F3864"/>
+          <w:sz w:val="28"/>
+          <w:szCs w:val="28"/>
         </w:rPr>
         <w:t xml:space="preserve"> indicate a decline in business sales performance. Instead, it is due to </w:t>
       </w:r>
@@ -1275,50 +1461,94 @@
         <w:rPr>
           <w:b/>
           <w:bCs/>
-          <w:color w:val="1F3864" w:themeColor="accent1" w:themeShade="80"/>
+          <w:color w:themeColor="accent1" w:themeShade="80" w:val="1F3864"/>
+          <w:sz w:val="28"/>
+          <w:szCs w:val="28"/>
         </w:rPr>
         <w:t>data truncation (partial data collection)</w:t>
       </w:r>
       <w:r>
         <w:rPr>
-          <w:color w:val="1F3864" w:themeColor="accent1" w:themeShade="80"/>
+          <w:color w:themeColor="accent1" w:themeShade="80" w:val="1F3864"/>
+          <w:sz w:val="28"/>
+          <w:szCs w:val="28"/>
         </w:rPr>
         <w:t>, as the dataset records conclude mid-quarter in August 2018 and do not represent a full 3-month reporting period.</w:t>
       </w:r>
     </w:p>
     <w:p>
       <w:pPr>
-        <w:ind w:left="360"/>
-        <w:rPr>
-          <w:color w:val="1F3864" w:themeColor="accent1" w:themeShade="80"/>
-        </w:rPr>
-      </w:pPr>
-    </w:p>
-    <w:p>
-      <w:pPr>
-        <w:rPr>
-          <w:b/>
-          <w:bCs/>
-          <w:color w:val="1F3864" w:themeColor="accent1" w:themeShade="80"/>
-        </w:rPr>
-      </w:pPr>
-      <w:r>
-        <w:rPr>
-          <w:color w:val="1F3864" w:themeColor="accent1" w:themeShade="80"/>
-        </w:rPr>
+        <w:pStyle w:val="Normal"/>
+        <w:ind w:start="360"/>
+        <w:rPr>
+          <w:color w:themeColor="accent1" w:themeShade="80" w:val="1F3864"/>
+        </w:rPr>
+      </w:pPr>
+      <w:r>
+        <w:rPr>
+          <w:color w:themeColor="accent1" w:themeShade="80" w:val="1F3864"/>
+        </w:rPr>
+      </w:r>
+    </w:p>
+    <w:p>
+      <w:pPr>
+        <w:pStyle w:val="Normal"/>
+        <w:rPr>
+          <w:b/>
+          <w:bCs/>
+          <w:color w:themeColor="accent1" w:themeShade="80" w:val="1F3864"/>
+        </w:rPr>
+      </w:pPr>
+      <w:r>
+        <w:rPr>
+          <w:b/>
+          <w:bCs/>
+          <w:color w:themeColor="accent1" w:themeShade="80" w:val="1F3864"/>
+        </w:rPr>
+      </w:r>
+    </w:p>
+    <w:p>
+      <w:pPr>
+        <w:pStyle w:val="Normal"/>
+        <w:rPr>
+          <w:b/>
+          <w:bCs/>
+          <w:color w:themeColor="accent1" w:themeShade="80" w:val="1F3864"/>
+        </w:rPr>
+      </w:pPr>
+      <w:r>
+        <w:rPr>
+          <w:b/>
+          <w:bCs/>
+          <w:color w:themeColor="accent1" w:themeShade="80" w:val="1F3864"/>
+        </w:rPr>
+      </w:r>
+    </w:p>
+    <w:p>
+      <w:pPr>
+        <w:pStyle w:val="Normal"/>
+        <w:rPr>
+          <w:b/>
+          <w:bCs/>
+          <w:color w:themeColor="accent1" w:themeShade="80" w:val="1F3864"/>
+          <w:sz w:val="32"/>
+          <w:szCs w:val="32"/>
+        </w:rPr>
+      </w:pPr>
+      <w:r>
         <w:drawing>
-          <wp:anchor distT="0" distB="0" distL="114300" distR="114300" simplePos="0" relativeHeight="251663360" behindDoc="0" locked="0" layoutInCell="1" allowOverlap="1" wp14:anchorId="351422CC" wp14:editId="6693AB81">
+          <wp:anchor distT="0" distB="0" distL="114300" distR="114300" simplePos="0" relativeHeight="8" behindDoc="0" locked="0" layoutInCell="0" allowOverlap="1">
             <wp:simplePos x="0" y="0"/>
-            <wp:positionH relativeFrom="margin">
-              <wp:posOffset>2948305</wp:posOffset>
+            <wp:positionH relativeFrom="column">
+              <wp:posOffset>2747010</wp:posOffset>
             </wp:positionH>
             <wp:positionV relativeFrom="paragraph">
-              <wp:posOffset>106045</wp:posOffset>
+              <wp:posOffset>169545</wp:posOffset>
             </wp:positionV>
             <wp:extent cx="3832860" cy="1950720"/>
             <wp:effectExtent l="0" t="0" r="0" b="0"/>
             <wp:wrapSquare wrapText="bothSides"/>
-            <wp:docPr id="193735108" name="Picture 1"/>
+            <wp:docPr id="6" name="Image6"/>
             <wp:cNvGraphicFramePr>
               <a:graphicFrameLocks xmlns:a="http://schemas.openxmlformats.org/drawingml/2006/main" noChangeAspect="1"/>
             </wp:cNvGraphicFramePr>
@@ -1326,22 +1556,18 @@
               <a:graphicData uri="http://schemas.openxmlformats.org/drawingml/2006/picture">
                 <pic:pic xmlns:pic="http://schemas.openxmlformats.org/drawingml/2006/picture">
                   <pic:nvPicPr>
-                    <pic:cNvPr id="193735108" name=""/>
-                    <pic:cNvPicPr/>
+                    <pic:cNvPr id="6" name="Image6"/>
+                    <pic:cNvPicPr>
+                      <a:picLocks noChangeAspect="1" noChangeArrowheads="1"/>
+                    </pic:cNvPicPr>
                   </pic:nvPicPr>
                   <pic:blipFill>
-                    <a:blip r:embed="rId10">
-                      <a:extLst>
-                        <a:ext uri="{28A0092B-C50C-407E-A947-70E740481C1C}">
-                          <a14:useLocalDpi xmlns:a14="http://schemas.microsoft.com/office/drawing/2010/main" val="0"/>
-                        </a:ext>
-                      </a:extLst>
-                    </a:blip>
+                    <a:blip r:embed="rId7"/>
                     <a:stretch>
                       <a:fillRect/>
                     </a:stretch>
                   </pic:blipFill>
-                  <pic:spPr>
+                  <pic:spPr bwMode="auto">
                     <a:xfrm>
                       <a:off x="0" y="0"/>
                       <a:ext cx="3832860" cy="1950720"/>
@@ -1349,6 +1575,7 @@
                     <a:prstGeom prst="rect">
                       <a:avLst/>
                     </a:prstGeom>
+                    <a:noFill/>
                   </pic:spPr>
                 </pic:pic>
               </a:graphicData>
@@ -1360,141 +1587,174 @@
         <w:rPr>
           <w:b/>
           <w:bCs/>
-          <w:color w:val="1F3864" w:themeColor="accent1" w:themeShade="80"/>
+          <w:color w:themeColor="accent1" w:themeShade="80" w:val="1F3864"/>
+          <w:sz w:val="32"/>
+          <w:szCs w:val="32"/>
         </w:rPr>
         <w:t>D. Top Customer by Locations (Bar Chart)</w:t>
       </w:r>
     </w:p>
     <w:p>
       <w:pPr>
-        <w:rPr>
-          <w:color w:val="1F3864" w:themeColor="accent1" w:themeShade="80"/>
-        </w:rPr>
-      </w:pPr>
-      <w:r>
-        <w:rPr>
-          <w:color w:val="1F3864" w:themeColor="accent1" w:themeShade="80"/>
+        <w:pStyle w:val="Normal"/>
+        <w:rPr>
+          <w:sz w:val="28"/>
+          <w:szCs w:val="28"/>
+        </w:rPr>
+      </w:pPr>
+      <w:r>
+        <w:rPr>
+          <w:color w:themeColor="accent1" w:themeShade="80" w:val="1F3864"/>
+          <w:sz w:val="28"/>
+          <w:szCs w:val="28"/>
         </w:rPr>
         <w:t>Shows customer count across top states:</w:t>
       </w:r>
     </w:p>
     <w:p>
       <w:pPr>
+        <w:pStyle w:val="Normal"/>
         <w:numPr>
           <w:ilvl w:val="0"/>
           <w:numId w:val="5"/>
         </w:numPr>
-        <w:rPr>
-          <w:color w:val="1F3864" w:themeColor="accent1" w:themeShade="80"/>
-        </w:rPr>
-      </w:pPr>
-      <w:r>
-        <w:rPr>
-          <w:b/>
-          <w:bCs/>
-          <w:color w:val="1F3864" w:themeColor="accent1" w:themeShade="80"/>
+        <w:spacing w:before="0" w:after="46"/>
+        <w:rPr>
+          <w:sz w:val="28"/>
+          <w:szCs w:val="28"/>
+        </w:rPr>
+      </w:pPr>
+      <w:r>
+        <w:rPr>
+          <w:b/>
+          <w:bCs/>
+          <w:color w:themeColor="accent1" w:themeShade="80" w:val="1F3864"/>
+          <w:sz w:val="28"/>
+          <w:szCs w:val="28"/>
         </w:rPr>
         <w:t>SP</w:t>
       </w:r>
       <w:r>
         <w:rPr>
-          <w:color w:val="1F3864" w:themeColor="accent1" w:themeShade="80"/>
+          <w:color w:themeColor="accent1" w:themeShade="80" w:val="1F3864"/>
+          <w:sz w:val="28"/>
+          <w:szCs w:val="28"/>
         </w:rPr>
         <w:t>: 42K</w:t>
       </w:r>
     </w:p>
     <w:p>
       <w:pPr>
+        <w:pStyle w:val="Normal"/>
         <w:numPr>
           <w:ilvl w:val="0"/>
           <w:numId w:val="5"/>
         </w:numPr>
-        <w:rPr>
-          <w:color w:val="1F3864" w:themeColor="accent1" w:themeShade="80"/>
-        </w:rPr>
-      </w:pPr>
-      <w:r>
-        <w:rPr>
-          <w:b/>
-          <w:bCs/>
-          <w:color w:val="1F3864" w:themeColor="accent1" w:themeShade="80"/>
+        <w:spacing w:before="0" w:after="46"/>
+        <w:rPr>
+          <w:sz w:val="28"/>
+          <w:szCs w:val="28"/>
+        </w:rPr>
+      </w:pPr>
+      <w:r>
+        <w:rPr>
+          <w:b/>
+          <w:bCs/>
+          <w:color w:themeColor="accent1" w:themeShade="80" w:val="1F3864"/>
+          <w:sz w:val="28"/>
+          <w:szCs w:val="28"/>
         </w:rPr>
         <w:t>RJ</w:t>
       </w:r>
       <w:r>
         <w:rPr>
-          <w:color w:val="1F3864" w:themeColor="accent1" w:themeShade="80"/>
+          <w:color w:themeColor="accent1" w:themeShade="80" w:val="1F3864"/>
+          <w:sz w:val="28"/>
+          <w:szCs w:val="28"/>
         </w:rPr>
         <w:t>: 13K</w:t>
       </w:r>
     </w:p>
     <w:p>
       <w:pPr>
+        <w:pStyle w:val="Normal"/>
         <w:numPr>
           <w:ilvl w:val="0"/>
           <w:numId w:val="5"/>
         </w:numPr>
-        <w:rPr>
-          <w:color w:val="1F3864" w:themeColor="accent1" w:themeShade="80"/>
-        </w:rPr>
-      </w:pPr>
-      <w:r>
-        <w:rPr>
-          <w:b/>
-          <w:bCs/>
-          <w:color w:val="1F3864" w:themeColor="accent1" w:themeShade="80"/>
+        <w:spacing w:before="0" w:after="46"/>
+        <w:rPr>
+          <w:sz w:val="28"/>
+          <w:szCs w:val="28"/>
+        </w:rPr>
+      </w:pPr>
+      <w:r>
+        <w:rPr>
+          <w:b/>
+          <w:bCs/>
+          <w:color w:themeColor="accent1" w:themeShade="80" w:val="1F3864"/>
+          <w:sz w:val="28"/>
+          <w:szCs w:val="28"/>
         </w:rPr>
         <w:t>MG</w:t>
       </w:r>
       <w:r>
         <w:rPr>
-          <w:color w:val="1F3864" w:themeColor="accent1" w:themeShade="80"/>
+          <w:color w:themeColor="accent1" w:themeShade="80" w:val="1F3864"/>
+          <w:sz w:val="28"/>
+          <w:szCs w:val="28"/>
         </w:rPr>
         <w:t>: 11K</w:t>
       </w:r>
     </w:p>
     <w:p>
       <w:pPr>
+        <w:pStyle w:val="Normal"/>
         <w:numPr>
           <w:ilvl w:val="0"/>
           <w:numId w:val="5"/>
         </w:numPr>
-        <w:rPr>
-          <w:color w:val="1F3864" w:themeColor="accent1" w:themeShade="80"/>
-        </w:rPr>
-      </w:pPr>
-      <w:r>
-        <w:rPr>
-          <w:b/>
-          <w:bCs/>
-          <w:color w:val="1F3864" w:themeColor="accent1" w:themeShade="80"/>
+        <w:spacing w:before="0" w:after="46"/>
+        <w:rPr>
+          <w:sz w:val="28"/>
+          <w:szCs w:val="28"/>
+        </w:rPr>
+      </w:pPr>
+      <w:r>
+        <w:rPr>
+          <w:b/>
+          <w:bCs/>
+          <w:color w:themeColor="accent1" w:themeShade="80" w:val="1F3864"/>
+          <w:sz w:val="28"/>
+          <w:szCs w:val="28"/>
         </w:rPr>
         <w:t>RS</w:t>
       </w:r>
       <w:r>
         <w:rPr>
-          <w:color w:val="1F3864" w:themeColor="accent1" w:themeShade="80"/>
+          <w:color w:themeColor="accent1" w:themeShade="80" w:val="1F3864"/>
+          <w:sz w:val="28"/>
+          <w:szCs w:val="28"/>
         </w:rPr>
         <w:t>: 5.5K</w:t>
       </w:r>
     </w:p>
     <w:p>
       <w:pPr>
+        <w:pStyle w:val="Normal"/>
         <w:numPr>
           <w:ilvl w:val="0"/>
           <w:numId w:val="5"/>
         </w:numPr>
-        <w:rPr>
-          <w:color w:val="1F3864" w:themeColor="accent1" w:themeShade="80"/>
-        </w:rPr>
-      </w:pPr>
-      <w:r>
-        <w:rPr>
-          <w:color w:val="1F3864" w:themeColor="accent1" w:themeShade="80"/>
-        </w:rPr>
-        <w:lastRenderedPageBreak/>
+        <w:spacing w:before="0" w:after="389"/>
+        <w:rPr>
+          <w:sz w:val="28"/>
+          <w:szCs w:val="28"/>
+        </w:rPr>
+      </w:pPr>
+      <w:r>
         <w:drawing>
-          <wp:anchor distT="0" distB="0" distL="114300" distR="114300" simplePos="0" relativeHeight="251664384" behindDoc="0" locked="0" layoutInCell="1" allowOverlap="1" wp14:anchorId="65199239" wp14:editId="043C234F">
+          <wp:anchor distT="0" distB="0" distL="114300" distR="114300" simplePos="0" relativeHeight="9" behindDoc="0" locked="0" layoutInCell="0" allowOverlap="1">
             <wp:simplePos x="0" y="0"/>
             <wp:positionH relativeFrom="column">
               <wp:posOffset>5469255</wp:posOffset>
@@ -1505,7 +1765,7 @@
             <wp:extent cx="1104900" cy="2895600"/>
             <wp:effectExtent l="0" t="0" r="0" b="0"/>
             <wp:wrapSquare wrapText="bothSides"/>
-            <wp:docPr id="211385354" name="Picture 1"/>
+            <wp:docPr id="7" name="Image7"/>
             <wp:cNvGraphicFramePr>
               <a:graphicFrameLocks xmlns:a="http://schemas.openxmlformats.org/drawingml/2006/main" noChangeAspect="1"/>
             </wp:cNvGraphicFramePr>
@@ -1513,22 +1773,18 @@
               <a:graphicData uri="http://schemas.openxmlformats.org/drawingml/2006/picture">
                 <pic:pic xmlns:pic="http://schemas.openxmlformats.org/drawingml/2006/picture">
                   <pic:nvPicPr>
-                    <pic:cNvPr id="211385354" name=""/>
-                    <pic:cNvPicPr/>
+                    <pic:cNvPr id="7" name="Image7"/>
+                    <pic:cNvPicPr>
+                      <a:picLocks noChangeAspect="1" noChangeArrowheads="1"/>
+                    </pic:cNvPicPr>
                   </pic:nvPicPr>
                   <pic:blipFill>
-                    <a:blip r:embed="rId11">
-                      <a:extLst>
-                        <a:ext uri="{28A0092B-C50C-407E-A947-70E740481C1C}">
-                          <a14:useLocalDpi xmlns:a14="http://schemas.microsoft.com/office/drawing/2010/main" val="0"/>
-                        </a:ext>
-                      </a:extLst>
-                    </a:blip>
+                    <a:blip r:embed="rId8"/>
                     <a:stretch>
                       <a:fillRect/>
                     </a:stretch>
                   </pic:blipFill>
-                  <pic:spPr>
+                  <pic:spPr bwMode="auto">
                     <a:xfrm>
                       <a:off x="0" y="0"/>
                       <a:ext cx="1104900" cy="2895600"/>
@@ -1536,13 +1792,11 @@
                     <a:prstGeom prst="rect">
                       <a:avLst/>
                     </a:prstGeom>
+                    <a:noFill/>
                   </pic:spPr>
                 </pic:pic>
               </a:graphicData>
             </a:graphic>
-            <wp14:sizeRelV relativeFrom="margin">
-              <wp14:pctHeight>0</wp14:pctHeight>
-            </wp14:sizeRelV>
           </wp:anchor>
         </w:drawing>
       </w:r>
@@ -1550,198 +1804,470 @@
         <w:rPr>
           <w:b/>
           <w:bCs/>
-          <w:color w:val="1F3864" w:themeColor="accent1" w:themeShade="80"/>
+          <w:color w:themeColor="accent1" w:themeShade="80" w:val="1F3864"/>
+          <w:sz w:val="28"/>
+          <w:szCs w:val="28"/>
         </w:rPr>
         <w:t>PR</w:t>
       </w:r>
       <w:r>
         <w:rPr>
-          <w:color w:val="1F3864" w:themeColor="accent1" w:themeShade="80"/>
+          <w:color w:themeColor="accent1" w:themeShade="80" w:val="1F3864"/>
+          <w:sz w:val="28"/>
+          <w:szCs w:val="28"/>
         </w:rPr>
         <w:t>: 5K</w:t>
       </w:r>
     </w:p>
     <w:p>
       <w:pPr>
-        <w:rPr>
-          <w:b/>
-          <w:bCs/>
-          <w:color w:val="1F3864" w:themeColor="accent1" w:themeShade="80"/>
-        </w:rPr>
-      </w:pPr>
-      <w:r>
-        <w:rPr>
-          <w:b/>
-          <w:bCs/>
-          <w:color w:val="1F3864" w:themeColor="accent1" w:themeShade="80"/>
+        <w:pStyle w:val="Normal"/>
+        <w:rPr>
+          <w:sz w:val="36"/>
+          <w:szCs w:val="36"/>
+        </w:rPr>
+      </w:pPr>
+      <w:r>
+        <w:rPr>
+          <w:b/>
+          <w:bCs/>
+          <w:color w:themeColor="accent1" w:themeShade="80" w:val="1F3864"/>
+          <w:sz w:val="36"/>
+          <w:szCs w:val="36"/>
         </w:rPr>
         <w:t>4. Dashboard Slicers</w:t>
       </w:r>
     </w:p>
     <w:p>
       <w:pPr>
+        <w:pStyle w:val="Normal"/>
         <w:numPr>
           <w:ilvl w:val="0"/>
           <w:numId w:val="6"/>
         </w:numPr>
-        <w:rPr>
-          <w:color w:val="1F3864" w:themeColor="accent1" w:themeShade="80"/>
-        </w:rPr>
-      </w:pPr>
-      <w:r>
-        <w:rPr>
-          <w:b/>
-          <w:bCs/>
-          <w:color w:val="1F3864" w:themeColor="accent1" w:themeShade="80"/>
+        <w:spacing w:before="0" w:after="46"/>
+        <w:rPr>
+          <w:sz w:val="28"/>
+          <w:szCs w:val="28"/>
+        </w:rPr>
+      </w:pPr>
+      <w:r>
+        <w:rPr>
+          <w:b/>
+          <w:bCs/>
+          <w:color w:themeColor="accent1" w:themeShade="80" w:val="1F3864"/>
+          <w:sz w:val="28"/>
+          <w:szCs w:val="28"/>
         </w:rPr>
         <w:t>Year Slicer</w:t>
       </w:r>
       <w:r>
         <w:rPr>
-          <w:color w:val="1F3864" w:themeColor="accent1" w:themeShade="80"/>
+          <w:color w:themeColor="accent1" w:themeShade="80" w:val="1F3864"/>
+          <w:sz w:val="28"/>
+          <w:szCs w:val="28"/>
         </w:rPr>
         <w:t>: Filters data by year (2016, 2017, 2018).</w:t>
       </w:r>
     </w:p>
     <w:p>
       <w:pPr>
+        <w:pStyle w:val="Normal"/>
         <w:numPr>
           <w:ilvl w:val="0"/>
           <w:numId w:val="6"/>
         </w:numPr>
-        <w:rPr>
-          <w:color w:val="1F3864" w:themeColor="accent1" w:themeShade="80"/>
-        </w:rPr>
-      </w:pPr>
-      <w:r>
-        <w:rPr>
-          <w:b/>
-          <w:bCs/>
-          <w:color w:val="1F3864" w:themeColor="accent1" w:themeShade="80"/>
+        <w:spacing w:before="0" w:after="46"/>
+        <w:rPr>
+          <w:sz w:val="28"/>
+          <w:szCs w:val="28"/>
+        </w:rPr>
+      </w:pPr>
+      <w:r>
+        <w:rPr>
+          <w:b/>
+          <w:bCs/>
+          <w:color w:themeColor="accent1" w:themeShade="80" w:val="1F3864"/>
+          <w:sz w:val="28"/>
+          <w:szCs w:val="28"/>
         </w:rPr>
         <w:t>Month Slicer</w:t>
       </w:r>
       <w:r>
         <w:rPr>
-          <w:color w:val="1F3864" w:themeColor="accent1" w:themeShade="80"/>
+          <w:color w:themeColor="accent1" w:themeShade="80" w:val="1F3864"/>
+          <w:sz w:val="28"/>
+          <w:szCs w:val="28"/>
         </w:rPr>
         <w:t>: Dropdown filter for months (All).</w:t>
       </w:r>
     </w:p>
     <w:p>
       <w:pPr>
+        <w:pStyle w:val="Normal"/>
         <w:numPr>
           <w:ilvl w:val="0"/>
           <w:numId w:val="6"/>
         </w:numPr>
-        <w:rPr>
-          <w:color w:val="1F3864" w:themeColor="accent1" w:themeShade="80"/>
-        </w:rPr>
-      </w:pPr>
-      <w:r>
-        <w:rPr>
-          <w:b/>
-          <w:bCs/>
-          <w:color w:val="1F3864" w:themeColor="accent1" w:themeShade="80"/>
+        <w:spacing w:before="0" w:after="46"/>
+        <w:rPr>
+          <w:sz w:val="28"/>
+          <w:szCs w:val="28"/>
+        </w:rPr>
+      </w:pPr>
+      <w:r>
+        <w:rPr>
+          <w:b/>
+          <w:bCs/>
+          <w:color w:themeColor="accent1" w:themeShade="80" w:val="1F3864"/>
+          <w:sz w:val="28"/>
+          <w:szCs w:val="28"/>
         </w:rPr>
         <w:t>RFM Segment Slicer</w:t>
       </w:r>
       <w:r>
         <w:rPr>
-          <w:color w:val="1F3864" w:themeColor="accent1" w:themeShade="80"/>
+          <w:color w:themeColor="accent1" w:themeShade="80" w:val="1F3864"/>
+          <w:sz w:val="28"/>
+          <w:szCs w:val="28"/>
         </w:rPr>
         <w:t>: Checkbox filter for RFM segments (Champions, Frequent / Good Buyers, Low Value / Regular).</w:t>
       </w:r>
     </w:p>
     <w:p>
       <w:pPr>
+        <w:pStyle w:val="Normal"/>
         <w:numPr>
           <w:ilvl w:val="0"/>
           <w:numId w:val="6"/>
         </w:numPr>
-        <w:rPr>
-          <w:color w:val="1F3864" w:themeColor="accent1" w:themeShade="80"/>
-        </w:rPr>
-      </w:pPr>
-      <w:r>
-        <w:rPr>
-          <w:b/>
-          <w:bCs/>
-          <w:color w:val="1F3864" w:themeColor="accent1" w:themeShade="80"/>
+        <w:spacing w:before="0" w:after="46"/>
+        <w:rPr>
+          <w:sz w:val="28"/>
+          <w:szCs w:val="28"/>
+        </w:rPr>
+      </w:pPr>
+      <w:r>
+        <w:rPr>
+          <w:b/>
+          <w:bCs/>
+          <w:color w:themeColor="accent1" w:themeShade="80" w:val="1F3864"/>
+          <w:sz w:val="28"/>
+          <w:szCs w:val="28"/>
         </w:rPr>
         <w:t>State Slicer</w:t>
       </w:r>
       <w:r>
         <w:rPr>
-          <w:color w:val="1F3864" w:themeColor="accent1" w:themeShade="80"/>
+          <w:color w:themeColor="accent1" w:themeShade="80" w:val="1F3864"/>
+          <w:sz w:val="28"/>
+          <w:szCs w:val="28"/>
         </w:rPr>
         <w:t>: Dropdown filter for states (All).</w:t>
       </w:r>
       <w:r>
         <w:rPr>
-          <w:noProof/>
+          <w:sz w:val="28"/>
+          <w:szCs w:val="28"/>
         </w:rPr>
         <w:t xml:space="preserve"> </w:t>
       </w:r>
     </w:p>
     <w:p>
       <w:pPr>
-        <w:rPr>
-          <w:color w:val="1F3864" w:themeColor="accent1" w:themeShade="80"/>
-        </w:rPr>
-      </w:pPr>
-    </w:p>
-    <w:p>
-      <w:pPr>
-        <w:rPr>
-          <w:rtl/>
-        </w:rPr>
-      </w:pPr>
-    </w:p>
-    <w:p>
-      <w:pPr>
-        <w:rPr>
-          <w:rtl/>
-        </w:rPr>
-      </w:pPr>
-    </w:p>
-    <w:p>
-      <w:pPr>
-        <w:rPr>
-          <w:b/>
-          <w:bCs/>
-          <w:color w:val="1F3864" w:themeColor="accent1" w:themeShade="80"/>
-          <w:rtl/>
-        </w:rPr>
-      </w:pPr>
-      <w:r>
-        <w:rPr>
-          <w:b/>
-          <w:bCs/>
-          <w:color w:val="1F3864" w:themeColor="accent1" w:themeShade="80"/>
+        <w:pStyle w:val="Normal"/>
+        <w:spacing w:before="0" w:after="46"/>
+        <w:rPr>
+          <w:color w:themeColor="accent1" w:themeShade="80" w:val="1F3864"/>
+          <w:sz w:val="28"/>
+          <w:szCs w:val="28"/>
+        </w:rPr>
+      </w:pPr>
+      <w:r>
+        <w:rPr>
+          <w:color w:themeColor="accent1" w:themeShade="80" w:val="1F3864"/>
+          <w:sz w:val="28"/>
+          <w:szCs w:val="28"/>
+        </w:rPr>
+      </w:r>
+    </w:p>
+    <w:p>
+      <w:pPr>
+        <w:pStyle w:val="Normal"/>
+        <w:rPr/>
+      </w:pPr>
+      <w:r>
+        <w:rPr/>
+      </w:r>
+    </w:p>
+    <w:p>
+      <w:pPr>
+        <w:pStyle w:val="Normal"/>
+        <w:rPr/>
+      </w:pPr>
+      <w:r>
+        <w:rPr/>
+      </w:r>
+    </w:p>
+    <w:p>
+      <w:pPr>
+        <w:pStyle w:val="Normal"/>
+        <w:rPr>
+          <w:b/>
+          <w:bCs/>
+          <w:color w:themeColor="accent1" w:themeShade="80" w:val="1F3864"/>
+        </w:rPr>
+      </w:pPr>
+      <w:r>
+        <w:rPr>
+          <w:b/>
+          <w:bCs/>
+          <w:color w:themeColor="accent1" w:themeShade="80" w:val="1F3864"/>
+        </w:rPr>
+      </w:r>
+    </w:p>
+    <w:p>
+      <w:pPr>
+        <w:pStyle w:val="Normal"/>
+        <w:rPr>
+          <w:b/>
+          <w:bCs/>
+          <w:color w:themeColor="accent1" w:themeShade="80" w:val="1F3864"/>
+        </w:rPr>
+      </w:pPr>
+      <w:r>
+        <w:rPr>
+          <w:b/>
+          <w:bCs/>
+          <w:color w:themeColor="accent1" w:themeShade="80" w:val="1F3864"/>
+        </w:rPr>
+      </w:r>
+    </w:p>
+    <w:p>
+      <w:pPr>
+        <w:pStyle w:val="Normal"/>
+        <w:rPr>
+          <w:b/>
+          <w:bCs/>
+          <w:color w:themeColor="accent1" w:themeShade="80" w:val="1F3864"/>
+        </w:rPr>
+      </w:pPr>
+      <w:r>
+        <w:rPr>
+          <w:b/>
+          <w:bCs/>
+          <w:color w:themeColor="accent1" w:themeShade="80" w:val="1F3864"/>
+        </w:rPr>
+      </w:r>
+    </w:p>
+    <w:p>
+      <w:pPr>
+        <w:pStyle w:val="Normal"/>
+        <w:rPr>
+          <w:b/>
+          <w:bCs/>
+          <w:color w:themeColor="accent1" w:themeShade="80" w:val="1F3864"/>
+        </w:rPr>
+      </w:pPr>
+      <w:r>
+        <w:rPr>
+          <w:b/>
+          <w:bCs/>
+          <w:color w:themeColor="accent1" w:themeShade="80" w:val="1F3864"/>
+        </w:rPr>
+      </w:r>
+    </w:p>
+    <w:p>
+      <w:pPr>
+        <w:pStyle w:val="Normal"/>
+        <w:rPr>
+          <w:b/>
+          <w:bCs/>
+          <w:color w:themeColor="accent1" w:themeShade="80" w:val="1F3864"/>
+        </w:rPr>
+      </w:pPr>
+      <w:r>
+        <w:rPr>
+          <w:b/>
+          <w:bCs/>
+          <w:color w:themeColor="accent1" w:themeShade="80" w:val="1F3864"/>
+        </w:rPr>
+      </w:r>
+    </w:p>
+    <w:p>
+      <w:pPr>
+        <w:pStyle w:val="Normal"/>
+        <w:rPr>
+          <w:b/>
+          <w:bCs/>
+          <w:color w:themeColor="accent1" w:themeShade="80" w:val="1F3864"/>
+        </w:rPr>
+      </w:pPr>
+      <w:r>
+        <w:rPr>
+          <w:b/>
+          <w:bCs/>
+          <w:color w:themeColor="accent1" w:themeShade="80" w:val="1F3864"/>
+        </w:rPr>
+      </w:r>
+    </w:p>
+    <w:p>
+      <w:pPr>
+        <w:pStyle w:val="Normal"/>
+        <w:rPr>
+          <w:b/>
+          <w:bCs/>
+          <w:color w:themeColor="accent1" w:themeShade="80" w:val="1F3864"/>
+        </w:rPr>
+      </w:pPr>
+      <w:r>
+        <w:rPr>
+          <w:b/>
+          <w:bCs/>
+          <w:color w:themeColor="accent1" w:themeShade="80" w:val="1F3864"/>
+        </w:rPr>
+      </w:r>
+    </w:p>
+    <w:p>
+      <w:pPr>
+        <w:pStyle w:val="Normal"/>
+        <w:rPr>
+          <w:b/>
+          <w:bCs/>
+          <w:color w:themeColor="accent1" w:themeShade="80" w:val="1F3864"/>
+        </w:rPr>
+      </w:pPr>
+      <w:r>
+        <w:rPr>
+          <w:b/>
+          <w:bCs/>
+          <w:color w:themeColor="accent1" w:themeShade="80" w:val="1F3864"/>
+        </w:rPr>
+      </w:r>
+    </w:p>
+    <w:p>
+      <w:pPr>
+        <w:pStyle w:val="Normal"/>
+        <w:rPr>
+          <w:b/>
+          <w:bCs/>
+          <w:color w:themeColor="accent1" w:themeShade="80" w:val="1F3864"/>
+        </w:rPr>
+      </w:pPr>
+      <w:r>
+        <w:rPr>
+          <w:b/>
+          <w:bCs/>
+          <w:color w:themeColor="accent1" w:themeShade="80" w:val="1F3864"/>
+        </w:rPr>
+      </w:r>
+    </w:p>
+    <w:p>
+      <w:pPr>
+        <w:pStyle w:val="Normal"/>
+        <w:rPr>
+          <w:b/>
+          <w:bCs/>
+          <w:color w:themeColor="accent1" w:themeShade="80" w:val="1F3864"/>
+        </w:rPr>
+      </w:pPr>
+      <w:r>
+        <w:rPr>
+          <w:b/>
+          <w:bCs/>
+          <w:color w:themeColor="accent1" w:themeShade="80" w:val="1F3864"/>
+        </w:rPr>
+      </w:r>
+    </w:p>
+    <w:p>
+      <w:pPr>
+        <w:pStyle w:val="Normal"/>
+        <w:rPr>
+          <w:b/>
+          <w:bCs/>
+          <w:color w:themeColor="accent1" w:themeShade="80" w:val="1F3864"/>
+        </w:rPr>
+      </w:pPr>
+      <w:r>
+        <w:rPr>
+          <w:b/>
+          <w:bCs/>
+          <w:color w:themeColor="accent1" w:themeShade="80" w:val="1F3864"/>
+        </w:rPr>
+      </w:r>
+    </w:p>
+    <w:p>
+      <w:pPr>
+        <w:pStyle w:val="Normal"/>
+        <w:rPr>
+          <w:b/>
+          <w:bCs/>
+          <w:color w:themeColor="accent1" w:themeShade="80" w:val="1F3864"/>
+        </w:rPr>
+      </w:pPr>
+      <w:r>
+        <w:rPr>
+          <w:b/>
+          <w:bCs/>
+          <w:color w:themeColor="accent1" w:themeShade="80" w:val="1F3864"/>
+        </w:rPr>
+      </w:r>
+    </w:p>
+    <w:p>
+      <w:pPr>
+        <w:pStyle w:val="Normal"/>
+        <w:rPr>
+          <w:b/>
+          <w:bCs/>
+          <w:color w:themeColor="accent1" w:themeShade="80" w:val="1F3864"/>
+        </w:rPr>
+      </w:pPr>
+      <w:r>
+        <w:rPr>
+          <w:b/>
+          <w:bCs/>
+          <w:color w:themeColor="accent1" w:themeShade="80" w:val="1F3864"/>
+        </w:rPr>
+      </w:r>
+    </w:p>
+    <w:p>
+      <w:pPr>
+        <w:pStyle w:val="Normal"/>
+        <w:rPr>
+          <w:b/>
+          <w:bCs/>
+          <w:color w:themeColor="accent1" w:themeShade="80" w:val="1F3864"/>
+          <w:sz w:val="36"/>
+          <w:szCs w:val="36"/>
+        </w:rPr>
+      </w:pPr>
+      <w:r>
+        <w:rPr>
+          <w:b/>
+          <w:bCs/>
+          <w:color w:themeColor="accent1" w:themeShade="80" w:val="1F3864"/>
+          <w:sz w:val="36"/>
+          <w:szCs w:val="36"/>
         </w:rPr>
         <w:t>5. Dashboard</w:t>
       </w:r>
     </w:p>
     <w:p>
       <w:pPr>
-        <w:rPr>
-          <w:b/>
-          <w:bCs/>
-          <w:color w:val="1F3864" w:themeColor="accent1" w:themeShade="80"/>
-        </w:rPr>
-      </w:pPr>
-      <w:r>
-        <w:rPr>
-          <w:b/>
-          <w:bCs/>
-          <w:color w:val="1F3864" w:themeColor="accent1" w:themeShade="80"/>
-        </w:rPr>
+        <w:pStyle w:val="Normal"/>
+        <w:rPr>
+          <w:b/>
+          <w:bCs/>
+          <w:color w:themeColor="accent1" w:themeShade="80" w:val="1F3864"/>
+        </w:rPr>
+      </w:pPr>
+      <w:r>
+        <w:rPr/>
         <w:drawing>
-          <wp:inline distT="0" distB="0" distL="0" distR="0" wp14:anchorId="40A0CFA8" wp14:editId="1E630FB1">
+          <wp:inline distT="0" distB="0" distL="0" distR="0">
             <wp:extent cx="6645910" cy="4230370"/>
-            <wp:effectExtent l="0" t="0" r="2540" b="0"/>
-            <wp:docPr id="324988462" name="Picture 1"/>
+            <wp:effectExtent l="0" t="0" r="0" b="0"/>
+            <wp:docPr id="8" name="Image8"/>
             <wp:cNvGraphicFramePr>
               <a:graphicFrameLocks xmlns:a="http://schemas.openxmlformats.org/drawingml/2006/main" noChangeAspect="1"/>
             </wp:cNvGraphicFramePr>
@@ -1749,16 +2275,18 @@
               <a:graphicData uri="http://schemas.openxmlformats.org/drawingml/2006/picture">
                 <pic:pic xmlns:pic="http://schemas.openxmlformats.org/drawingml/2006/picture">
                   <pic:nvPicPr>
-                    <pic:cNvPr id="324988462" name=""/>
-                    <pic:cNvPicPr/>
+                    <pic:cNvPr id="8" name="Image8"/>
+                    <pic:cNvPicPr>
+                      <a:picLocks noChangeAspect="1" noChangeArrowheads="1"/>
+                    </pic:cNvPicPr>
                   </pic:nvPicPr>
                   <pic:blipFill>
-                    <a:blip r:embed="rId12"/>
+                    <a:blip r:embed="rId9"/>
                     <a:stretch>
                       <a:fillRect/>
                     </a:stretch>
                   </pic:blipFill>
-                  <pic:spPr>
+                  <pic:spPr bwMode="auto">
                     <a:xfrm>
                       <a:off x="0" y="0"/>
                       <a:ext cx="6645910" cy="4230370"/>
@@ -1766,6 +2294,7 @@
                     <a:prstGeom prst="rect">
                       <a:avLst/>
                     </a:prstGeom>
+                    <a:noFill/>
                   </pic:spPr>
                 </pic:pic>
               </a:graphicData>
@@ -1774,185 +2303,194 @@
         </w:drawing>
       </w:r>
     </w:p>
-    <w:p/>
+    <w:p>
+      <w:pPr>
+        <w:pStyle w:val="Normal"/>
+        <w:widowControl/>
+        <w:bidi w:val="0"/>
+        <w:spacing w:lineRule="auto" w:line="278" w:before="0" w:after="160"/>
+        <w:jc w:val="start"/>
+        <w:rPr/>
+      </w:pPr>
+      <w:r>
+        <w:rPr/>
+      </w:r>
+    </w:p>
     <w:sectPr>
+      <w:type w:val="nextPage"/>
       <w:pgSz w:w="11906" w:h="16838"/>
-      <w:pgMar w:top="720" w:right="720" w:bottom="720" w:left="720" w:header="708" w:footer="708" w:gutter="0"/>
-      <w:cols w:space="708"/>
-      <w:docGrid w:linePitch="360"/>
+      <w:pgMar w:left="720" w:right="720" w:gutter="0" w:header="0" w:top="720" w:footer="0" w:bottom="720"/>
+      <w:pgNumType w:fmt="decimal"/>
+      <w:formProt w:val="false"/>
+      <w:textDirection w:val="lrTb"/>
+      <w:docGrid w:type="default" w:linePitch="360" w:charSpace="0"/>
     </w:sectPr>
   </w:body>
 </w:document>
 </file>
 
 <file path=word/numbering.xml><?xml version="1.0" encoding="utf-8"?>
-<w:numbering xmlns:wpc="http://schemas.microsoft.com/office/word/2010/wordprocessingCanvas" xmlns:cx="http://schemas.microsoft.com/office/drawing/2014/chartex" xmlns:cx1="http://schemas.microsoft.com/office/drawing/2015/9/8/chartex" xmlns:cx2="http://schemas.microsoft.com/office/drawing/2015/10/21/chartex" xmlns:cx3="http://schemas.microsoft.com/office/drawing/2016/5/9/chartex" xmlns:cx4="http://schemas.microsoft.com/office/drawing/2016/5/10/chartex" xmlns:cx5="http://schemas.microsoft.com/office/drawing/2016/5/11/chartex" xmlns:cx6="http://schemas.microsoft.com/office/drawing/2016/5/12/chartex" xmlns:cx7="http://schemas.microsoft.com/office/drawing/2016/5/13/chartex" xmlns:cx8="http://schemas.microsoft.com/office/drawing/2016/5/14/chartex" xmlns:mc="http://schemas.openxmlformats.org/markup-compatibility/2006" xmlns:aink="http://schemas.microsoft.com/office/drawing/2016/ink" xmlns:am3d="http://schemas.microsoft.com/office/drawing/2017/model3d" xmlns:o="urn:schemas-microsoft-com:office:office" xmlns:oel="http://schemas.microsoft.com/office/2019/extlst" xmlns:r="http://schemas.openxmlformats.org/officeDocument/2006/relationships" xmlns:m="http://schemas.openxmlformats.org/officeDocument/2006/math" xmlns:v="urn:schemas-microsoft-com:vml" xmlns:wp14="http://schemas.microsoft.com/office/word/2010/wordprocessingDrawing" xmlns:wp="http://schemas.openxmlformats.org/drawingml/2006/wordprocessingDrawing" xmlns:w10="urn:schemas-microsoft-com:office:word" xmlns:w="http://schemas.openxmlformats.org/wordprocessingml/2006/main" xmlns:w14="http://schemas.microsoft.com/office/word/2010/wordml" xmlns:w15="http://schemas.microsoft.com/office/word/2012/wordml" xmlns:w16cex="http://schemas.microsoft.com/office/word/2018/wordml/cex" xmlns:w16cid="http://schemas.microsoft.com/office/word/2016/wordml/cid" xmlns:w16="http://schemas.microsoft.com/office/word/2018/wordml" xmlns:w16du="http://schemas.microsoft.com/office/word/2023/wordml/word16du" xmlns:w16sdtdh="http://schemas.microsoft.com/office/word/2020/wordml/sdtdatahash" xmlns:w16sdtfl="http://schemas.microsoft.com/office/word/2024/wordml/sdtformatlock" xmlns:w16se="http://schemas.microsoft.com/office/word/2015/wordml/symex" xmlns:wpg="http://schemas.microsoft.com/office/word/2010/wordprocessingGroup" xmlns:wpi="http://schemas.microsoft.com/office/word/2010/wordprocessingInk" xmlns:wne="http://schemas.microsoft.com/office/word/2006/wordml" xmlns:wps="http://schemas.microsoft.com/office/word/2010/wordprocessingShape" mc:Ignorable="w14 w15 w16se w16cid w16 w16cex w16sdtdh w16sdtfl w16du wp14">
-  <w:abstractNum w:abstractNumId="0" w15:restartNumberingAfterBreak="0">
-    <w:nsid w:val="08F8328C"/>
-    <w:multiLevelType w:val="multilevel"/>
-    <w:tmpl w:val="E1B0A82A"/>
+<w:numbering xmlns:w="http://schemas.openxmlformats.org/wordprocessingml/2006/main" xmlns:o="urn:schemas-microsoft-com:office:office" xmlns:r="http://schemas.openxmlformats.org/officeDocument/2006/relationships" xmlns:v="urn:schemas-microsoft-com:vml" xmlns:mc="http://schemas.openxmlformats.org/markup-compatibility/2006" xmlns:w14="http://schemas.microsoft.com/office/word/2010/wordml" mc:Ignorable="w14">
+  <w:abstractNum w:abstractNumId="1">
     <w:lvl w:ilvl="0">
       <w:start w:val="1"/>
       <w:numFmt w:val="bullet"/>
       <w:lvlText w:val=""/>
-      <w:lvlJc w:val="left"/>
+      <w:lvlJc w:val="start"/>
       <w:pPr>
         <w:tabs>
           <w:tab w:val="num" w:pos="720"/>
         </w:tabs>
-        <w:ind w:left="720" w:hanging="360"/>
-      </w:pPr>
-      <w:rPr>
-        <w:rFonts w:ascii="Symbol" w:hAnsi="Symbol" w:hint="default"/>
-        <w:sz w:val="20"/>
-      </w:rPr>
-    </w:lvl>
-    <w:lvl w:ilvl="1" w:tentative="1">
+        <w:ind w:start="720" w:hanging="360"/>
+      </w:pPr>
+      <w:rPr>
+        <w:rFonts w:ascii="Symbol" w:hAnsi="Symbol" w:cs="Symbol" w:hint="default"/>
+        <w:sz w:val="20"/>
+      </w:rPr>
+    </w:lvl>
+    <w:lvl w:ilvl="1">
       <w:start w:val="1"/>
       <w:numFmt w:val="bullet"/>
       <w:lvlText w:val="o"/>
-      <w:lvlJc w:val="left"/>
+      <w:lvlJc w:val="start"/>
       <w:pPr>
         <w:tabs>
           <w:tab w:val="num" w:pos="1440"/>
         </w:tabs>
-        <w:ind w:left="1440" w:hanging="360"/>
-      </w:pPr>
-      <w:rPr>
-        <w:rFonts w:ascii="Courier New" w:hAnsi="Courier New" w:hint="default"/>
-        <w:sz w:val="20"/>
-      </w:rPr>
-    </w:lvl>
-    <w:lvl w:ilvl="2" w:tentative="1">
+        <w:ind w:start="1440" w:hanging="360"/>
+      </w:pPr>
+      <w:rPr>
+        <w:rFonts w:ascii="Courier New" w:hAnsi="Courier New" w:cs="Courier New" w:hint="default"/>
+        <w:sz w:val="20"/>
+      </w:rPr>
+    </w:lvl>
+    <w:lvl w:ilvl="2">
       <w:start w:val="1"/>
       <w:numFmt w:val="bullet"/>
       <w:lvlText w:val=""/>
-      <w:lvlJc w:val="left"/>
+      <w:lvlJc w:val="start"/>
       <w:pPr>
         <w:tabs>
           <w:tab w:val="num" w:pos="2160"/>
         </w:tabs>
-        <w:ind w:left="2160" w:hanging="360"/>
-      </w:pPr>
-      <w:rPr>
-        <w:rFonts w:ascii="Wingdings" w:hAnsi="Wingdings" w:hint="default"/>
-        <w:sz w:val="20"/>
-      </w:rPr>
-    </w:lvl>
-    <w:lvl w:ilvl="3" w:tentative="1">
+        <w:ind w:start="2160" w:hanging="360"/>
+      </w:pPr>
+      <w:rPr>
+        <w:rFonts w:ascii="Wingdings" w:hAnsi="Wingdings" w:cs="Wingdings" w:hint="default"/>
+        <w:sz w:val="20"/>
+      </w:rPr>
+    </w:lvl>
+    <w:lvl w:ilvl="3">
       <w:start w:val="1"/>
       <w:numFmt w:val="bullet"/>
       <w:lvlText w:val=""/>
-      <w:lvlJc w:val="left"/>
+      <w:lvlJc w:val="start"/>
       <w:pPr>
         <w:tabs>
           <w:tab w:val="num" w:pos="2880"/>
         </w:tabs>
-        <w:ind w:left="2880" w:hanging="360"/>
-      </w:pPr>
-      <w:rPr>
-        <w:rFonts w:ascii="Wingdings" w:hAnsi="Wingdings" w:hint="default"/>
-        <w:sz w:val="20"/>
-      </w:rPr>
-    </w:lvl>
-    <w:lvl w:ilvl="4" w:tentative="1">
+        <w:ind w:start="2880" w:hanging="360"/>
+      </w:pPr>
+      <w:rPr>
+        <w:rFonts w:ascii="Wingdings" w:hAnsi="Wingdings" w:cs="Wingdings" w:hint="default"/>
+        <w:sz w:val="20"/>
+      </w:rPr>
+    </w:lvl>
+    <w:lvl w:ilvl="4">
       <w:start w:val="1"/>
       <w:numFmt w:val="bullet"/>
       <w:lvlText w:val=""/>
-      <w:lvlJc w:val="left"/>
+      <w:lvlJc w:val="start"/>
       <w:pPr>
         <w:tabs>
           <w:tab w:val="num" w:pos="3600"/>
         </w:tabs>
-        <w:ind w:left="3600" w:hanging="360"/>
-      </w:pPr>
-      <w:rPr>
-        <w:rFonts w:ascii="Wingdings" w:hAnsi="Wingdings" w:hint="default"/>
-        <w:sz w:val="20"/>
-      </w:rPr>
-    </w:lvl>
-    <w:lvl w:ilvl="5" w:tentative="1">
+        <w:ind w:start="3600" w:hanging="360"/>
+      </w:pPr>
+      <w:rPr>
+        <w:rFonts w:ascii="Wingdings" w:hAnsi="Wingdings" w:cs="Wingdings" w:hint="default"/>
+        <w:sz w:val="20"/>
+      </w:rPr>
+    </w:lvl>
+    <w:lvl w:ilvl="5">
       <w:start w:val="1"/>
       <w:numFmt w:val="bullet"/>
       <w:lvlText w:val=""/>
-      <w:lvlJc w:val="left"/>
+      <w:lvlJc w:val="start"/>
       <w:pPr>
         <w:tabs>
           <w:tab w:val="num" w:pos="4320"/>
         </w:tabs>
-        <w:ind w:left="4320" w:hanging="360"/>
-      </w:pPr>
-      <w:rPr>
-        <w:rFonts w:ascii="Wingdings" w:hAnsi="Wingdings" w:hint="default"/>
-        <w:sz w:val="20"/>
-      </w:rPr>
-    </w:lvl>
-    <w:lvl w:ilvl="6" w:tentative="1">
+        <w:ind w:start="4320" w:hanging="360"/>
+      </w:pPr>
+      <w:rPr>
+        <w:rFonts w:ascii="Wingdings" w:hAnsi="Wingdings" w:cs="Wingdings" w:hint="default"/>
+        <w:sz w:val="20"/>
+      </w:rPr>
+    </w:lvl>
+    <w:lvl w:ilvl="6">
       <w:start w:val="1"/>
       <w:numFmt w:val="bullet"/>
       <w:lvlText w:val=""/>
-      <w:lvlJc w:val="left"/>
+      <w:lvlJc w:val="start"/>
       <w:pPr>
         <w:tabs>
           <w:tab w:val="num" w:pos="5040"/>
         </w:tabs>
-        <w:ind w:left="5040" w:hanging="360"/>
-      </w:pPr>
-      <w:rPr>
-        <w:rFonts w:ascii="Wingdings" w:hAnsi="Wingdings" w:hint="default"/>
-        <w:sz w:val="20"/>
-      </w:rPr>
-    </w:lvl>
-    <w:lvl w:ilvl="7" w:tentative="1">
+        <w:ind w:start="5040" w:hanging="360"/>
+      </w:pPr>
+      <w:rPr>
+        <w:rFonts w:ascii="Wingdings" w:hAnsi="Wingdings" w:cs="Wingdings" w:hint="default"/>
+        <w:sz w:val="20"/>
+      </w:rPr>
+    </w:lvl>
+    <w:lvl w:ilvl="7">
       <w:start w:val="1"/>
       <w:numFmt w:val="bullet"/>
       <w:lvlText w:val=""/>
-      <w:lvlJc w:val="left"/>
+      <w:lvlJc w:val="start"/>
       <w:pPr>
         <w:tabs>
           <w:tab w:val="num" w:pos="5760"/>
         </w:tabs>
-        <w:ind w:left="5760" w:hanging="360"/>
-      </w:pPr>
-      <w:rPr>
-        <w:rFonts w:ascii="Wingdings" w:hAnsi="Wingdings" w:hint="default"/>
-        <w:sz w:val="20"/>
-      </w:rPr>
-    </w:lvl>
-    <w:lvl w:ilvl="8" w:tentative="1">
+        <w:ind w:start="5760" w:hanging="360"/>
+      </w:pPr>
+      <w:rPr>
+        <w:rFonts w:ascii="Wingdings" w:hAnsi="Wingdings" w:cs="Wingdings" w:hint="default"/>
+        <w:sz w:val="20"/>
+      </w:rPr>
+    </w:lvl>
+    <w:lvl w:ilvl="8">
       <w:start w:val="1"/>
       <w:numFmt w:val="bullet"/>
       <w:lvlText w:val=""/>
-      <w:lvlJc w:val="left"/>
+      <w:lvlJc w:val="start"/>
       <w:pPr>
         <w:tabs>
           <w:tab w:val="num" w:pos="6480"/>
         </w:tabs>
-        <w:ind w:left="6480" w:hanging="360"/>
-      </w:pPr>
-      <w:rPr>
-        <w:rFonts w:ascii="Wingdings" w:hAnsi="Wingdings" w:hint="default"/>
+        <w:ind w:start="6480" w:hanging="360"/>
+      </w:pPr>
+      <w:rPr>
+        <w:rFonts w:ascii="Wingdings" w:hAnsi="Wingdings" w:cs="Wingdings" w:hint="default"/>
         <w:sz w:val="20"/>
       </w:rPr>
     </w:lvl>
   </w:abstractNum>
-  <w:abstractNum w:abstractNumId="1" w15:restartNumberingAfterBreak="0">
-    <w:nsid w:val="0C3D1FD1"/>
-    <w:multiLevelType w:val="multilevel"/>
-    <w:tmpl w:val="924AAFBE"/>
+  <w:abstractNum w:abstractNumId="2">
     <w:lvl w:ilvl="0">
       <w:start w:val="1"/>
       <w:numFmt w:val="bullet"/>
       <w:lvlText w:val=""/>
-      <w:lvlJc w:val="left"/>
+      <w:lvlJc w:val="start"/>
       <w:pPr>
         <w:tabs>
           <w:tab w:val="num" w:pos="720"/>
         </w:tabs>
-        <w:ind w:left="720" w:hanging="360"/>
-      </w:pPr>
-      <w:rPr>
-        <w:rFonts w:ascii="Symbol" w:hAnsi="Symbol" w:hint="default"/>
+        <w:ind w:start="720" w:hanging="360"/>
+      </w:pPr>
+      <w:rPr>
+        <w:rFonts w:ascii="Symbol" w:hAnsi="Symbol" w:cs="Symbol" w:hint="default"/>
         <w:sz w:val="20"/>
       </w:rPr>
     </w:lvl>
@@ -1960,754 +2498,864 @@
       <w:start w:val="1"/>
       <w:numFmt w:val="bullet"/>
       <w:lvlText w:val="o"/>
-      <w:lvlJc w:val="left"/>
+      <w:lvlJc w:val="start"/>
       <w:pPr>
         <w:tabs>
           <w:tab w:val="num" w:pos="1440"/>
         </w:tabs>
-        <w:ind w:left="1440" w:hanging="360"/>
-      </w:pPr>
-      <w:rPr>
-        <w:rFonts w:ascii="Courier New" w:hAnsi="Courier New" w:hint="default"/>
-        <w:sz w:val="20"/>
-      </w:rPr>
-    </w:lvl>
-    <w:lvl w:ilvl="2" w:tentative="1">
+        <w:ind w:start="1440" w:hanging="360"/>
+      </w:pPr>
+      <w:rPr>
+        <w:rFonts w:ascii="Courier New" w:hAnsi="Courier New" w:cs="Courier New" w:hint="default"/>
+        <w:sz w:val="20"/>
+      </w:rPr>
+    </w:lvl>
+    <w:lvl w:ilvl="2">
       <w:start w:val="1"/>
       <w:numFmt w:val="bullet"/>
       <w:lvlText w:val=""/>
-      <w:lvlJc w:val="left"/>
+      <w:lvlJc w:val="start"/>
       <w:pPr>
         <w:tabs>
           <w:tab w:val="num" w:pos="2160"/>
         </w:tabs>
-        <w:ind w:left="2160" w:hanging="360"/>
-      </w:pPr>
-      <w:rPr>
-        <w:rFonts w:ascii="Wingdings" w:hAnsi="Wingdings" w:hint="default"/>
-        <w:sz w:val="20"/>
-      </w:rPr>
-    </w:lvl>
-    <w:lvl w:ilvl="3" w:tentative="1">
+        <w:ind w:start="2160" w:hanging="360"/>
+      </w:pPr>
+      <w:rPr>
+        <w:rFonts w:ascii="Wingdings" w:hAnsi="Wingdings" w:cs="Wingdings" w:hint="default"/>
+        <w:sz w:val="20"/>
+      </w:rPr>
+    </w:lvl>
+    <w:lvl w:ilvl="3">
       <w:start w:val="1"/>
       <w:numFmt w:val="bullet"/>
       <w:lvlText w:val=""/>
-      <w:lvlJc w:val="left"/>
+      <w:lvlJc w:val="start"/>
       <w:pPr>
         <w:tabs>
           <w:tab w:val="num" w:pos="2880"/>
         </w:tabs>
-        <w:ind w:left="2880" w:hanging="360"/>
-      </w:pPr>
-      <w:rPr>
-        <w:rFonts w:ascii="Wingdings" w:hAnsi="Wingdings" w:hint="default"/>
-        <w:sz w:val="20"/>
-      </w:rPr>
-    </w:lvl>
-    <w:lvl w:ilvl="4" w:tentative="1">
+        <w:ind w:start="2880" w:hanging="360"/>
+      </w:pPr>
+      <w:rPr>
+        <w:rFonts w:ascii="Wingdings" w:hAnsi="Wingdings" w:cs="Wingdings" w:hint="default"/>
+        <w:sz w:val="20"/>
+      </w:rPr>
+    </w:lvl>
+    <w:lvl w:ilvl="4">
       <w:start w:val="1"/>
       <w:numFmt w:val="bullet"/>
       <w:lvlText w:val=""/>
-      <w:lvlJc w:val="left"/>
+      <w:lvlJc w:val="start"/>
       <w:pPr>
         <w:tabs>
           <w:tab w:val="num" w:pos="3600"/>
         </w:tabs>
-        <w:ind w:left="3600" w:hanging="360"/>
-      </w:pPr>
-      <w:rPr>
-        <w:rFonts w:ascii="Wingdings" w:hAnsi="Wingdings" w:hint="default"/>
-        <w:sz w:val="20"/>
-      </w:rPr>
-    </w:lvl>
-    <w:lvl w:ilvl="5" w:tentative="1">
+        <w:ind w:start="3600" w:hanging="360"/>
+      </w:pPr>
+      <w:rPr>
+        <w:rFonts w:ascii="Wingdings" w:hAnsi="Wingdings" w:cs="Wingdings" w:hint="default"/>
+        <w:sz w:val="20"/>
+      </w:rPr>
+    </w:lvl>
+    <w:lvl w:ilvl="5">
       <w:start w:val="1"/>
       <w:numFmt w:val="bullet"/>
       <w:lvlText w:val=""/>
-      <w:lvlJc w:val="left"/>
+      <w:lvlJc w:val="start"/>
       <w:pPr>
         <w:tabs>
           <w:tab w:val="num" w:pos="4320"/>
         </w:tabs>
-        <w:ind w:left="4320" w:hanging="360"/>
-      </w:pPr>
-      <w:rPr>
-        <w:rFonts w:ascii="Wingdings" w:hAnsi="Wingdings" w:hint="default"/>
-        <w:sz w:val="20"/>
-      </w:rPr>
-    </w:lvl>
-    <w:lvl w:ilvl="6" w:tentative="1">
+        <w:ind w:start="4320" w:hanging="360"/>
+      </w:pPr>
+      <w:rPr>
+        <w:rFonts w:ascii="Wingdings" w:hAnsi="Wingdings" w:cs="Wingdings" w:hint="default"/>
+        <w:sz w:val="20"/>
+      </w:rPr>
+    </w:lvl>
+    <w:lvl w:ilvl="6">
       <w:start w:val="1"/>
       <w:numFmt w:val="bullet"/>
       <w:lvlText w:val=""/>
-      <w:lvlJc w:val="left"/>
+      <w:lvlJc w:val="start"/>
       <w:pPr>
         <w:tabs>
           <w:tab w:val="num" w:pos="5040"/>
         </w:tabs>
-        <w:ind w:left="5040" w:hanging="360"/>
-      </w:pPr>
-      <w:rPr>
-        <w:rFonts w:ascii="Wingdings" w:hAnsi="Wingdings" w:hint="default"/>
-        <w:sz w:val="20"/>
-      </w:rPr>
-    </w:lvl>
-    <w:lvl w:ilvl="7" w:tentative="1">
+        <w:ind w:start="5040" w:hanging="360"/>
+      </w:pPr>
+      <w:rPr>
+        <w:rFonts w:ascii="Wingdings" w:hAnsi="Wingdings" w:cs="Wingdings" w:hint="default"/>
+        <w:sz w:val="20"/>
+      </w:rPr>
+    </w:lvl>
+    <w:lvl w:ilvl="7">
       <w:start w:val="1"/>
       <w:numFmt w:val="bullet"/>
       <w:lvlText w:val=""/>
-      <w:lvlJc w:val="left"/>
+      <w:lvlJc w:val="start"/>
       <w:pPr>
         <w:tabs>
           <w:tab w:val="num" w:pos="5760"/>
         </w:tabs>
-        <w:ind w:left="5760" w:hanging="360"/>
-      </w:pPr>
-      <w:rPr>
-        <w:rFonts w:ascii="Wingdings" w:hAnsi="Wingdings" w:hint="default"/>
-        <w:sz w:val="20"/>
-      </w:rPr>
-    </w:lvl>
-    <w:lvl w:ilvl="8" w:tentative="1">
+        <w:ind w:start="5760" w:hanging="360"/>
+      </w:pPr>
+      <w:rPr>
+        <w:rFonts w:ascii="Wingdings" w:hAnsi="Wingdings" w:cs="Wingdings" w:hint="default"/>
+        <w:sz w:val="20"/>
+      </w:rPr>
+    </w:lvl>
+    <w:lvl w:ilvl="8">
       <w:start w:val="1"/>
       <w:numFmt w:val="bullet"/>
       <w:lvlText w:val=""/>
-      <w:lvlJc w:val="left"/>
+      <w:lvlJc w:val="start"/>
       <w:pPr>
         <w:tabs>
           <w:tab w:val="num" w:pos="6480"/>
         </w:tabs>
-        <w:ind w:left="6480" w:hanging="360"/>
-      </w:pPr>
-      <w:rPr>
-        <w:rFonts w:ascii="Wingdings" w:hAnsi="Wingdings" w:hint="default"/>
+        <w:ind w:start="6480" w:hanging="360"/>
+      </w:pPr>
+      <w:rPr>
+        <w:rFonts w:ascii="Wingdings" w:hAnsi="Wingdings" w:cs="Wingdings" w:hint="default"/>
         <w:sz w:val="20"/>
       </w:rPr>
     </w:lvl>
   </w:abstractNum>
-  <w:abstractNum w:abstractNumId="2" w15:restartNumberingAfterBreak="0">
-    <w:nsid w:val="3B6F451B"/>
-    <w:multiLevelType w:val="multilevel"/>
-    <w:tmpl w:val="9CFAD13C"/>
+  <w:abstractNum w:abstractNumId="3">
     <w:lvl w:ilvl="0">
       <w:start w:val="1"/>
       <w:numFmt w:val="bullet"/>
       <w:lvlText w:val=""/>
-      <w:lvlJc w:val="left"/>
+      <w:lvlJc w:val="start"/>
       <w:pPr>
         <w:tabs>
           <w:tab w:val="num" w:pos="720"/>
         </w:tabs>
-        <w:ind w:left="720" w:hanging="360"/>
-      </w:pPr>
-      <w:rPr>
-        <w:rFonts w:ascii="Symbol" w:hAnsi="Symbol" w:hint="default"/>
-        <w:sz w:val="20"/>
-      </w:rPr>
-    </w:lvl>
-    <w:lvl w:ilvl="1" w:tentative="1">
+        <w:ind w:start="720" w:hanging="360"/>
+      </w:pPr>
+      <w:rPr>
+        <w:rFonts w:ascii="Symbol" w:hAnsi="Symbol" w:cs="Symbol" w:hint="default"/>
+        <w:sz w:val="20"/>
+      </w:rPr>
+    </w:lvl>
+    <w:lvl w:ilvl="1">
       <w:start w:val="1"/>
       <w:numFmt w:val="bullet"/>
       <w:lvlText w:val="o"/>
-      <w:lvlJc w:val="left"/>
+      <w:lvlJc w:val="start"/>
       <w:pPr>
         <w:tabs>
           <w:tab w:val="num" w:pos="1440"/>
         </w:tabs>
-        <w:ind w:left="1440" w:hanging="360"/>
-      </w:pPr>
-      <w:rPr>
-        <w:rFonts w:ascii="Courier New" w:hAnsi="Courier New" w:hint="default"/>
-        <w:sz w:val="20"/>
-      </w:rPr>
-    </w:lvl>
-    <w:lvl w:ilvl="2" w:tentative="1">
+        <w:ind w:start="1440" w:hanging="360"/>
+      </w:pPr>
+      <w:rPr>
+        <w:rFonts w:ascii="Courier New" w:hAnsi="Courier New" w:cs="Courier New" w:hint="default"/>
+        <w:sz w:val="20"/>
+      </w:rPr>
+    </w:lvl>
+    <w:lvl w:ilvl="2">
       <w:start w:val="1"/>
       <w:numFmt w:val="bullet"/>
       <w:lvlText w:val=""/>
-      <w:lvlJc w:val="left"/>
+      <w:lvlJc w:val="start"/>
       <w:pPr>
         <w:tabs>
           <w:tab w:val="num" w:pos="2160"/>
         </w:tabs>
-        <w:ind w:left="2160" w:hanging="360"/>
-      </w:pPr>
-      <w:rPr>
-        <w:rFonts w:ascii="Wingdings" w:hAnsi="Wingdings" w:hint="default"/>
-        <w:sz w:val="20"/>
-      </w:rPr>
-    </w:lvl>
-    <w:lvl w:ilvl="3" w:tentative="1">
+        <w:ind w:start="2160" w:hanging="360"/>
+      </w:pPr>
+      <w:rPr>
+        <w:rFonts w:ascii="Wingdings" w:hAnsi="Wingdings" w:cs="Wingdings" w:hint="default"/>
+        <w:sz w:val="20"/>
+      </w:rPr>
+    </w:lvl>
+    <w:lvl w:ilvl="3">
       <w:start w:val="1"/>
       <w:numFmt w:val="bullet"/>
       <w:lvlText w:val=""/>
-      <w:lvlJc w:val="left"/>
+      <w:lvlJc w:val="start"/>
       <w:pPr>
         <w:tabs>
           <w:tab w:val="num" w:pos="2880"/>
         </w:tabs>
-        <w:ind w:left="2880" w:hanging="360"/>
-      </w:pPr>
-      <w:rPr>
-        <w:rFonts w:ascii="Wingdings" w:hAnsi="Wingdings" w:hint="default"/>
-        <w:sz w:val="20"/>
-      </w:rPr>
-    </w:lvl>
-    <w:lvl w:ilvl="4" w:tentative="1">
+        <w:ind w:start="2880" w:hanging="360"/>
+      </w:pPr>
+      <w:rPr>
+        <w:rFonts w:ascii="Wingdings" w:hAnsi="Wingdings" w:cs="Wingdings" w:hint="default"/>
+        <w:sz w:val="20"/>
+      </w:rPr>
+    </w:lvl>
+    <w:lvl w:ilvl="4">
       <w:start w:val="1"/>
       <w:numFmt w:val="bullet"/>
       <w:lvlText w:val=""/>
-      <w:lvlJc w:val="left"/>
+      <w:lvlJc w:val="start"/>
       <w:pPr>
         <w:tabs>
           <w:tab w:val="num" w:pos="3600"/>
         </w:tabs>
-        <w:ind w:left="3600" w:hanging="360"/>
-      </w:pPr>
-      <w:rPr>
-        <w:rFonts w:ascii="Wingdings" w:hAnsi="Wingdings" w:hint="default"/>
-        <w:sz w:val="20"/>
-      </w:rPr>
-    </w:lvl>
-    <w:lvl w:ilvl="5" w:tentative="1">
+        <w:ind w:start="3600" w:hanging="360"/>
+      </w:pPr>
+      <w:rPr>
+        <w:rFonts w:ascii="Wingdings" w:hAnsi="Wingdings" w:cs="Wingdings" w:hint="default"/>
+        <w:sz w:val="20"/>
+      </w:rPr>
+    </w:lvl>
+    <w:lvl w:ilvl="5">
       <w:start w:val="1"/>
       <w:numFmt w:val="bullet"/>
       <w:lvlText w:val=""/>
-      <w:lvlJc w:val="left"/>
+      <w:lvlJc w:val="start"/>
       <w:pPr>
         <w:tabs>
           <w:tab w:val="num" w:pos="4320"/>
         </w:tabs>
-        <w:ind w:left="4320" w:hanging="360"/>
-      </w:pPr>
-      <w:rPr>
-        <w:rFonts w:ascii="Wingdings" w:hAnsi="Wingdings" w:hint="default"/>
-        <w:sz w:val="20"/>
-      </w:rPr>
-    </w:lvl>
-    <w:lvl w:ilvl="6" w:tentative="1">
+        <w:ind w:start="4320" w:hanging="360"/>
+      </w:pPr>
+      <w:rPr>
+        <w:rFonts w:ascii="Wingdings" w:hAnsi="Wingdings" w:cs="Wingdings" w:hint="default"/>
+        <w:sz w:val="20"/>
+      </w:rPr>
+    </w:lvl>
+    <w:lvl w:ilvl="6">
       <w:start w:val="1"/>
       <w:numFmt w:val="bullet"/>
       <w:lvlText w:val=""/>
-      <w:lvlJc w:val="left"/>
+      <w:lvlJc w:val="start"/>
       <w:pPr>
         <w:tabs>
           <w:tab w:val="num" w:pos="5040"/>
         </w:tabs>
-        <w:ind w:left="5040" w:hanging="360"/>
-      </w:pPr>
-      <w:rPr>
-        <w:rFonts w:ascii="Wingdings" w:hAnsi="Wingdings" w:hint="default"/>
-        <w:sz w:val="20"/>
-      </w:rPr>
-    </w:lvl>
-    <w:lvl w:ilvl="7" w:tentative="1">
+        <w:ind w:start="5040" w:hanging="360"/>
+      </w:pPr>
+      <w:rPr>
+        <w:rFonts w:ascii="Wingdings" w:hAnsi="Wingdings" w:cs="Wingdings" w:hint="default"/>
+        <w:sz w:val="20"/>
+      </w:rPr>
+    </w:lvl>
+    <w:lvl w:ilvl="7">
       <w:start w:val="1"/>
       <w:numFmt w:val="bullet"/>
       <w:lvlText w:val=""/>
-      <w:lvlJc w:val="left"/>
+      <w:lvlJc w:val="start"/>
       <w:pPr>
         <w:tabs>
           <w:tab w:val="num" w:pos="5760"/>
         </w:tabs>
-        <w:ind w:left="5760" w:hanging="360"/>
-      </w:pPr>
-      <w:rPr>
-        <w:rFonts w:ascii="Wingdings" w:hAnsi="Wingdings" w:hint="default"/>
-        <w:sz w:val="20"/>
-      </w:rPr>
-    </w:lvl>
-    <w:lvl w:ilvl="8" w:tentative="1">
+        <w:ind w:start="5760" w:hanging="360"/>
+      </w:pPr>
+      <w:rPr>
+        <w:rFonts w:ascii="Wingdings" w:hAnsi="Wingdings" w:cs="Wingdings" w:hint="default"/>
+        <w:sz w:val="20"/>
+      </w:rPr>
+    </w:lvl>
+    <w:lvl w:ilvl="8">
       <w:start w:val="1"/>
       <w:numFmt w:val="bullet"/>
       <w:lvlText w:val=""/>
-      <w:lvlJc w:val="left"/>
+      <w:lvlJc w:val="start"/>
       <w:pPr>
         <w:tabs>
           <w:tab w:val="num" w:pos="6480"/>
         </w:tabs>
-        <w:ind w:left="6480" w:hanging="360"/>
-      </w:pPr>
-      <w:rPr>
-        <w:rFonts w:ascii="Wingdings" w:hAnsi="Wingdings" w:hint="default"/>
+        <w:ind w:start="6480" w:hanging="360"/>
+      </w:pPr>
+      <w:rPr>
+        <w:rFonts w:ascii="Wingdings" w:hAnsi="Wingdings" w:cs="Wingdings" w:hint="default"/>
         <w:sz w:val="20"/>
       </w:rPr>
     </w:lvl>
   </w:abstractNum>
-  <w:abstractNum w:abstractNumId="3" w15:restartNumberingAfterBreak="0">
-    <w:nsid w:val="41CD11B3"/>
-    <w:multiLevelType w:val="multilevel"/>
-    <w:tmpl w:val="6E7871F0"/>
+  <w:abstractNum w:abstractNumId="4">
     <w:lvl w:ilvl="0">
       <w:start w:val="1"/>
       <w:numFmt w:val="bullet"/>
       <w:lvlText w:val=""/>
-      <w:lvlJc w:val="left"/>
+      <w:lvlJc w:val="start"/>
       <w:pPr>
         <w:tabs>
           <w:tab w:val="num" w:pos="720"/>
         </w:tabs>
-        <w:ind w:left="720" w:hanging="360"/>
-      </w:pPr>
-      <w:rPr>
-        <w:rFonts w:ascii="Symbol" w:hAnsi="Symbol" w:hint="default"/>
-        <w:sz w:val="20"/>
-      </w:rPr>
-    </w:lvl>
-    <w:lvl w:ilvl="1" w:tentative="1">
+        <w:ind w:start="720" w:hanging="360"/>
+      </w:pPr>
+      <w:rPr>
+        <w:rFonts w:ascii="Symbol" w:hAnsi="Symbol" w:cs="Symbol" w:hint="default"/>
+        <w:sz w:val="20"/>
+      </w:rPr>
+    </w:lvl>
+    <w:lvl w:ilvl="1">
       <w:start w:val="1"/>
       <w:numFmt w:val="bullet"/>
       <w:lvlText w:val="o"/>
-      <w:lvlJc w:val="left"/>
+      <w:lvlJc w:val="start"/>
       <w:pPr>
         <w:tabs>
           <w:tab w:val="num" w:pos="1440"/>
         </w:tabs>
-        <w:ind w:left="1440" w:hanging="360"/>
-      </w:pPr>
-      <w:rPr>
-        <w:rFonts w:ascii="Courier New" w:hAnsi="Courier New" w:hint="default"/>
-        <w:sz w:val="20"/>
-      </w:rPr>
-    </w:lvl>
-    <w:lvl w:ilvl="2" w:tentative="1">
+        <w:ind w:start="1440" w:hanging="360"/>
+      </w:pPr>
+      <w:rPr>
+        <w:rFonts w:ascii="Courier New" w:hAnsi="Courier New" w:cs="Courier New" w:hint="default"/>
+        <w:sz w:val="20"/>
+      </w:rPr>
+    </w:lvl>
+    <w:lvl w:ilvl="2">
       <w:start w:val="1"/>
       <w:numFmt w:val="bullet"/>
       <w:lvlText w:val=""/>
-      <w:lvlJc w:val="left"/>
+      <w:lvlJc w:val="start"/>
       <w:pPr>
         <w:tabs>
           <w:tab w:val="num" w:pos="2160"/>
         </w:tabs>
-        <w:ind w:left="2160" w:hanging="360"/>
-      </w:pPr>
-      <w:rPr>
-        <w:rFonts w:ascii="Wingdings" w:hAnsi="Wingdings" w:hint="default"/>
-        <w:sz w:val="20"/>
-      </w:rPr>
-    </w:lvl>
-    <w:lvl w:ilvl="3" w:tentative="1">
+        <w:ind w:start="2160" w:hanging="360"/>
+      </w:pPr>
+      <w:rPr>
+        <w:rFonts w:ascii="Wingdings" w:hAnsi="Wingdings" w:cs="Wingdings" w:hint="default"/>
+        <w:sz w:val="20"/>
+      </w:rPr>
+    </w:lvl>
+    <w:lvl w:ilvl="3">
       <w:start w:val="1"/>
       <w:numFmt w:val="bullet"/>
       <w:lvlText w:val=""/>
-      <w:lvlJc w:val="left"/>
+      <w:lvlJc w:val="start"/>
       <w:pPr>
         <w:tabs>
           <w:tab w:val="num" w:pos="2880"/>
         </w:tabs>
-        <w:ind w:left="2880" w:hanging="360"/>
-      </w:pPr>
-      <w:rPr>
-        <w:rFonts w:ascii="Wingdings" w:hAnsi="Wingdings" w:hint="default"/>
-        <w:sz w:val="20"/>
-      </w:rPr>
-    </w:lvl>
-    <w:lvl w:ilvl="4" w:tentative="1">
+        <w:ind w:start="2880" w:hanging="360"/>
+      </w:pPr>
+      <w:rPr>
+        <w:rFonts w:ascii="Wingdings" w:hAnsi="Wingdings" w:cs="Wingdings" w:hint="default"/>
+        <w:sz w:val="20"/>
+      </w:rPr>
+    </w:lvl>
+    <w:lvl w:ilvl="4">
       <w:start w:val="1"/>
       <w:numFmt w:val="bullet"/>
       <w:lvlText w:val=""/>
-      <w:lvlJc w:val="left"/>
+      <w:lvlJc w:val="start"/>
       <w:pPr>
         <w:tabs>
           <w:tab w:val="num" w:pos="3600"/>
         </w:tabs>
-        <w:ind w:left="3600" w:hanging="360"/>
-      </w:pPr>
-      <w:rPr>
-        <w:rFonts w:ascii="Wingdings" w:hAnsi="Wingdings" w:hint="default"/>
-        <w:sz w:val="20"/>
-      </w:rPr>
-    </w:lvl>
-    <w:lvl w:ilvl="5" w:tentative="1">
+        <w:ind w:start="3600" w:hanging="360"/>
+      </w:pPr>
+      <w:rPr>
+        <w:rFonts w:ascii="Wingdings" w:hAnsi="Wingdings" w:cs="Wingdings" w:hint="default"/>
+        <w:sz w:val="20"/>
+      </w:rPr>
+    </w:lvl>
+    <w:lvl w:ilvl="5">
       <w:start w:val="1"/>
       <w:numFmt w:val="bullet"/>
       <w:lvlText w:val=""/>
-      <w:lvlJc w:val="left"/>
+      <w:lvlJc w:val="start"/>
       <w:pPr>
         <w:tabs>
           <w:tab w:val="num" w:pos="4320"/>
         </w:tabs>
-        <w:ind w:left="4320" w:hanging="360"/>
-      </w:pPr>
-      <w:rPr>
-        <w:rFonts w:ascii="Wingdings" w:hAnsi="Wingdings" w:hint="default"/>
-        <w:sz w:val="20"/>
-      </w:rPr>
-    </w:lvl>
-    <w:lvl w:ilvl="6" w:tentative="1">
+        <w:ind w:start="4320" w:hanging="360"/>
+      </w:pPr>
+      <w:rPr>
+        <w:rFonts w:ascii="Wingdings" w:hAnsi="Wingdings" w:cs="Wingdings" w:hint="default"/>
+        <w:sz w:val="20"/>
+      </w:rPr>
+    </w:lvl>
+    <w:lvl w:ilvl="6">
       <w:start w:val="1"/>
       <w:numFmt w:val="bullet"/>
       <w:lvlText w:val=""/>
-      <w:lvlJc w:val="left"/>
+      <w:lvlJc w:val="start"/>
       <w:pPr>
         <w:tabs>
           <w:tab w:val="num" w:pos="5040"/>
         </w:tabs>
-        <w:ind w:left="5040" w:hanging="360"/>
-      </w:pPr>
-      <w:rPr>
-        <w:rFonts w:ascii="Wingdings" w:hAnsi="Wingdings" w:hint="default"/>
-        <w:sz w:val="20"/>
-      </w:rPr>
-    </w:lvl>
-    <w:lvl w:ilvl="7" w:tentative="1">
+        <w:ind w:start="5040" w:hanging="360"/>
+      </w:pPr>
+      <w:rPr>
+        <w:rFonts w:ascii="Wingdings" w:hAnsi="Wingdings" w:cs="Wingdings" w:hint="default"/>
+        <w:sz w:val="20"/>
+      </w:rPr>
+    </w:lvl>
+    <w:lvl w:ilvl="7">
       <w:start w:val="1"/>
       <w:numFmt w:val="bullet"/>
       <w:lvlText w:val=""/>
-      <w:lvlJc w:val="left"/>
+      <w:lvlJc w:val="start"/>
       <w:pPr>
         <w:tabs>
           <w:tab w:val="num" w:pos="5760"/>
         </w:tabs>
-        <w:ind w:left="5760" w:hanging="360"/>
-      </w:pPr>
-      <w:rPr>
-        <w:rFonts w:ascii="Wingdings" w:hAnsi="Wingdings" w:hint="default"/>
-        <w:sz w:val="20"/>
-      </w:rPr>
-    </w:lvl>
-    <w:lvl w:ilvl="8" w:tentative="1">
+        <w:ind w:start="5760" w:hanging="360"/>
+      </w:pPr>
+      <w:rPr>
+        <w:rFonts w:ascii="Wingdings" w:hAnsi="Wingdings" w:cs="Wingdings" w:hint="default"/>
+        <w:sz w:val="20"/>
+      </w:rPr>
+    </w:lvl>
+    <w:lvl w:ilvl="8">
       <w:start w:val="1"/>
       <w:numFmt w:val="bullet"/>
       <w:lvlText w:val=""/>
-      <w:lvlJc w:val="left"/>
+      <w:lvlJc w:val="start"/>
       <w:pPr>
         <w:tabs>
           <w:tab w:val="num" w:pos="6480"/>
         </w:tabs>
-        <w:ind w:left="6480" w:hanging="360"/>
-      </w:pPr>
-      <w:rPr>
-        <w:rFonts w:ascii="Wingdings" w:hAnsi="Wingdings" w:hint="default"/>
+        <w:ind w:start="6480" w:hanging="360"/>
+      </w:pPr>
+      <w:rPr>
+        <w:rFonts w:ascii="Wingdings" w:hAnsi="Wingdings" w:cs="Wingdings" w:hint="default"/>
         <w:sz w:val="20"/>
       </w:rPr>
     </w:lvl>
   </w:abstractNum>
-  <w:abstractNum w:abstractNumId="4" w15:restartNumberingAfterBreak="0">
-    <w:nsid w:val="4687615C"/>
-    <w:multiLevelType w:val="multilevel"/>
-    <w:tmpl w:val="AEE888C6"/>
+  <w:abstractNum w:abstractNumId="5">
     <w:lvl w:ilvl="0">
       <w:start w:val="1"/>
       <w:numFmt w:val="bullet"/>
       <w:lvlText w:val=""/>
-      <w:lvlJc w:val="left"/>
+      <w:lvlJc w:val="start"/>
       <w:pPr>
         <w:tabs>
           <w:tab w:val="num" w:pos="720"/>
         </w:tabs>
-        <w:ind w:left="720" w:hanging="360"/>
-      </w:pPr>
-      <w:rPr>
-        <w:rFonts w:ascii="Symbol" w:hAnsi="Symbol" w:hint="default"/>
-        <w:sz w:val="20"/>
-      </w:rPr>
-    </w:lvl>
-    <w:lvl w:ilvl="1" w:tentative="1">
+        <w:ind w:start="720" w:hanging="360"/>
+      </w:pPr>
+      <w:rPr>
+        <w:rFonts w:ascii="Symbol" w:hAnsi="Symbol" w:cs="Symbol" w:hint="default"/>
+        <w:sz w:val="20"/>
+      </w:rPr>
+    </w:lvl>
+    <w:lvl w:ilvl="1">
       <w:start w:val="1"/>
       <w:numFmt w:val="bullet"/>
       <w:lvlText w:val="o"/>
-      <w:lvlJc w:val="left"/>
+      <w:lvlJc w:val="start"/>
       <w:pPr>
         <w:tabs>
           <w:tab w:val="num" w:pos="1440"/>
         </w:tabs>
-        <w:ind w:left="1440" w:hanging="360"/>
-      </w:pPr>
-      <w:rPr>
-        <w:rFonts w:ascii="Courier New" w:hAnsi="Courier New" w:hint="default"/>
-        <w:sz w:val="20"/>
-      </w:rPr>
-    </w:lvl>
-    <w:lvl w:ilvl="2" w:tentative="1">
+        <w:ind w:start="1440" w:hanging="360"/>
+      </w:pPr>
+      <w:rPr>
+        <w:rFonts w:ascii="Courier New" w:hAnsi="Courier New" w:cs="Courier New" w:hint="default"/>
+        <w:sz w:val="20"/>
+      </w:rPr>
+    </w:lvl>
+    <w:lvl w:ilvl="2">
       <w:start w:val="1"/>
       <w:numFmt w:val="bullet"/>
       <w:lvlText w:val=""/>
-      <w:lvlJc w:val="left"/>
+      <w:lvlJc w:val="start"/>
       <w:pPr>
         <w:tabs>
           <w:tab w:val="num" w:pos="2160"/>
         </w:tabs>
-        <w:ind w:left="2160" w:hanging="360"/>
-      </w:pPr>
-      <w:rPr>
-        <w:rFonts w:ascii="Wingdings" w:hAnsi="Wingdings" w:hint="default"/>
-        <w:sz w:val="20"/>
-      </w:rPr>
-    </w:lvl>
-    <w:lvl w:ilvl="3" w:tentative="1">
+        <w:ind w:start="2160" w:hanging="360"/>
+      </w:pPr>
+      <w:rPr>
+        <w:rFonts w:ascii="Wingdings" w:hAnsi="Wingdings" w:cs="Wingdings" w:hint="default"/>
+        <w:sz w:val="20"/>
+      </w:rPr>
+    </w:lvl>
+    <w:lvl w:ilvl="3">
       <w:start w:val="1"/>
       <w:numFmt w:val="bullet"/>
       <w:lvlText w:val=""/>
-      <w:lvlJc w:val="left"/>
+      <w:lvlJc w:val="start"/>
       <w:pPr>
         <w:tabs>
           <w:tab w:val="num" w:pos="2880"/>
         </w:tabs>
-        <w:ind w:left="2880" w:hanging="360"/>
-      </w:pPr>
-      <w:rPr>
-        <w:rFonts w:ascii="Wingdings" w:hAnsi="Wingdings" w:hint="default"/>
-        <w:sz w:val="20"/>
-      </w:rPr>
-    </w:lvl>
-    <w:lvl w:ilvl="4" w:tentative="1">
+        <w:ind w:start="2880" w:hanging="360"/>
+      </w:pPr>
+      <w:rPr>
+        <w:rFonts w:ascii="Wingdings" w:hAnsi="Wingdings" w:cs="Wingdings" w:hint="default"/>
+        <w:sz w:val="20"/>
+      </w:rPr>
+    </w:lvl>
+    <w:lvl w:ilvl="4">
       <w:start w:val="1"/>
       <w:numFmt w:val="bullet"/>
       <w:lvlText w:val=""/>
-      <w:lvlJc w:val="left"/>
+      <w:lvlJc w:val="start"/>
       <w:pPr>
         <w:tabs>
           <w:tab w:val="num" w:pos="3600"/>
         </w:tabs>
-        <w:ind w:left="3600" w:hanging="360"/>
-      </w:pPr>
-      <w:rPr>
-        <w:rFonts w:ascii="Wingdings" w:hAnsi="Wingdings" w:hint="default"/>
-        <w:sz w:val="20"/>
-      </w:rPr>
-    </w:lvl>
-    <w:lvl w:ilvl="5" w:tentative="1">
+        <w:ind w:start="3600" w:hanging="360"/>
+      </w:pPr>
+      <w:rPr>
+        <w:rFonts w:ascii="Wingdings" w:hAnsi="Wingdings" w:cs="Wingdings" w:hint="default"/>
+        <w:sz w:val="20"/>
+      </w:rPr>
+    </w:lvl>
+    <w:lvl w:ilvl="5">
       <w:start w:val="1"/>
       <w:numFmt w:val="bullet"/>
       <w:lvlText w:val=""/>
-      <w:lvlJc w:val="left"/>
+      <w:lvlJc w:val="start"/>
       <w:pPr>
         <w:tabs>
           <w:tab w:val="num" w:pos="4320"/>
         </w:tabs>
-        <w:ind w:left="4320" w:hanging="360"/>
-      </w:pPr>
-      <w:rPr>
-        <w:rFonts w:ascii="Wingdings" w:hAnsi="Wingdings" w:hint="default"/>
-        <w:sz w:val="20"/>
-      </w:rPr>
-    </w:lvl>
-    <w:lvl w:ilvl="6" w:tentative="1">
+        <w:ind w:start="4320" w:hanging="360"/>
+      </w:pPr>
+      <w:rPr>
+        <w:rFonts w:ascii="Wingdings" w:hAnsi="Wingdings" w:cs="Wingdings" w:hint="default"/>
+        <w:sz w:val="20"/>
+      </w:rPr>
+    </w:lvl>
+    <w:lvl w:ilvl="6">
       <w:start w:val="1"/>
       <w:numFmt w:val="bullet"/>
       <w:lvlText w:val=""/>
-      <w:lvlJc w:val="left"/>
+      <w:lvlJc w:val="start"/>
       <w:pPr>
         <w:tabs>
           <w:tab w:val="num" w:pos="5040"/>
         </w:tabs>
-        <w:ind w:left="5040" w:hanging="360"/>
-      </w:pPr>
-      <w:rPr>
-        <w:rFonts w:ascii="Wingdings" w:hAnsi="Wingdings" w:hint="default"/>
-        <w:sz w:val="20"/>
-      </w:rPr>
-    </w:lvl>
-    <w:lvl w:ilvl="7" w:tentative="1">
+        <w:ind w:start="5040" w:hanging="360"/>
+      </w:pPr>
+      <w:rPr>
+        <w:rFonts w:ascii="Wingdings" w:hAnsi="Wingdings" w:cs="Wingdings" w:hint="default"/>
+        <w:sz w:val="20"/>
+      </w:rPr>
+    </w:lvl>
+    <w:lvl w:ilvl="7">
       <w:start w:val="1"/>
       <w:numFmt w:val="bullet"/>
       <w:lvlText w:val=""/>
-      <w:lvlJc w:val="left"/>
+      <w:lvlJc w:val="start"/>
       <w:pPr>
         <w:tabs>
           <w:tab w:val="num" w:pos="5760"/>
         </w:tabs>
-        <w:ind w:left="5760" w:hanging="360"/>
-      </w:pPr>
-      <w:rPr>
-        <w:rFonts w:ascii="Wingdings" w:hAnsi="Wingdings" w:hint="default"/>
-        <w:sz w:val="20"/>
-      </w:rPr>
-    </w:lvl>
-    <w:lvl w:ilvl="8" w:tentative="1">
+        <w:ind w:start="5760" w:hanging="360"/>
+      </w:pPr>
+      <w:rPr>
+        <w:rFonts w:ascii="Wingdings" w:hAnsi="Wingdings" w:cs="Wingdings" w:hint="default"/>
+        <w:sz w:val="20"/>
+      </w:rPr>
+    </w:lvl>
+    <w:lvl w:ilvl="8">
       <w:start w:val="1"/>
       <w:numFmt w:val="bullet"/>
       <w:lvlText w:val=""/>
-      <w:lvlJc w:val="left"/>
+      <w:lvlJc w:val="start"/>
       <w:pPr>
         <w:tabs>
           <w:tab w:val="num" w:pos="6480"/>
         </w:tabs>
-        <w:ind w:left="6480" w:hanging="360"/>
-      </w:pPr>
-      <w:rPr>
-        <w:rFonts w:ascii="Wingdings" w:hAnsi="Wingdings" w:hint="default"/>
+        <w:ind w:start="6480" w:hanging="360"/>
+      </w:pPr>
+      <w:rPr>
+        <w:rFonts w:ascii="Wingdings" w:hAnsi="Wingdings" w:cs="Wingdings" w:hint="default"/>
         <w:sz w:val="20"/>
       </w:rPr>
     </w:lvl>
   </w:abstractNum>
-  <w:abstractNum w:abstractNumId="5" w15:restartNumberingAfterBreak="0">
-    <w:nsid w:val="4E834373"/>
-    <w:multiLevelType w:val="multilevel"/>
-    <w:tmpl w:val="84E857BE"/>
+  <w:abstractNum w:abstractNumId="6">
     <w:lvl w:ilvl="0">
       <w:start w:val="1"/>
       <w:numFmt w:val="bullet"/>
       <w:lvlText w:val=""/>
-      <w:lvlJc w:val="left"/>
+      <w:lvlJc w:val="start"/>
       <w:pPr>
         <w:tabs>
           <w:tab w:val="num" w:pos="720"/>
         </w:tabs>
-        <w:ind w:left="720" w:hanging="360"/>
-      </w:pPr>
-      <w:rPr>
-        <w:rFonts w:ascii="Symbol" w:hAnsi="Symbol" w:hint="default"/>
-        <w:sz w:val="20"/>
-      </w:rPr>
-    </w:lvl>
-    <w:lvl w:ilvl="1" w:tentative="1">
+        <w:ind w:start="720" w:hanging="360"/>
+      </w:pPr>
+      <w:rPr>
+        <w:rFonts w:ascii="Symbol" w:hAnsi="Symbol" w:cs="Symbol" w:hint="default"/>
+        <w:sz w:val="20"/>
+      </w:rPr>
+    </w:lvl>
+    <w:lvl w:ilvl="1">
       <w:start w:val="1"/>
       <w:numFmt w:val="bullet"/>
       <w:lvlText w:val="o"/>
-      <w:lvlJc w:val="left"/>
+      <w:lvlJc w:val="start"/>
       <w:pPr>
         <w:tabs>
           <w:tab w:val="num" w:pos="1440"/>
         </w:tabs>
-        <w:ind w:left="1440" w:hanging="360"/>
-      </w:pPr>
-      <w:rPr>
-        <w:rFonts w:ascii="Courier New" w:hAnsi="Courier New" w:hint="default"/>
-        <w:sz w:val="20"/>
-      </w:rPr>
-    </w:lvl>
-    <w:lvl w:ilvl="2" w:tentative="1">
+        <w:ind w:start="1440" w:hanging="360"/>
+      </w:pPr>
+      <w:rPr>
+        <w:rFonts w:ascii="Courier New" w:hAnsi="Courier New" w:cs="Courier New" w:hint="default"/>
+        <w:sz w:val="20"/>
+      </w:rPr>
+    </w:lvl>
+    <w:lvl w:ilvl="2">
       <w:start w:val="1"/>
       <w:numFmt w:val="bullet"/>
       <w:lvlText w:val=""/>
-      <w:lvlJc w:val="left"/>
+      <w:lvlJc w:val="start"/>
       <w:pPr>
         <w:tabs>
           <w:tab w:val="num" w:pos="2160"/>
         </w:tabs>
-        <w:ind w:left="2160" w:hanging="360"/>
-      </w:pPr>
-      <w:rPr>
-        <w:rFonts w:ascii="Wingdings" w:hAnsi="Wingdings" w:hint="default"/>
-        <w:sz w:val="20"/>
-      </w:rPr>
-    </w:lvl>
-    <w:lvl w:ilvl="3" w:tentative="1">
+        <w:ind w:start="2160" w:hanging="360"/>
+      </w:pPr>
+      <w:rPr>
+        <w:rFonts w:ascii="Wingdings" w:hAnsi="Wingdings" w:cs="Wingdings" w:hint="default"/>
+        <w:sz w:val="20"/>
+      </w:rPr>
+    </w:lvl>
+    <w:lvl w:ilvl="3">
       <w:start w:val="1"/>
       <w:numFmt w:val="bullet"/>
       <w:lvlText w:val=""/>
-      <w:lvlJc w:val="left"/>
+      <w:lvlJc w:val="start"/>
       <w:pPr>
         <w:tabs>
           <w:tab w:val="num" w:pos="2880"/>
         </w:tabs>
-        <w:ind w:left="2880" w:hanging="360"/>
-      </w:pPr>
-      <w:rPr>
-        <w:rFonts w:ascii="Wingdings" w:hAnsi="Wingdings" w:hint="default"/>
-        <w:sz w:val="20"/>
-      </w:rPr>
-    </w:lvl>
-    <w:lvl w:ilvl="4" w:tentative="1">
+        <w:ind w:start="2880" w:hanging="360"/>
+      </w:pPr>
+      <w:rPr>
+        <w:rFonts w:ascii="Wingdings" w:hAnsi="Wingdings" w:cs="Wingdings" w:hint="default"/>
+        <w:sz w:val="20"/>
+      </w:rPr>
+    </w:lvl>
+    <w:lvl w:ilvl="4">
       <w:start w:val="1"/>
       <w:numFmt w:val="bullet"/>
       <w:lvlText w:val=""/>
-      <w:lvlJc w:val="left"/>
+      <w:lvlJc w:val="start"/>
       <w:pPr>
         <w:tabs>
           <w:tab w:val="num" w:pos="3600"/>
         </w:tabs>
-        <w:ind w:left="3600" w:hanging="360"/>
-      </w:pPr>
-      <w:rPr>
-        <w:rFonts w:ascii="Wingdings" w:hAnsi="Wingdings" w:hint="default"/>
-        <w:sz w:val="20"/>
-      </w:rPr>
-    </w:lvl>
-    <w:lvl w:ilvl="5" w:tentative="1">
+        <w:ind w:start="3600" w:hanging="360"/>
+      </w:pPr>
+      <w:rPr>
+        <w:rFonts w:ascii="Wingdings" w:hAnsi="Wingdings" w:cs="Wingdings" w:hint="default"/>
+        <w:sz w:val="20"/>
+      </w:rPr>
+    </w:lvl>
+    <w:lvl w:ilvl="5">
       <w:start w:val="1"/>
       <w:numFmt w:val="bullet"/>
       <w:lvlText w:val=""/>
-      <w:lvlJc w:val="left"/>
+      <w:lvlJc w:val="start"/>
       <w:pPr>
         <w:tabs>
           <w:tab w:val="num" w:pos="4320"/>
         </w:tabs>
-        <w:ind w:left="4320" w:hanging="360"/>
-      </w:pPr>
-      <w:rPr>
-        <w:rFonts w:ascii="Wingdings" w:hAnsi="Wingdings" w:hint="default"/>
-        <w:sz w:val="20"/>
-      </w:rPr>
-    </w:lvl>
-    <w:lvl w:ilvl="6" w:tentative="1">
+        <w:ind w:start="4320" w:hanging="360"/>
+      </w:pPr>
+      <w:rPr>
+        <w:rFonts w:ascii="Wingdings" w:hAnsi="Wingdings" w:cs="Wingdings" w:hint="default"/>
+        <w:sz w:val="20"/>
+      </w:rPr>
+    </w:lvl>
+    <w:lvl w:ilvl="6">
       <w:start w:val="1"/>
       <w:numFmt w:val="bullet"/>
       <w:lvlText w:val=""/>
-      <w:lvlJc w:val="left"/>
+      <w:lvlJc w:val="start"/>
       <w:pPr>
         <w:tabs>
           <w:tab w:val="num" w:pos="5040"/>
         </w:tabs>
-        <w:ind w:left="5040" w:hanging="360"/>
-      </w:pPr>
-      <w:rPr>
-        <w:rFonts w:ascii="Wingdings" w:hAnsi="Wingdings" w:hint="default"/>
-        <w:sz w:val="20"/>
-      </w:rPr>
-    </w:lvl>
-    <w:lvl w:ilvl="7" w:tentative="1">
+        <w:ind w:start="5040" w:hanging="360"/>
+      </w:pPr>
+      <w:rPr>
+        <w:rFonts w:ascii="Wingdings" w:hAnsi="Wingdings" w:cs="Wingdings" w:hint="default"/>
+        <w:sz w:val="20"/>
+      </w:rPr>
+    </w:lvl>
+    <w:lvl w:ilvl="7">
       <w:start w:val="1"/>
       <w:numFmt w:val="bullet"/>
       <w:lvlText w:val=""/>
-      <w:lvlJc w:val="left"/>
+      <w:lvlJc w:val="start"/>
       <w:pPr>
         <w:tabs>
           <w:tab w:val="num" w:pos="5760"/>
         </w:tabs>
-        <w:ind w:left="5760" w:hanging="360"/>
-      </w:pPr>
-      <w:rPr>
-        <w:rFonts w:ascii="Wingdings" w:hAnsi="Wingdings" w:hint="default"/>
-        <w:sz w:val="20"/>
-      </w:rPr>
-    </w:lvl>
-    <w:lvl w:ilvl="8" w:tentative="1">
+        <w:ind w:start="5760" w:hanging="360"/>
+      </w:pPr>
+      <w:rPr>
+        <w:rFonts w:ascii="Wingdings" w:hAnsi="Wingdings" w:cs="Wingdings" w:hint="default"/>
+        <w:sz w:val="20"/>
+      </w:rPr>
+    </w:lvl>
+    <w:lvl w:ilvl="8">
       <w:start w:val="1"/>
       <w:numFmt w:val="bullet"/>
       <w:lvlText w:val=""/>
-      <w:lvlJc w:val="left"/>
+      <w:lvlJc w:val="start"/>
       <w:pPr>
         <w:tabs>
           <w:tab w:val="num" w:pos="6480"/>
         </w:tabs>
-        <w:ind w:left="6480" w:hanging="360"/>
-      </w:pPr>
-      <w:rPr>
-        <w:rFonts w:ascii="Wingdings" w:hAnsi="Wingdings" w:hint="default"/>
+        <w:ind w:start="6480" w:hanging="360"/>
+      </w:pPr>
+      <w:rPr>
+        <w:rFonts w:ascii="Wingdings" w:hAnsi="Wingdings" w:cs="Wingdings" w:hint="default"/>
         <w:sz w:val="20"/>
       </w:rPr>
     </w:lvl>
   </w:abstractNum>
-  <w:num w:numId="1" w16cid:durableId="1055616995">
+  <w:abstractNum w:abstractNumId="7">
+    <w:lvl w:ilvl="0">
+      <w:start w:val="1"/>
+      <w:numFmt w:val="none"/>
+      <w:suff w:val="nothing"/>
+      <w:lvlText w:val=""/>
+      <w:lvlJc w:val="start"/>
+      <w:pPr>
+        <w:tabs>
+          <w:tab w:val="num" w:pos="0"/>
+        </w:tabs>
+        <w:ind w:start="0" w:hanging="0"/>
+      </w:pPr>
+    </w:lvl>
+    <w:lvl w:ilvl="1">
+      <w:start w:val="1"/>
+      <w:numFmt w:val="none"/>
+      <w:suff w:val="nothing"/>
+      <w:lvlText w:val=""/>
+      <w:lvlJc w:val="start"/>
+      <w:pPr>
+        <w:tabs>
+          <w:tab w:val="num" w:pos="0"/>
+        </w:tabs>
+        <w:ind w:start="0" w:hanging="0"/>
+      </w:pPr>
+    </w:lvl>
+    <w:lvl w:ilvl="2">
+      <w:start w:val="1"/>
+      <w:numFmt w:val="none"/>
+      <w:suff w:val="nothing"/>
+      <w:lvlText w:val=""/>
+      <w:lvlJc w:val="start"/>
+      <w:pPr>
+        <w:tabs>
+          <w:tab w:val="num" w:pos="0"/>
+        </w:tabs>
+        <w:ind w:start="0" w:hanging="0"/>
+      </w:pPr>
+    </w:lvl>
+    <w:lvl w:ilvl="3">
+      <w:start w:val="1"/>
+      <w:numFmt w:val="none"/>
+      <w:suff w:val="nothing"/>
+      <w:lvlText w:val=""/>
+      <w:lvlJc w:val="start"/>
+      <w:pPr>
+        <w:tabs>
+          <w:tab w:val="num" w:pos="0"/>
+        </w:tabs>
+        <w:ind w:start="0" w:hanging="0"/>
+      </w:pPr>
+    </w:lvl>
+    <w:lvl w:ilvl="4">
+      <w:start w:val="1"/>
+      <w:numFmt w:val="none"/>
+      <w:suff w:val="nothing"/>
+      <w:lvlText w:val=""/>
+      <w:lvlJc w:val="start"/>
+      <w:pPr>
+        <w:tabs>
+          <w:tab w:val="num" w:pos="0"/>
+        </w:tabs>
+        <w:ind w:start="0" w:hanging="0"/>
+      </w:pPr>
+    </w:lvl>
+    <w:lvl w:ilvl="5">
+      <w:start w:val="1"/>
+      <w:numFmt w:val="none"/>
+      <w:suff w:val="nothing"/>
+      <w:lvlText w:val=""/>
+      <w:lvlJc w:val="start"/>
+      <w:pPr>
+        <w:tabs>
+          <w:tab w:val="num" w:pos="0"/>
+        </w:tabs>
+        <w:ind w:start="0" w:hanging="0"/>
+      </w:pPr>
+    </w:lvl>
+    <w:lvl w:ilvl="6">
+      <w:start w:val="1"/>
+      <w:numFmt w:val="none"/>
+      <w:suff w:val="nothing"/>
+      <w:lvlText w:val=""/>
+      <w:lvlJc w:val="start"/>
+      <w:pPr>
+        <w:tabs>
+          <w:tab w:val="num" w:pos="0"/>
+        </w:tabs>
+        <w:ind w:start="0" w:hanging="0"/>
+      </w:pPr>
+    </w:lvl>
+    <w:lvl w:ilvl="7">
+      <w:start w:val="1"/>
+      <w:numFmt w:val="none"/>
+      <w:suff w:val="nothing"/>
+      <w:lvlText w:val=""/>
+      <w:lvlJc w:val="start"/>
+      <w:pPr>
+        <w:tabs>
+          <w:tab w:val="num" w:pos="0"/>
+        </w:tabs>
+        <w:ind w:start="0" w:hanging="0"/>
+      </w:pPr>
+    </w:lvl>
+    <w:lvl w:ilvl="8">
+      <w:start w:val="1"/>
+      <w:numFmt w:val="none"/>
+      <w:suff w:val="nothing"/>
+      <w:lvlText w:val=""/>
+      <w:lvlJc w:val="start"/>
+      <w:pPr>
+        <w:tabs>
+          <w:tab w:val="num" w:pos="0"/>
+        </w:tabs>
+        <w:ind w:start="0" w:hanging="0"/>
+      </w:pPr>
+    </w:lvl>
+  </w:abstractNum>
+  <w:num w:numId="1">
     <w:abstractNumId w:val="1"/>
   </w:num>
-  <w:num w:numId="2" w16cid:durableId="1015956245">
+  <w:num w:numId="2">
+    <w:abstractNumId w:val="2"/>
+  </w:num>
+  <w:num w:numId="3">
+    <w:abstractNumId w:val="3"/>
+  </w:num>
+  <w:num w:numId="4">
+    <w:abstractNumId w:val="4"/>
+  </w:num>
+  <w:num w:numId="5">
     <w:abstractNumId w:val="5"/>
   </w:num>
-  <w:num w:numId="3" w16cid:durableId="977690701">
-    <w:abstractNumId w:val="2"/>
+  <w:num w:numId="6">
+    <w:abstractNumId w:val="6"/>
   </w:num>
-  <w:num w:numId="4" w16cid:durableId="1192645210">
-    <w:abstractNumId w:val="3"/>
-  </w:num>
-  <w:num w:numId="5" w16cid:durableId="2136554454">
-    <w:abstractNumId w:val="0"/>
-  </w:num>
-  <w:num w:numId="6" w16cid:durableId="1486627810">
-    <w:abstractNumId w:val="4"/>
+  <w:num w:numId="7">
+    <w:abstractNumId w:val="7"/>
   </w:num>
 </w:numbering>
 </file>
 
 <file path=word/styles.xml><?xml version="1.0" encoding="utf-8"?>
-<w:styles xmlns:mc="http://schemas.openxmlformats.org/markup-compatibility/2006" xmlns:r="http://schemas.openxmlformats.org/officeDocument/2006/relationships" xmlns:w="http://schemas.openxmlformats.org/wordprocessingml/2006/main" xmlns:w14="http://schemas.microsoft.com/office/word/2010/wordml" xmlns:w15="http://schemas.microsoft.com/office/word/2012/wordml" xmlns:w16cex="http://schemas.microsoft.com/office/word/2018/wordml/cex" xmlns:w16cid="http://schemas.microsoft.com/office/word/2016/wordml/cid" xmlns:w16="http://schemas.microsoft.com/office/word/2018/wordml" xmlns:w16du="http://schemas.microsoft.com/office/word/2023/wordml/word16du" xmlns:w16sdtdh="http://schemas.microsoft.com/office/word/2020/wordml/sdtdatahash" xmlns:w16sdtfl="http://schemas.microsoft.com/office/word/2024/wordml/sdtformatlock" xmlns:w16se="http://schemas.microsoft.com/office/word/2015/wordml/symex" mc:Ignorable="w14 w15 w16se w16cid w16 w16cex w16sdtdh w16sdtfl w16du">
+<w:styles xmlns:w="http://schemas.openxmlformats.org/wordprocessingml/2006/main" xmlns:w14="http://schemas.microsoft.com/office/word/2010/wordml" xmlns:mc="http://schemas.openxmlformats.org/markup-compatibility/2006" mc:Ignorable="w14">
   <w:docDefaults>
     <w:rPrDefault>
       <w:rPr>
-        <w:rFonts w:asciiTheme="minorHAnsi" w:eastAsiaTheme="minorHAnsi" w:hAnsiTheme="minorHAnsi" w:cstheme="minorBidi"/>
+        <w:rFonts w:ascii="Calibri" w:hAnsi="Calibri" w:eastAsia="Calibri" w:cs="Arial" w:asciiTheme="minorHAnsi" w:cstheme="minorBidi" w:eastAsiaTheme="minorHAnsi" w:hAnsiTheme="minorHAnsi"/>
         <w:kern w:val="2"/>
         <w:sz w:val="24"/>
         <w:szCs w:val="24"/>
@@ -2717,21 +3365,21 @@
     </w:rPrDefault>
     <w:pPrDefault>
       <w:pPr>
-        <w:spacing w:after="160" w:line="278" w:lineRule="auto"/>
+        <w:suppressAutoHyphens w:val="true"/>
       </w:pPr>
     </w:pPrDefault>
   </w:docDefaults>
   <w:latentStyles w:defLockedState="0" w:defUIPriority="99" w:defSemiHidden="0" w:defUnhideWhenUsed="0" w:defQFormat="0" w:count="376">
     <w:lsdException w:name="Normal" w:uiPriority="0" w:qFormat="1"/>
     <w:lsdException w:name="heading 1" w:uiPriority="9" w:qFormat="1"/>
-    <w:lsdException w:name="heading 2" w:semiHidden="1" w:uiPriority="9" w:unhideWhenUsed="1" w:qFormat="1"/>
-    <w:lsdException w:name="heading 3" w:semiHidden="1" w:uiPriority="9" w:unhideWhenUsed="1" w:qFormat="1"/>
-    <w:lsdException w:name="heading 4" w:semiHidden="1" w:uiPriority="9" w:unhideWhenUsed="1" w:qFormat="1"/>
-    <w:lsdException w:name="heading 5" w:semiHidden="1" w:uiPriority="9" w:unhideWhenUsed="1" w:qFormat="1"/>
-    <w:lsdException w:name="heading 6" w:semiHidden="1" w:uiPriority="9" w:unhideWhenUsed="1" w:qFormat="1"/>
-    <w:lsdException w:name="heading 7" w:semiHidden="1" w:uiPriority="9" w:unhideWhenUsed="1" w:qFormat="1"/>
-    <w:lsdException w:name="heading 8" w:semiHidden="1" w:uiPriority="9" w:unhideWhenUsed="1" w:qFormat="1"/>
-    <w:lsdException w:name="heading 9" w:semiHidden="1" w:uiPriority="9" w:unhideWhenUsed="1" w:qFormat="1"/>
+    <w:lsdException w:name="heading 2" w:uiPriority="9" w:semiHidden="1" w:unhideWhenUsed="1" w:qFormat="1"/>
+    <w:lsdException w:name="heading 3" w:uiPriority="9" w:semiHidden="1" w:unhideWhenUsed="1" w:qFormat="1"/>
+    <w:lsdException w:name="heading 4" w:uiPriority="9" w:semiHidden="1" w:unhideWhenUsed="1" w:qFormat="1"/>
+    <w:lsdException w:name="heading 5" w:uiPriority="9" w:semiHidden="1" w:unhideWhenUsed="1" w:qFormat="1"/>
+    <w:lsdException w:name="heading 6" w:uiPriority="9" w:semiHidden="1" w:unhideWhenUsed="1" w:qFormat="1"/>
+    <w:lsdException w:name="heading 7" w:uiPriority="9" w:semiHidden="1" w:unhideWhenUsed="1" w:qFormat="1"/>
+    <w:lsdException w:name="heading 8" w:uiPriority="9" w:semiHidden="1" w:unhideWhenUsed="1" w:qFormat="1"/>
+    <w:lsdException w:name="heading 9" w:uiPriority="9" w:semiHidden="1" w:unhideWhenUsed="1" w:qFormat="1"/>
     <w:lsdException w:name="index 1" w:semiHidden="1" w:unhideWhenUsed="1"/>
     <w:lsdException w:name="index 2" w:semiHidden="1" w:unhideWhenUsed="1"/>
     <w:lsdException w:name="index 3" w:semiHidden="1" w:unhideWhenUsed="1"/>
@@ -2741,22 +3389,22 @@
     <w:lsdException w:name="index 7" w:semiHidden="1" w:unhideWhenUsed="1"/>
     <w:lsdException w:name="index 8" w:semiHidden="1" w:unhideWhenUsed="1"/>
     <w:lsdException w:name="index 9" w:semiHidden="1" w:unhideWhenUsed="1"/>
-    <w:lsdException w:name="toc 1" w:semiHidden="1" w:uiPriority="39" w:unhideWhenUsed="1"/>
-    <w:lsdException w:name="toc 2" w:semiHidden="1" w:uiPriority="39" w:unhideWhenUsed="1"/>
-    <w:lsdException w:name="toc 3" w:semiHidden="1" w:uiPriority="39" w:unhideWhenUsed="1"/>
-    <w:lsdException w:name="toc 4" w:semiHidden="1" w:uiPriority="39" w:unhideWhenUsed="1"/>
-    <w:lsdException w:name="toc 5" w:semiHidden="1" w:uiPriority="39" w:unhideWhenUsed="1"/>
-    <w:lsdException w:name="toc 6" w:semiHidden="1" w:uiPriority="39" w:unhideWhenUsed="1"/>
-    <w:lsdException w:name="toc 7" w:semiHidden="1" w:uiPriority="39" w:unhideWhenUsed="1"/>
-    <w:lsdException w:name="toc 8" w:semiHidden="1" w:uiPriority="39" w:unhideWhenUsed="1"/>
-    <w:lsdException w:name="toc 9" w:semiHidden="1" w:uiPriority="39" w:unhideWhenUsed="1"/>
+    <w:lsdException w:name="toc 1" w:uiPriority="39" w:semiHidden="1" w:unhideWhenUsed="1"/>
+    <w:lsdException w:name="toc 2" w:uiPriority="39" w:semiHidden="1" w:unhideWhenUsed="1"/>
+    <w:lsdException w:name="toc 3" w:uiPriority="39" w:semiHidden="1" w:unhideWhenUsed="1"/>
+    <w:lsdException w:name="toc 4" w:uiPriority="39" w:semiHidden="1" w:unhideWhenUsed="1"/>
+    <w:lsdException w:name="toc 5" w:uiPriority="39" w:semiHidden="1" w:unhideWhenUsed="1"/>
+    <w:lsdException w:name="toc 6" w:uiPriority="39" w:semiHidden="1" w:unhideWhenUsed="1"/>
+    <w:lsdException w:name="toc 7" w:uiPriority="39" w:semiHidden="1" w:unhideWhenUsed="1"/>
+    <w:lsdException w:name="toc 8" w:uiPriority="39" w:semiHidden="1" w:unhideWhenUsed="1"/>
+    <w:lsdException w:name="toc 9" w:uiPriority="39" w:semiHidden="1" w:unhideWhenUsed="1"/>
     <w:lsdException w:name="Normal Indent" w:semiHidden="1" w:unhideWhenUsed="1"/>
     <w:lsdException w:name="footnote text" w:semiHidden="1" w:unhideWhenUsed="1"/>
     <w:lsdException w:name="annotation text" w:semiHidden="1" w:unhideWhenUsed="1"/>
     <w:lsdException w:name="header" w:semiHidden="1" w:unhideWhenUsed="1"/>
     <w:lsdException w:name="footer" w:semiHidden="1" w:unhideWhenUsed="1"/>
     <w:lsdException w:name="index heading" w:semiHidden="1" w:unhideWhenUsed="1"/>
-    <w:lsdException w:name="caption" w:semiHidden="1" w:uiPriority="35" w:unhideWhenUsed="1" w:qFormat="1"/>
+    <w:lsdException w:name="caption" w:uiPriority="35" w:semiHidden="1" w:unhideWhenUsed="1" w:qFormat="1"/>
     <w:lsdException w:name="table of figures" w:semiHidden="1" w:unhideWhenUsed="1"/>
     <w:lsdException w:name="envelope address" w:semiHidden="1" w:unhideWhenUsed="1"/>
     <w:lsdException w:name="envelope return" w:semiHidden="1" w:unhideWhenUsed="1"/>
@@ -2787,7 +3435,7 @@
     <w:lsdException w:name="Title" w:uiPriority="10" w:qFormat="1"/>
     <w:lsdException w:name="Closing" w:semiHidden="1" w:unhideWhenUsed="1"/>
     <w:lsdException w:name="Signature" w:semiHidden="1" w:unhideWhenUsed="1"/>
-    <w:lsdException w:name="Default Paragraph Font" w:semiHidden="1" w:uiPriority="1" w:unhideWhenUsed="1"/>
+    <w:lsdException w:name="Default Paragraph Font" w:uiPriority="1" w:semiHidden="1" w:unhideWhenUsed="1"/>
     <w:lsdException w:name="Body Text" w:semiHidden="1" w:unhideWhenUsed="1"/>
     <w:lsdException w:name="Body Text Indent" w:semiHidden="1" w:unhideWhenUsed="1"/>
     <w:lsdException w:name="List Continue" w:semiHidden="1" w:unhideWhenUsed="1"/>
@@ -2987,8 +3635,8 @@
     <w:lsdException w:name="Subtle Reference" w:uiPriority="31" w:qFormat="1"/>
     <w:lsdException w:name="Intense Reference" w:uiPriority="32" w:qFormat="1"/>
     <w:lsdException w:name="Book Title" w:uiPriority="33" w:qFormat="1"/>
-    <w:lsdException w:name="Bibliography" w:semiHidden="1" w:uiPriority="37" w:unhideWhenUsed="1"/>
-    <w:lsdException w:name="TOC Heading" w:semiHidden="1" w:uiPriority="39" w:unhideWhenUsed="1" w:qFormat="1"/>
+    <w:lsdException w:name="Bibliography" w:uiPriority="37" w:semiHidden="1" w:unhideWhenUsed="1"/>
+    <w:lsdException w:name="TOC Heading" w:uiPriority="39" w:semiHidden="1" w:unhideWhenUsed="1" w:qFormat="1"/>
     <w:lsdException w:name="Plain Table 1" w:uiPriority="41"/>
     <w:lsdException w:name="Plain Table 2" w:uiPriority="42"/>
     <w:lsdException w:name="Plain Table 3" w:uiPriority="43"/>
@@ -3099,9 +3747,24 @@
     <w:lsdException w:name="Unresolved Mention" w:semiHidden="1" w:unhideWhenUsed="1"/>
     <w:lsdException w:name="Smart Link" w:semiHidden="1" w:unhideWhenUsed="1"/>
   </w:latentStyles>
-  <w:style w:type="paragraph" w:default="1" w:styleId="Normal">
+  <w:style w:type="paragraph" w:styleId="Normal" w:default="1">
     <w:name w:val="Normal"/>
     <w:qFormat/>
+    <w:pPr>
+      <w:widowControl/>
+      <w:bidi w:val="0"/>
+      <w:spacing w:lineRule="auto" w:line="278" w:before="0" w:after="160"/>
+      <w:jc w:val="start"/>
+    </w:pPr>
+    <w:rPr>
+      <w:rFonts w:ascii="Calibri" w:hAnsi="Calibri" w:eastAsia="Calibri" w:cs="Arial" w:asciiTheme="minorHAnsi" w:cstheme="minorBidi" w:eastAsiaTheme="minorHAnsi" w:hAnsiTheme="minorHAnsi"/>
+      <w:color w:val="auto"/>
+      <w:kern w:val="2"/>
+      <w:sz w:val="24"/>
+      <w:szCs w:val="24"/>
+      <w:lang w:val="en-GB" w:eastAsia="en-US" w:bidi="ar-SA"/>
+      <w14:ligatures w14:val="standardContextual"/>
+    </w:rPr>
   </w:style>
   <w:style w:type="paragraph" w:styleId="Heading1">
     <w:name w:val="heading 1"/>
@@ -3110,16 +3773,16 @@
     <w:link w:val="Heading1Char"/>
     <w:uiPriority w:val="9"/>
     <w:qFormat/>
-    <w:rsid w:val="001D216D"/>
+    <w:rsid w:val="001d216d"/>
     <w:pPr>
-      <w:keepNext/>
+      <w:keepNext w:val="true"/>
       <w:keepLines/>
       <w:spacing w:before="360" w:after="80"/>
       <w:outlineLvl w:val="0"/>
     </w:pPr>
     <w:rPr>
-      <w:rFonts w:asciiTheme="majorHAnsi" w:eastAsiaTheme="majorEastAsia" w:hAnsiTheme="majorHAnsi" w:cstheme="majorBidi"/>
-      <w:color w:val="2F5496" w:themeColor="accent1" w:themeShade="BF"/>
+      <w:rFonts w:ascii="Calibri Light" w:hAnsi="Calibri Light" w:eastAsia="" w:cs="Times New Roman" w:asciiTheme="majorHAnsi" w:cstheme="majorBidi" w:eastAsiaTheme="majorEastAsia" w:hAnsiTheme="majorHAnsi"/>
+      <w:color w:themeColor="accent1" w:themeShade="bf" w:val="2F5496"/>
       <w:sz w:val="40"/>
       <w:szCs w:val="40"/>
     </w:rPr>
@@ -3133,16 +3796,16 @@
     <w:semiHidden/>
     <w:unhideWhenUsed/>
     <w:qFormat/>
-    <w:rsid w:val="001D216D"/>
+    <w:rsid w:val="001d216d"/>
     <w:pPr>
-      <w:keepNext/>
+      <w:keepNext w:val="true"/>
       <w:keepLines/>
       <w:spacing w:before="160" w:after="80"/>
       <w:outlineLvl w:val="1"/>
     </w:pPr>
     <w:rPr>
-      <w:rFonts w:asciiTheme="majorHAnsi" w:eastAsiaTheme="majorEastAsia" w:hAnsiTheme="majorHAnsi" w:cstheme="majorBidi"/>
-      <w:color w:val="2F5496" w:themeColor="accent1" w:themeShade="BF"/>
+      <w:rFonts w:ascii="Calibri Light" w:hAnsi="Calibri Light" w:eastAsia="" w:cs="Times New Roman" w:asciiTheme="majorHAnsi" w:cstheme="majorBidi" w:eastAsiaTheme="majorEastAsia" w:hAnsiTheme="majorHAnsi"/>
+      <w:color w:themeColor="accent1" w:themeShade="bf" w:val="2F5496"/>
       <w:sz w:val="32"/>
       <w:szCs w:val="32"/>
     </w:rPr>
@@ -3156,16 +3819,16 @@
     <w:semiHidden/>
     <w:unhideWhenUsed/>
     <w:qFormat/>
-    <w:rsid w:val="001D216D"/>
+    <w:rsid w:val="001d216d"/>
     <w:pPr>
-      <w:keepNext/>
+      <w:keepNext w:val="true"/>
       <w:keepLines/>
       <w:spacing w:before="160" w:after="80"/>
       <w:outlineLvl w:val="2"/>
     </w:pPr>
     <w:rPr>
-      <w:rFonts w:eastAsiaTheme="majorEastAsia" w:cstheme="majorBidi"/>
-      <w:color w:val="2F5496" w:themeColor="accent1" w:themeShade="BF"/>
+      <w:rFonts w:eastAsia="" w:cs="Times New Roman" w:cstheme="majorBidi" w:eastAsiaTheme="majorEastAsia"/>
+      <w:color w:themeColor="accent1" w:themeShade="bf" w:val="2F5496"/>
       <w:sz w:val="28"/>
       <w:szCs w:val="28"/>
     </w:rPr>
@@ -3179,18 +3842,18 @@
     <w:semiHidden/>
     <w:unhideWhenUsed/>
     <w:qFormat/>
-    <w:rsid w:val="001D216D"/>
+    <w:rsid w:val="001d216d"/>
     <w:pPr>
-      <w:keepNext/>
+      <w:keepNext w:val="true"/>
       <w:keepLines/>
       <w:spacing w:before="80" w:after="40"/>
       <w:outlineLvl w:val="3"/>
     </w:pPr>
     <w:rPr>
-      <w:rFonts w:eastAsiaTheme="majorEastAsia" w:cstheme="majorBidi"/>
+      <w:rFonts w:eastAsia="" w:cs="Times New Roman" w:cstheme="majorBidi" w:eastAsiaTheme="majorEastAsia"/>
       <w:i/>
       <w:iCs/>
-      <w:color w:val="2F5496" w:themeColor="accent1" w:themeShade="BF"/>
+      <w:color w:themeColor="accent1" w:themeShade="bf" w:val="2F5496"/>
     </w:rPr>
   </w:style>
   <w:style w:type="paragraph" w:styleId="Heading5">
@@ -3202,16 +3865,16 @@
     <w:semiHidden/>
     <w:unhideWhenUsed/>
     <w:qFormat/>
-    <w:rsid w:val="001D216D"/>
+    <w:rsid w:val="001d216d"/>
     <w:pPr>
-      <w:keepNext/>
+      <w:keepNext w:val="true"/>
       <w:keepLines/>
       <w:spacing w:before="80" w:after="40"/>
       <w:outlineLvl w:val="4"/>
     </w:pPr>
     <w:rPr>
-      <w:rFonts w:eastAsiaTheme="majorEastAsia" w:cstheme="majorBidi"/>
-      <w:color w:val="2F5496" w:themeColor="accent1" w:themeShade="BF"/>
+      <w:rFonts w:eastAsia="" w:cs="Times New Roman" w:cstheme="majorBidi" w:eastAsiaTheme="majorEastAsia"/>
+      <w:color w:themeColor="accent1" w:themeShade="bf" w:val="2F5496"/>
     </w:rPr>
   </w:style>
   <w:style w:type="paragraph" w:styleId="Heading6">
@@ -3223,18 +3886,18 @@
     <w:semiHidden/>
     <w:unhideWhenUsed/>
     <w:qFormat/>
-    <w:rsid w:val="001D216D"/>
+    <w:rsid w:val="001d216d"/>
     <w:pPr>
-      <w:keepNext/>
+      <w:keepNext w:val="true"/>
       <w:keepLines/>
       <w:spacing w:before="40" w:after="0"/>
       <w:outlineLvl w:val="5"/>
     </w:pPr>
     <w:rPr>
-      <w:rFonts w:eastAsiaTheme="majorEastAsia" w:cstheme="majorBidi"/>
+      <w:rFonts w:eastAsia="" w:cs="Times New Roman" w:cstheme="majorBidi" w:eastAsiaTheme="majorEastAsia"/>
       <w:i/>
       <w:iCs/>
-      <w:color w:val="595959" w:themeColor="text1" w:themeTint="A6"/>
+      <w:color w:themeColor="text1" w:themeTint="a6" w:val="595959"/>
     </w:rPr>
   </w:style>
   <w:style w:type="paragraph" w:styleId="Heading7">
@@ -3246,16 +3909,16 @@
     <w:semiHidden/>
     <w:unhideWhenUsed/>
     <w:qFormat/>
-    <w:rsid w:val="001D216D"/>
+    <w:rsid w:val="001d216d"/>
     <w:pPr>
-      <w:keepNext/>
+      <w:keepNext w:val="true"/>
       <w:keepLines/>
       <w:spacing w:before="40" w:after="0"/>
       <w:outlineLvl w:val="6"/>
     </w:pPr>
     <w:rPr>
-      <w:rFonts w:eastAsiaTheme="majorEastAsia" w:cstheme="majorBidi"/>
-      <w:color w:val="595959" w:themeColor="text1" w:themeTint="A6"/>
+      <w:rFonts w:eastAsia="" w:cs="Times New Roman" w:cstheme="majorBidi" w:eastAsiaTheme="majorEastAsia"/>
+      <w:color w:themeColor="text1" w:themeTint="a6" w:val="595959"/>
     </w:rPr>
   </w:style>
   <w:style w:type="paragraph" w:styleId="Heading8">
@@ -3267,18 +3930,18 @@
     <w:semiHidden/>
     <w:unhideWhenUsed/>
     <w:qFormat/>
-    <w:rsid w:val="001D216D"/>
+    <w:rsid w:val="001d216d"/>
     <w:pPr>
-      <w:keepNext/>
+      <w:keepNext w:val="true"/>
       <w:keepLines/>
-      <w:spacing w:after="0"/>
+      <w:spacing w:before="0" w:after="0"/>
       <w:outlineLvl w:val="7"/>
     </w:pPr>
     <w:rPr>
-      <w:rFonts w:eastAsiaTheme="majorEastAsia" w:cstheme="majorBidi"/>
+      <w:rFonts w:eastAsia="" w:cs="Times New Roman" w:cstheme="majorBidi" w:eastAsiaTheme="majorEastAsia"/>
       <w:i/>
       <w:iCs/>
-      <w:color w:val="272727" w:themeColor="text1" w:themeTint="D8"/>
+      <w:color w:themeColor="text1" w:themeTint="d8" w:val="272727"/>
     </w:rPr>
   </w:style>
   <w:style w:type="paragraph" w:styleId="Heading9">
@@ -3290,161 +3953,291 @@
     <w:semiHidden/>
     <w:unhideWhenUsed/>
     <w:qFormat/>
-    <w:rsid w:val="001D216D"/>
+    <w:rsid w:val="001d216d"/>
     <w:pPr>
-      <w:keepNext/>
+      <w:keepNext w:val="true"/>
       <w:keepLines/>
-      <w:spacing w:after="0"/>
+      <w:spacing w:before="0" w:after="0"/>
       <w:outlineLvl w:val="8"/>
     </w:pPr>
     <w:rPr>
-      <w:rFonts w:eastAsiaTheme="majorEastAsia" w:cstheme="majorBidi"/>
-      <w:color w:val="272727" w:themeColor="text1" w:themeTint="D8"/>
+      <w:rFonts w:eastAsia="" w:cs="Times New Roman" w:cstheme="majorBidi" w:eastAsiaTheme="majorEastAsia"/>
+      <w:color w:themeColor="text1" w:themeTint="d8" w:val="272727"/>
     </w:rPr>
   </w:style>
-  <w:style w:type="character" w:default="1" w:styleId="DefaultParagraphFont">
+  <w:style w:type="character" w:styleId="DefaultParagraphFont" w:default="1">
     <w:name w:val="Default Paragraph Font"/>
     <w:uiPriority w:val="1"/>
     <w:unhideWhenUsed/>
+    <w:qFormat/>
+    <w:rPr/>
   </w:style>
-  <w:style w:type="table" w:default="1" w:styleId="TableNormal">
-    <w:name w:val="Normal Table"/>
-    <w:uiPriority w:val="99"/>
-    <w:semiHidden/>
-    <w:unhideWhenUsed/>
-    <w:tblPr>
-      <w:tblInd w:w="0" w:type="dxa"/>
-      <w:tblCellMar>
-        <w:top w:w="0" w:type="dxa"/>
-        <w:left w:w="108" w:type="dxa"/>
-        <w:bottom w:w="0" w:type="dxa"/>
-        <w:right w:w="108" w:type="dxa"/>
-      </w:tblCellMar>
-    </w:tblPr>
-  </w:style>
-  <w:style w:type="numbering" w:default="1" w:styleId="NoList">
-    <w:name w:val="No List"/>
-    <w:uiPriority w:val="99"/>
-    <w:semiHidden/>
-    <w:unhideWhenUsed/>
-  </w:style>
-  <w:style w:type="character" w:customStyle="1" w:styleId="Heading1Char">
+  <w:style w:type="character" w:styleId="Heading1Char" w:customStyle="1">
     <w:name w:val="Heading 1 Char"/>
     <w:basedOn w:val="DefaultParagraphFont"/>
     <w:link w:val="Heading1"/>
     <w:uiPriority w:val="9"/>
-    <w:rsid w:val="001D216D"/>
+    <w:qFormat/>
+    <w:rsid w:val="001d216d"/>
     <w:rPr>
-      <w:rFonts w:asciiTheme="majorHAnsi" w:eastAsiaTheme="majorEastAsia" w:hAnsiTheme="majorHAnsi" w:cstheme="majorBidi"/>
-      <w:color w:val="2F5496" w:themeColor="accent1" w:themeShade="BF"/>
+      <w:rFonts w:ascii="Calibri Light" w:hAnsi="Calibri Light" w:eastAsia="" w:cs="Times New Roman" w:asciiTheme="majorHAnsi" w:cstheme="majorBidi" w:eastAsiaTheme="majorEastAsia" w:hAnsiTheme="majorHAnsi"/>
+      <w:color w:themeColor="accent1" w:themeShade="bf" w:val="2F5496"/>
       <w:sz w:val="40"/>
       <w:szCs w:val="40"/>
     </w:rPr>
   </w:style>
-  <w:style w:type="character" w:customStyle="1" w:styleId="Heading2Char">
+  <w:style w:type="character" w:styleId="Heading2Char" w:customStyle="1">
     <w:name w:val="Heading 2 Char"/>
     <w:basedOn w:val="DefaultParagraphFont"/>
     <w:link w:val="Heading2"/>
     <w:uiPriority w:val="9"/>
     <w:semiHidden/>
-    <w:rsid w:val="001D216D"/>
+    <w:qFormat/>
+    <w:rsid w:val="001d216d"/>
     <w:rPr>
-      <w:rFonts w:asciiTheme="majorHAnsi" w:eastAsiaTheme="majorEastAsia" w:hAnsiTheme="majorHAnsi" w:cstheme="majorBidi"/>
-      <w:color w:val="2F5496" w:themeColor="accent1" w:themeShade="BF"/>
+      <w:rFonts w:ascii="Calibri Light" w:hAnsi="Calibri Light" w:eastAsia="" w:cs="Times New Roman" w:asciiTheme="majorHAnsi" w:cstheme="majorBidi" w:eastAsiaTheme="majorEastAsia" w:hAnsiTheme="majorHAnsi"/>
+      <w:color w:themeColor="accent1" w:themeShade="bf" w:val="2F5496"/>
       <w:sz w:val="32"/>
       <w:szCs w:val="32"/>
     </w:rPr>
   </w:style>
-  <w:style w:type="character" w:customStyle="1" w:styleId="Heading3Char">
+  <w:style w:type="character" w:styleId="Heading3Char" w:customStyle="1">
     <w:name w:val="Heading 3 Char"/>
     <w:basedOn w:val="DefaultParagraphFont"/>
     <w:link w:val="Heading3"/>
     <w:uiPriority w:val="9"/>
     <w:semiHidden/>
-    <w:rsid w:val="001D216D"/>
+    <w:qFormat/>
+    <w:rsid w:val="001d216d"/>
     <w:rPr>
-      <w:rFonts w:eastAsiaTheme="majorEastAsia" w:cstheme="majorBidi"/>
-      <w:color w:val="2F5496" w:themeColor="accent1" w:themeShade="BF"/>
+      <w:rFonts w:eastAsia="" w:cs="Times New Roman" w:cstheme="majorBidi" w:eastAsiaTheme="majorEastAsia"/>
+      <w:color w:themeColor="accent1" w:themeShade="bf" w:val="2F5496"/>
       <w:sz w:val="28"/>
       <w:szCs w:val="28"/>
     </w:rPr>
   </w:style>
-  <w:style w:type="character" w:customStyle="1" w:styleId="Heading4Char">
+  <w:style w:type="character" w:styleId="Heading4Char" w:customStyle="1">
     <w:name w:val="Heading 4 Char"/>
     <w:basedOn w:val="DefaultParagraphFont"/>
     <w:link w:val="Heading4"/>
     <w:uiPriority w:val="9"/>
     <w:semiHidden/>
-    <w:rsid w:val="001D216D"/>
+    <w:qFormat/>
+    <w:rsid w:val="001d216d"/>
     <w:rPr>
-      <w:rFonts w:eastAsiaTheme="majorEastAsia" w:cstheme="majorBidi"/>
+      <w:rFonts w:eastAsia="" w:cs="Times New Roman" w:cstheme="majorBidi" w:eastAsiaTheme="majorEastAsia"/>
       <w:i/>
       <w:iCs/>
-      <w:color w:val="2F5496" w:themeColor="accent1" w:themeShade="BF"/>
+      <w:color w:themeColor="accent1" w:themeShade="bf" w:val="2F5496"/>
     </w:rPr>
   </w:style>
-  <w:style w:type="character" w:customStyle="1" w:styleId="Heading5Char">
+  <w:style w:type="character" w:styleId="Heading5Char" w:customStyle="1">
     <w:name w:val="Heading 5 Char"/>
     <w:basedOn w:val="DefaultParagraphFont"/>
     <w:link w:val="Heading5"/>
     <w:uiPriority w:val="9"/>
     <w:semiHidden/>
-    <w:rsid w:val="001D216D"/>
+    <w:qFormat/>
+    <w:rsid w:val="001d216d"/>
     <w:rPr>
-      <w:rFonts w:eastAsiaTheme="majorEastAsia" w:cstheme="majorBidi"/>
-      <w:color w:val="2F5496" w:themeColor="accent1" w:themeShade="BF"/>
+      <w:rFonts w:eastAsia="" w:cs="Times New Roman" w:cstheme="majorBidi" w:eastAsiaTheme="majorEastAsia"/>
+      <w:color w:themeColor="accent1" w:themeShade="bf" w:val="2F5496"/>
     </w:rPr>
   </w:style>
-  <w:style w:type="character" w:customStyle="1" w:styleId="Heading6Char">
+  <w:style w:type="character" w:styleId="Heading6Char" w:customStyle="1">
     <w:name w:val="Heading 6 Char"/>
     <w:basedOn w:val="DefaultParagraphFont"/>
     <w:link w:val="Heading6"/>
     <w:uiPriority w:val="9"/>
     <w:semiHidden/>
-    <w:rsid w:val="001D216D"/>
+    <w:qFormat/>
+    <w:rsid w:val="001d216d"/>
     <w:rPr>
-      <w:rFonts w:eastAsiaTheme="majorEastAsia" w:cstheme="majorBidi"/>
+      <w:rFonts w:eastAsia="" w:cs="Times New Roman" w:cstheme="majorBidi" w:eastAsiaTheme="majorEastAsia"/>
       <w:i/>
       <w:iCs/>
-      <w:color w:val="595959" w:themeColor="text1" w:themeTint="A6"/>
+      <w:color w:themeColor="text1" w:themeTint="a6" w:val="595959"/>
     </w:rPr>
   </w:style>
-  <w:style w:type="character" w:customStyle="1" w:styleId="Heading7Char">
+  <w:style w:type="character" w:styleId="Heading7Char" w:customStyle="1">
     <w:name w:val="Heading 7 Char"/>
     <w:basedOn w:val="DefaultParagraphFont"/>
     <w:link w:val="Heading7"/>
     <w:uiPriority w:val="9"/>
     <w:semiHidden/>
-    <w:rsid w:val="001D216D"/>
+    <w:qFormat/>
+    <w:rsid w:val="001d216d"/>
     <w:rPr>
-      <w:rFonts w:eastAsiaTheme="majorEastAsia" w:cstheme="majorBidi"/>
-      <w:color w:val="595959" w:themeColor="text1" w:themeTint="A6"/>
+      <w:rFonts w:eastAsia="" w:cs="Times New Roman" w:cstheme="majorBidi" w:eastAsiaTheme="majorEastAsia"/>
+      <w:color w:themeColor="text1" w:themeTint="a6" w:val="595959"/>
     </w:rPr>
   </w:style>
-  <w:style w:type="character" w:customStyle="1" w:styleId="Heading8Char">
+  <w:style w:type="character" w:styleId="Heading8Char" w:customStyle="1">
     <w:name w:val="Heading 8 Char"/>
     <w:basedOn w:val="DefaultParagraphFont"/>
     <w:link w:val="Heading8"/>
     <w:uiPriority w:val="9"/>
     <w:semiHidden/>
-    <w:rsid w:val="001D216D"/>
+    <w:qFormat/>
+    <w:rsid w:val="001d216d"/>
     <w:rPr>
-      <w:rFonts w:eastAsiaTheme="majorEastAsia" w:cstheme="majorBidi"/>
+      <w:rFonts w:eastAsia="" w:cs="Times New Roman" w:cstheme="majorBidi" w:eastAsiaTheme="majorEastAsia"/>
       <w:i/>
       <w:iCs/>
-      <w:color w:val="272727" w:themeColor="text1" w:themeTint="D8"/>
+      <w:color w:themeColor="text1" w:themeTint="d8" w:val="272727"/>
     </w:rPr>
   </w:style>
-  <w:style w:type="character" w:customStyle="1" w:styleId="Heading9Char">
+  <w:style w:type="character" w:styleId="Heading9Char" w:customStyle="1">
     <w:name w:val="Heading 9 Char"/>
     <w:basedOn w:val="DefaultParagraphFont"/>
     <w:link w:val="Heading9"/>
     <w:uiPriority w:val="9"/>
     <w:semiHidden/>
-    <w:rsid w:val="001D216D"/>
+    <w:qFormat/>
+    <w:rsid w:val="001d216d"/>
     <w:rPr>
-      <w:rFonts w:eastAsiaTheme="majorEastAsia" w:cstheme="majorBidi"/>
-      <w:color w:val="272727" w:themeColor="text1" w:themeTint="D8"/>
+      <w:rFonts w:eastAsia="" w:cs="Times New Roman" w:cstheme="majorBidi" w:eastAsiaTheme="majorEastAsia"/>
+      <w:color w:themeColor="text1" w:themeTint="d8" w:val="272727"/>
+    </w:rPr>
+  </w:style>
+  <w:style w:type="character" w:styleId="TitleChar" w:customStyle="1">
+    <w:name w:val="Title Char"/>
+    <w:basedOn w:val="DefaultParagraphFont"/>
+    <w:link w:val="Title"/>
+    <w:uiPriority w:val="10"/>
+    <w:qFormat/>
+    <w:rsid w:val="001d216d"/>
+    <w:rPr>
+      <w:rFonts w:ascii="Calibri Light" w:hAnsi="Calibri Light" w:eastAsia="" w:cs="Times New Roman" w:asciiTheme="majorHAnsi" w:cstheme="majorBidi" w:eastAsiaTheme="majorEastAsia" w:hAnsiTheme="majorHAnsi"/>
+      <w:spacing w:val="-10"/>
+      <w:kern w:val="2"/>
+      <w:sz w:val="56"/>
+      <w:szCs w:val="56"/>
+    </w:rPr>
+  </w:style>
+  <w:style w:type="character" w:styleId="SubtitleChar" w:customStyle="1">
+    <w:name w:val="Subtitle Char"/>
+    <w:basedOn w:val="DefaultParagraphFont"/>
+    <w:link w:val="Subtitle"/>
+    <w:uiPriority w:val="11"/>
+    <w:qFormat/>
+    <w:rsid w:val="001d216d"/>
+    <w:rPr>
+      <w:rFonts w:eastAsia="" w:cs="Times New Roman" w:cstheme="majorBidi" w:eastAsiaTheme="majorEastAsia"/>
+      <w:color w:themeColor="text1" w:themeTint="a6" w:val="595959"/>
+      <w:spacing w:val="15"/>
+      <w:sz w:val="28"/>
+      <w:szCs w:val="28"/>
+    </w:rPr>
+  </w:style>
+  <w:style w:type="character" w:styleId="QuoteChar" w:customStyle="1">
+    <w:name w:val="Quote Char"/>
+    <w:basedOn w:val="DefaultParagraphFont"/>
+    <w:link w:val="Quote"/>
+    <w:uiPriority w:val="29"/>
+    <w:qFormat/>
+    <w:rsid w:val="001d216d"/>
+    <w:rPr>
+      <w:i/>
+      <w:iCs/>
+      <w:color w:themeColor="text1" w:themeTint="bf" w:val="404040"/>
+    </w:rPr>
+  </w:style>
+  <w:style w:type="character" w:styleId="IntenseEmphasis">
+    <w:name w:val="Intense Emphasis"/>
+    <w:basedOn w:val="DefaultParagraphFont"/>
+    <w:uiPriority w:val="21"/>
+    <w:qFormat/>
+    <w:rsid w:val="001d216d"/>
+    <w:rPr>
+      <w:i/>
+      <w:iCs/>
+      <w:color w:themeColor="accent1" w:themeShade="bf" w:val="2F5496"/>
+    </w:rPr>
+  </w:style>
+  <w:style w:type="character" w:styleId="IntenseQuoteChar" w:customStyle="1">
+    <w:name w:val="Intense Quote Char"/>
+    <w:basedOn w:val="DefaultParagraphFont"/>
+    <w:link w:val="IntenseQuote"/>
+    <w:uiPriority w:val="30"/>
+    <w:qFormat/>
+    <w:rsid w:val="001d216d"/>
+    <w:rPr>
+      <w:i/>
+      <w:iCs/>
+      <w:color w:themeColor="accent1" w:themeShade="bf" w:val="2F5496"/>
+    </w:rPr>
+  </w:style>
+  <w:style w:type="character" w:styleId="IntenseReference">
+    <w:name w:val="Intense Reference"/>
+    <w:basedOn w:val="DefaultParagraphFont"/>
+    <w:uiPriority w:val="32"/>
+    <w:qFormat/>
+    <w:rsid w:val="001d216d"/>
+    <w:rPr>
+      <w:b/>
+      <w:bCs/>
+      <w:smallCaps/>
+      <w:color w:themeColor="accent1" w:themeShade="bf" w:val="2F5496"/>
+      <w:spacing w:val="5"/>
+    </w:rPr>
+  </w:style>
+  <w:style w:type="paragraph" w:styleId="Heading">
+    <w:name w:val="Heading"/>
+    <w:basedOn w:val="Normal"/>
+    <w:next w:val="BodyText"/>
+    <w:qFormat/>
+    <w:pPr>
+      <w:keepNext w:val="true"/>
+      <w:spacing w:before="240" w:after="120"/>
+    </w:pPr>
+    <w:rPr>
+      <w:rFonts w:ascii="Liberation Sans" w:hAnsi="Liberation Sans" w:eastAsia="Noto Sans CJK SC" w:cs="Noto Sans Devanagari"/>
+      <w:sz w:val="28"/>
+      <w:szCs w:val="28"/>
+    </w:rPr>
+  </w:style>
+  <w:style w:type="paragraph" w:styleId="BodyText">
+    <w:name w:val="Body Text"/>
+    <w:basedOn w:val="Normal"/>
+    <w:pPr>
+      <w:spacing w:lineRule="auto" w:line="276" w:before="0" w:after="140"/>
+    </w:pPr>
+    <w:rPr/>
+  </w:style>
+  <w:style w:type="paragraph" w:styleId="List">
+    <w:name w:val="List"/>
+    <w:basedOn w:val="BodyText"/>
+    <w:pPr/>
+    <w:rPr>
+      <w:rFonts w:cs="Noto Sans Devanagari"/>
+    </w:rPr>
+  </w:style>
+  <w:style w:type="paragraph" w:styleId="Caption">
+    <w:name w:val="caption"/>
+    <w:basedOn w:val="Normal"/>
+    <w:qFormat/>
+    <w:pPr>
+      <w:suppressLineNumbers/>
+      <w:spacing w:before="120" w:after="120"/>
+    </w:pPr>
+    <w:rPr>
+      <w:rFonts w:cs="Noto Sans Devanagari"/>
+      <w:i/>
+      <w:iCs/>
+      <w:sz w:val="24"/>
+      <w:szCs w:val="24"/>
+    </w:rPr>
+  </w:style>
+  <w:style w:type="paragraph" w:styleId="Index">
+    <w:name w:val="Index"/>
+    <w:basedOn w:val="Normal"/>
+    <w:qFormat/>
+    <w:pPr>
+      <w:suppressLineNumbers/>
+    </w:pPr>
+    <w:rPr>
+      <w:rFonts w:cs="Noto Sans Devanagari"/>
     </w:rPr>
   </w:style>
   <w:style w:type="paragraph" w:styleId="Title">
@@ -3454,29 +4247,15 @@
     <w:link w:val="TitleChar"/>
     <w:uiPriority w:val="10"/>
     <w:qFormat/>
-    <w:rsid w:val="001D216D"/>
+    <w:rsid w:val="001d216d"/>
     <w:pPr>
-      <w:spacing w:after="80" w:line="240" w:lineRule="auto"/>
+      <w:spacing w:lineRule="auto" w:line="240" w:before="0" w:after="80"/>
       <w:contextualSpacing/>
     </w:pPr>
     <w:rPr>
-      <w:rFonts w:asciiTheme="majorHAnsi" w:eastAsiaTheme="majorEastAsia" w:hAnsiTheme="majorHAnsi" w:cstheme="majorBidi"/>
+      <w:rFonts w:ascii="Calibri Light" w:hAnsi="Calibri Light" w:eastAsia="" w:cs="Times New Roman" w:asciiTheme="majorHAnsi" w:cstheme="majorBidi" w:eastAsiaTheme="majorEastAsia" w:hAnsiTheme="majorHAnsi"/>
       <w:spacing w:val="-10"/>
-      <w:kern w:val="28"/>
-      <w:sz w:val="56"/>
-      <w:szCs w:val="56"/>
-    </w:rPr>
-  </w:style>
-  <w:style w:type="character" w:customStyle="1" w:styleId="TitleChar">
-    <w:name w:val="Title Char"/>
-    <w:basedOn w:val="DefaultParagraphFont"/>
-    <w:link w:val="Title"/>
-    <w:uiPriority w:val="10"/>
-    <w:rsid w:val="001D216D"/>
-    <w:rPr>
-      <w:rFonts w:asciiTheme="majorHAnsi" w:eastAsiaTheme="majorEastAsia" w:hAnsiTheme="majorHAnsi" w:cstheme="majorBidi"/>
-      <w:spacing w:val="-10"/>
-      <w:kern w:val="28"/>
+      <w:kern w:val="2"/>
       <w:sz w:val="56"/>
       <w:szCs w:val="56"/>
     </w:rPr>
@@ -3488,29 +4267,11 @@
     <w:link w:val="SubtitleChar"/>
     <w:uiPriority w:val="11"/>
     <w:qFormat/>
-    <w:rsid w:val="001D216D"/>
-    <w:pPr>
-      <w:numPr>
-        <w:ilvl w:val="1"/>
-      </w:numPr>
-    </w:pPr>
+    <w:rsid w:val="001d216d"/>
+    <w:pPr/>
     <w:rPr>
-      <w:rFonts w:eastAsiaTheme="majorEastAsia" w:cstheme="majorBidi"/>
-      <w:color w:val="595959" w:themeColor="text1" w:themeTint="A6"/>
-      <w:spacing w:val="15"/>
-      <w:sz w:val="28"/>
-      <w:szCs w:val="28"/>
-    </w:rPr>
-  </w:style>
-  <w:style w:type="character" w:customStyle="1" w:styleId="SubtitleChar">
-    <w:name w:val="Subtitle Char"/>
-    <w:basedOn w:val="DefaultParagraphFont"/>
-    <w:link w:val="Subtitle"/>
-    <w:uiPriority w:val="11"/>
-    <w:rsid w:val="001D216D"/>
-    <w:rPr>
-      <w:rFonts w:eastAsiaTheme="majorEastAsia" w:cstheme="majorBidi"/>
-      <w:color w:val="595959" w:themeColor="text1" w:themeTint="A6"/>
+      <w:rFonts w:eastAsia="" w:cs="Times New Roman" w:cstheme="majorBidi" w:eastAsiaTheme="majorEastAsia"/>
+      <w:color w:themeColor="text1" w:themeTint="a6" w:val="595959"/>
       <w:spacing w:val="15"/>
       <w:sz w:val="28"/>
       <w:szCs w:val="28"/>
@@ -3523,27 +4284,15 @@
     <w:link w:val="QuoteChar"/>
     <w:uiPriority w:val="29"/>
     <w:qFormat/>
-    <w:rsid w:val="001D216D"/>
+    <w:rsid w:val="001d216d"/>
     <w:pPr>
-      <w:spacing w:before="160"/>
+      <w:spacing w:before="160" w:after="160"/>
       <w:jc w:val="center"/>
     </w:pPr>
     <w:rPr>
       <w:i/>
       <w:iCs/>
-      <w:color w:val="404040" w:themeColor="text1" w:themeTint="BF"/>
-    </w:rPr>
-  </w:style>
-  <w:style w:type="character" w:customStyle="1" w:styleId="QuoteChar">
-    <w:name w:val="Quote Char"/>
-    <w:basedOn w:val="DefaultParagraphFont"/>
-    <w:link w:val="Quote"/>
-    <w:uiPriority w:val="29"/>
-    <w:rsid w:val="001D216D"/>
-    <w:rPr>
-      <w:i/>
-      <w:iCs/>
-      <w:color w:val="404040" w:themeColor="text1" w:themeTint="BF"/>
+      <w:color w:themeColor="text1" w:themeTint="bf" w:val="404040"/>
     </w:rPr>
   </w:style>
   <w:style w:type="paragraph" w:styleId="ListParagraph">
@@ -3551,23 +4300,13 @@
     <w:basedOn w:val="Normal"/>
     <w:uiPriority w:val="34"/>
     <w:qFormat/>
-    <w:rsid w:val="001D216D"/>
+    <w:rsid w:val="001d216d"/>
     <w:pPr>
-      <w:ind w:left="720"/>
+      <w:spacing w:before="0" w:after="160"/>
+      <w:ind w:start="720"/>
       <w:contextualSpacing/>
     </w:pPr>
-  </w:style>
-  <w:style w:type="character" w:styleId="IntenseEmphasis">
-    <w:name w:val="Intense Emphasis"/>
-    <w:basedOn w:val="DefaultParagraphFont"/>
-    <w:uiPriority w:val="21"/>
-    <w:qFormat/>
-    <w:rsid w:val="001D216D"/>
-    <w:rPr>
-      <w:i/>
-      <w:iCs/>
-      <w:color w:val="2F5496" w:themeColor="accent1" w:themeShade="BF"/>
-    </w:rPr>
+    <w:rPr/>
   </w:style>
   <w:style w:type="paragraph" w:styleId="IntenseQuote">
     <w:name w:val="Intense Quote"/>
@@ -3576,46 +4315,20 @@
     <w:link w:val="IntenseQuoteChar"/>
     <w:uiPriority w:val="30"/>
     <w:qFormat/>
-    <w:rsid w:val="001D216D"/>
+    <w:rsid w:val="001d216d"/>
     <w:pPr>
       <w:pBdr>
-        <w:top w:val="single" w:sz="4" w:space="10" w:color="2F5496" w:themeColor="accent1" w:themeShade="BF"/>
-        <w:bottom w:val="single" w:sz="4" w:space="10" w:color="2F5496" w:themeColor="accent1" w:themeShade="BF"/>
+        <w:top w:val="single" w:sz="4" w:space="10" w:color="2F5496" w:themeColor="accent1" w:themeShade="bf"/>
+        <w:bottom w:val="single" w:sz="4" w:space="10" w:color="2F5496" w:themeColor="accent1" w:themeShade="bf"/>
       </w:pBdr>
       <w:spacing w:before="360" w:after="360"/>
-      <w:ind w:left="864" w:right="864"/>
+      <w:ind w:start="864" w:end="864"/>
       <w:jc w:val="center"/>
     </w:pPr>
     <w:rPr>
       <w:i/>
       <w:iCs/>
-      <w:color w:val="2F5496" w:themeColor="accent1" w:themeShade="BF"/>
-    </w:rPr>
-  </w:style>
-  <w:style w:type="character" w:customStyle="1" w:styleId="IntenseQuoteChar">
-    <w:name w:val="Intense Quote Char"/>
-    <w:basedOn w:val="DefaultParagraphFont"/>
-    <w:link w:val="IntenseQuote"/>
-    <w:uiPriority w:val="30"/>
-    <w:rsid w:val="001D216D"/>
-    <w:rPr>
-      <w:i/>
-      <w:iCs/>
-      <w:color w:val="2F5496" w:themeColor="accent1" w:themeShade="BF"/>
-    </w:rPr>
-  </w:style>
-  <w:style w:type="character" w:styleId="IntenseReference">
-    <w:name w:val="Intense Reference"/>
-    <w:basedOn w:val="DefaultParagraphFont"/>
-    <w:uiPriority w:val="32"/>
-    <w:qFormat/>
-    <w:rsid w:val="001D216D"/>
-    <w:rPr>
-      <w:b/>
-      <w:bCs/>
-      <w:smallCaps/>
-      <w:color w:val="2F5496" w:themeColor="accent1" w:themeShade="BF"/>
-      <w:spacing w:val="5"/>
+      <w:color w:themeColor="accent1" w:themeShade="bf" w:val="2F5496"/>
     </w:rPr>
   </w:style>
   <w:style w:type="paragraph" w:styleId="NormalWeb">
@@ -3624,29 +4337,51 @@
     <w:uiPriority w:val="99"/>
     <w:semiHidden/>
     <w:unhideWhenUsed/>
-    <w:rsid w:val="00C745F7"/>
+    <w:qFormat/>
+    <w:rsid w:val="00c745f7"/>
     <w:pPr>
-      <w:spacing w:before="100" w:beforeAutospacing="1" w:after="100" w:afterAutospacing="1" w:line="240" w:lineRule="auto"/>
+      <w:spacing w:lineRule="auto" w:line="240" w:beforeAutospacing="1" w:afterAutospacing="1"/>
     </w:pPr>
     <w:rPr>
-      <w:rFonts w:ascii="Times New Roman" w:eastAsia="Times New Roman" w:hAnsi="Times New Roman" w:cs="Times New Roman"/>
+      <w:rFonts w:ascii="Times New Roman" w:hAnsi="Times New Roman" w:eastAsia="Times New Roman" w:cs="Times New Roman"/>
       <w:kern w:val="0"/>
       <w:lang w:eastAsia="en-GB"/>
       <w14:ligatures w14:val="none"/>
     </w:rPr>
   </w:style>
+  <w:style w:type="numbering" w:styleId="NoList" w:default="1">
+    <w:name w:val="No List"/>
+    <w:uiPriority w:val="99"/>
+    <w:semiHidden/>
+    <w:unhideWhenUsed/>
+    <w:qFormat/>
+  </w:style>
+  <w:style w:type="table" w:default="1" w:styleId="TableNormal">
+    <w:name w:val="Normal Table"/>
+    <w:uiPriority w:val="99"/>
+    <w:semiHidden/>
+    <w:unhideWhenUsed/>
+    <w:tblPr>
+      <w:tblCellMar>
+        <w:top w:w="0" w:type="dxa"/>
+        <w:left w:w="108" w:type="dxa"/>
+        <w:bottom w:w="0" w:type="dxa"/>
+        <w:right w:w="108" w:type="dxa"/>
+      </w:tblCellMar>
+    </w:tblPr>
+  </w:style>
 </w:styles>
 </file>
 
 <file path=word/theme/theme1.xml><?xml version="1.0" encoding="utf-8"?>
-<a:theme xmlns:a="http://schemas.openxmlformats.org/drawingml/2006/main" name="Office Theme">
+<a:theme xmlns:a="http://schemas.openxmlformats.org/drawingml/2006/main" xmlns:r="http://schemas.openxmlformats.org/officeDocument/2006/relationships" name="Office Theme">
   <a:themeElements>
     <a:clrScheme name="Office">
       <a:dk1>
-        <a:sysClr val="windowText" lastClr="000000"/>
+        <a:srgbClr val="000000"/>
       </a:dk1>
       <a:lt1>
-        <a:sysClr val="window" lastClr="FFFFFF"/>
+        <a:srgbClr val="FFFFFF"/>
       </a:lt1>
       <a:dk2>
         <a:srgbClr val="44546A"/>
@@ -3681,153 +4416,55 @@
     </a:clrScheme>
     <a:fontScheme name="Office">
       <a:majorFont>
-        <a:latin typeface="Calibri Light" panose="020F0302020204030204"/>
+        <a:latin typeface="Calibri Light" panose="020F0302020204030204" pitchFamily="0" charset="1"/>
         <a:ea typeface=""/>
         <a:cs typeface=""/>
-        <a:font script="Jpan" typeface="游ゴシック Light"/>
-        <a:font script="Hang" typeface="맑은 고딕"/>
-        <a:font script="Hans" typeface="等线 Light"/>
-        <a:font script="Hant" typeface="新細明體"/>
-        <a:font script="Arab" typeface="Times New Roman"/>
-        <a:font script="Hebr" typeface="Times New Roman"/>
-        <a:font script="Thai" typeface="Angsana New"/>
-        <a:font script="Ethi" typeface="Nyala"/>
-        <a:font script="Beng" typeface="Vrinda"/>
-        <a:font script="Gujr" typeface="Shruti"/>
-        <a:font script="Khmr" typeface="MoolBoran"/>
-        <a:font script="Knda" typeface="Tunga"/>
-        <a:font script="Guru" typeface="Raavi"/>
-        <a:font script="Cans" typeface="Euphemia"/>
-        <a:font script="Cher" typeface="Plantagenet Cherokee"/>
-        <a:font script="Yiii" typeface="Microsoft Yi Baiti"/>
-        <a:font script="Tibt" typeface="Microsoft Himalaya"/>
-        <a:font script="Thaa" typeface="MV Boli"/>
-        <a:font script="Deva" typeface="Mangal"/>
-        <a:font script="Telu" typeface="Gautami"/>
-        <a:font script="Taml" typeface="Latha"/>
-        <a:font script="Syrc" typeface="Estrangelo Edessa"/>
-        <a:font script="Orya" typeface="Kalinga"/>
-        <a:font script="Mlym" typeface="Kartika"/>
-        <a:font script="Laoo" typeface="DokChampa"/>
-        <a:font script="Sinh" typeface="Iskoola Pota"/>
-        <a:font script="Mong" typeface="Mongolian Baiti"/>
-        <a:font script="Viet" typeface="Times New Roman"/>
-        <a:font script="Uigh" typeface="Microsoft Uighur"/>
-        <a:font script="Geor" typeface="Sylfaen"/>
-        <a:font script="Armn" typeface="Arial"/>
-        <a:font script="Bugi" typeface="Leelawadee UI"/>
-        <a:font script="Bopo" typeface="Microsoft JhengHei"/>
-        <a:font script="Java" typeface="Javanese Text"/>
-        <a:font script="Lisu" typeface="Segoe UI"/>
-        <a:font script="Mymr" typeface="Myanmar Text"/>
-        <a:font script="Nkoo" typeface="Ebrima"/>
-        <a:font script="Olck" typeface="Nirmala UI"/>
-        <a:font script="Osma" typeface="Ebrima"/>
-        <a:font script="Phag" typeface="Phagspa"/>
-        <a:font script="Syrn" typeface="Estrangelo Edessa"/>
-        <a:font script="Syrj" typeface="Estrangelo Edessa"/>
-        <a:font script="Syre" typeface="Estrangelo Edessa"/>
-        <a:font script="Sora" typeface="Nirmala UI"/>
-        <a:font script="Tale" typeface="Microsoft Tai Le"/>
-        <a:font script="Talu" typeface="Microsoft New Tai Lue"/>
-        <a:font script="Tfng" typeface="Ebrima"/>
       </a:majorFont>
       <a:minorFont>
-        <a:latin typeface="Calibri" panose="020F0502020204030204"/>
+        <a:latin typeface="Calibri" panose="020F0502020204030204" pitchFamily="0" charset="1"/>
         <a:ea typeface=""/>
         <a:cs typeface=""/>
-        <a:font script="Jpan" typeface="游ゴシック"/>
-        <a:font script="Hang" typeface="맑은 고딕"/>
-        <a:font script="Hans" typeface="等线"/>
-        <a:font script="Hant" typeface="新細明體"/>
-        <a:font script="Arab" typeface="Arial"/>
-        <a:font script="Hebr" typeface="Arial"/>
-        <a:font script="Thai" typeface="Cordia New"/>
-        <a:font script="Ethi" typeface="Nyala"/>
-        <a:font script="Beng" typeface="Vrinda"/>
-        <a:font script="Gujr" typeface="Shruti"/>
-        <a:font script="Khmr" typeface="DaunPenh"/>
-        <a:font script="Knda" typeface="Tunga"/>
-        <a:font script="Guru" typeface="Raavi"/>
-        <a:font script="Cans" typeface="Euphemia"/>
-        <a:font script="Cher" typeface="Plantagenet Cherokee"/>
-        <a:font script="Yiii" typeface="Microsoft Yi Baiti"/>
-        <a:font script="Tibt" typeface="Microsoft Himalaya"/>
-        <a:font script="Thaa" typeface="MV Boli"/>
-        <a:font script="Deva" typeface="Mangal"/>
-        <a:font script="Telu" typeface="Gautami"/>
-        <a:font script="Taml" typeface="Latha"/>
-        <a:font script="Syrc" typeface="Estrangelo Edessa"/>
-        <a:font script="Orya" typeface="Kalinga"/>
-        <a:font script="Mlym" typeface="Kartika"/>
-        <a:font script="Laoo" typeface="DokChampa"/>
-        <a:font script="Sinh" typeface="Iskoola Pota"/>
-        <a:font script="Mong" typeface="Mongolian Baiti"/>
-        <a:font script="Viet" typeface="Arial"/>
-        <a:font script="Uigh" typeface="Microsoft Uighur"/>
-        <a:font script="Geor" typeface="Sylfaen"/>
-        <a:font script="Armn" typeface="Arial"/>
-        <a:font script="Bugi" typeface="Leelawadee UI"/>
-        <a:font script="Bopo" typeface="Microsoft JhengHei"/>
-        <a:font script="Java" typeface="Javanese Text"/>
-        <a:font script="Lisu" typeface="Segoe UI"/>
-        <a:font script="Mymr" typeface="Myanmar Text"/>
-        <a:font script="Nkoo" typeface="Ebrima"/>
-        <a:font script="Olck" typeface="Nirmala UI"/>
-        <a:font script="Osma" typeface="Ebrima"/>
-        <a:font script="Phag" typeface="Phagspa"/>
-        <a:font script="Syrn" typeface="Estrangelo Edessa"/>
-        <a:font script="Syrj" typeface="Estrangelo Edessa"/>
-        <a:font script="Syre" typeface="Estrangelo Edessa"/>
-        <a:font script="Sora" typeface="Nirmala UI"/>
-        <a:font script="Tale" typeface="Microsoft Tai Le"/>
-        <a:font script="Talu" typeface="Microsoft New Tai Lue"/>
-        <a:font script="Tfng" typeface="Ebrima"/>
       </a:minorFont>
     </a:fontScheme>
-    <a:fmtScheme name="Office">
+    <a:fmtScheme>
       <a:fillStyleLst>
         <a:solidFill>
           <a:schemeClr val="phClr"/>
         </a:solidFill>
-        <a:gradFill rotWithShape="1">
+        <a:gradFill>
           <a:gsLst>
             <a:gs pos="0">
               <a:schemeClr val="phClr">
                 <a:lumMod val="110000"/>
-                <a:satMod val="105000"/>
                 <a:tint val="67000"/>
               </a:schemeClr>
             </a:gs>
             <a:gs pos="50000">
               <a:schemeClr val="phClr">
                 <a:lumMod val="105000"/>
-                <a:satMod val="103000"/>
                 <a:tint val="73000"/>
               </a:schemeClr>
             </a:gs>
             <a:gs pos="100000">
               <a:schemeClr val="phClr">
                 <a:lumMod val="105000"/>
-                <a:satMod val="109000"/>
                 <a:tint val="81000"/>
               </a:schemeClr>
             </a:gs>
           </a:gsLst>
           <a:lin ang="5400000" scaled="0"/>
+          <a:tileRect l="0" t="0" r="0" b="0"/>
         </a:gradFill>
-        <a:gradFill rotWithShape="1">
+        <a:gradFill>
           <a:gsLst>
             <a:gs pos="0">
               <a:schemeClr val="phClr">
-                <a:satMod val="103000"/>
                 <a:lumMod val="102000"/>
                 <a:tint val="94000"/>
               </a:schemeClr>
             </a:gs>
             <a:gs pos="50000">
               <a:schemeClr val="phClr">
-                <a:satMod val="110000"/>
                 <a:lumMod val="100000"/>
                 <a:shade val="100000"/>
               </a:schemeClr>
@@ -3835,33 +4472,24 @@
             <a:gs pos="100000">
               <a:schemeClr val="phClr">
                 <a:lumMod val="99000"/>
-                <a:satMod val="120000"/>
                 <a:shade val="78000"/>
               </a:schemeClr>
             </a:gs>
           </a:gsLst>
           <a:lin ang="5400000" scaled="0"/>
+          <a:tileRect l="0" t="0" r="0" b="0"/>
         </a:gradFill>
       </a:fillStyleLst>
       <a:lnStyleLst>
         <a:ln w="6350" cap="flat" cmpd="sng" algn="ctr">
-          <a:solidFill>
-            <a:schemeClr val="phClr"/>
-          </a:solidFill>
           <a:prstDash val="solid"/>
           <a:miter lim="800000"/>
         </a:ln>
         <a:ln w="12700" cap="flat" cmpd="sng" algn="ctr">
-          <a:solidFill>
-            <a:schemeClr val="phClr"/>
-          </a:solidFill>
           <a:prstDash val="solid"/>
           <a:miter lim="800000"/>
         </a:ln>
         <a:ln w="19050" cap="flat" cmpd="sng" algn="ctr">
-          <a:solidFill>
-            <a:schemeClr val="phClr"/>
-          </a:solidFill>
           <a:prstDash val="solid"/>
           <a:miter lim="800000"/>
         </a:ln>
@@ -3874,13 +4502,7 @@
           <a:effectLst/>
         </a:effectStyle>
         <a:effectStyle>
-          <a:effectLst>
-            <a:outerShdw blurRad="57150" dist="19050" dir="5400000" algn="ctr" rotWithShape="0">
-              <a:srgbClr val="000000">
-                <a:alpha val="63000"/>
-              </a:srgbClr>
-            </a:outerShdw>
-          </a:effectLst>
+          <a:effectLst/>
         </a:effectStyle>
       </a:effectStyleLst>
       <a:bgFillStyleLst>
@@ -3890,15 +4512,13 @@
         <a:solidFill>
           <a:schemeClr val="phClr">
             <a:tint val="95000"/>
-            <a:satMod val="170000"/>
           </a:schemeClr>
         </a:solidFill>
-        <a:gradFill rotWithShape="1">
+        <a:gradFill>
           <a:gsLst>
             <a:gs pos="0">
               <a:schemeClr val="phClr">
                 <a:tint val="93000"/>
-                <a:satMod val="150000"/>
                 <a:shade val="98000"/>
                 <a:lumMod val="102000"/>
               </a:schemeClr>
@@ -3906,7 +4526,6 @@
             <a:gs pos="50000">
               <a:schemeClr val="phClr">
                 <a:tint val="98000"/>
-                <a:satMod val="130000"/>
                 <a:shade val="90000"/>
                 <a:lumMod val="103000"/>
               </a:schemeClr>
@@ -3914,21 +4533,14 @@
             <a:gs pos="100000">
               <a:schemeClr val="phClr">
                 <a:shade val="63000"/>
-                <a:satMod val="120000"/>
               </a:schemeClr>
             </a:gs>
           </a:gsLst>
           <a:lin ang="5400000" scaled="0"/>
+          <a:tileRect l="0" t="0" r="0" b="0"/>
         </a:gradFill>
       </a:bgFillStyleLst>
     </a:fmtScheme>
   </a:themeElements>
-  <a:objectDefaults/>
-  <a:extraClrSchemeLst/>
-  <a:extLst>
-    <a:ext uri="{05A4C25C-085E-4340-85A3-A5531E510DB2}">
-      <thm15:themeFamily xmlns:thm15="http://schemas.microsoft.com/office/thememl/2012/main" name="Office Theme" id="{62F939B6-93AF-4DB8-9C6B-D6C7DFDC589F}" vid="{4A3C46E8-61CC-4603-A589-7422A47A8E4A}"/>
-    </a:ext>
-  </a:extLst>
 </a:theme>
 </file>